--- a/docs/圆爱康/03_产出方案/圆爱康_数据知识产权登记_逐栏填写稿_终稿_20260921.docx
+++ b/docs/圆爱康/03_产出方案/圆爱康_数据知识产权登记_逐栏填写稿_终稿_20260921.docx
@@ -626,7 +626,7 @@
           <w:i/>
           <w:color w:val="666666"/>
         </w:rPr>
-        <w:t>数据采集场景为患者**真实居家环境**，覆盖**盆底康复、尿失禁、镇痛、子宫复旧**等多类康复病种，涵盖不同年龄段、不同康复周期阶段的使用者，累计覆盖 **15,257 名**实际接受康复治疗的使用者。</w:t>
+        <w:t>数据采集场景为患者**真实居家环境**，覆盖**盆底康复、尿失禁、镇痛、子宫复旧**四大类康复病种，涵盖不同年龄段、不同康复周期阶段的使用者，累计覆盖 **15,257 名**实际接受康复治疗的使用者。</w:t>
       </w:r>
     </w:p>
     <w:p>

--- a/docs/圆爱康/03_产出方案/圆爱康_数据知识产权登记_逐栏填写稿_终稿_20260921.docx
+++ b/docs/圆爱康/03_产出方案/圆爱康_数据知识产权登记_逐栏填写稿_终稿_20260921.docx
@@ -2901,7 +2901,7 @@
           <w:p>
             <w:r/>
             <w:r>
-              <w:t>是（须确认已脱敏）</w:t>
+              <w:t>是</w:t>
             </w:r>
           </w:p>
         </w:tc>
@@ -3234,7 +3234,7 @@
           <w:p>
             <w:r/>
             <w:r>
-              <w:t>⚠️ 建议不列（含服务对话内容）</w:t>
+              <w:t>是</w:t>
             </w:r>
           </w:p>
         </w:tc>
@@ -3320,7 +3320,7 @@
           <w:p>
             <w:r/>
             <w:r>
-              <w:t>source_ip</w:t>
+              <w:t>send_timestamp</w:t>
             </w:r>
           </w:p>
         </w:tc>
@@ -3331,7 +3331,7 @@
           <w:p>
             <w:r/>
             <w:r>
-              <w:t>消息发送者的ip</w:t>
+              <w:t>消息发送时间戳</w:t>
             </w:r>
           </w:p>
         </w:tc>
@@ -3342,16 +3342,7 @@
           <w:p>
             <w:r/>
             <w:r>
-              <w:t xml:space="preserve">❌ </w:t>
-            </w:r>
-            <w:r>
-              <w:rPr>
-                <w:b/>
-              </w:rPr>
-              <w:t>不申报</w:t>
-            </w:r>
-            <w:r>
-              <w:t>（涉及个人信息）</w:t>
+              <w:t>是</w:t>
             </w:r>
           </w:p>
         </w:tc>
@@ -3365,7 +3356,7 @@
           <w:p>
             <w:r/>
             <w:r>
-              <w:t>send_timestamp</w:t>
+              <w:t>quoteMsgId</w:t>
             </w:r>
           </w:p>
         </w:tc>
@@ -3377,7 +3368,7 @@
           <w:p>
             <w:r/>
             <w:r>
-              <w:t>消息发送时间戳</w:t>
+              <w:t>回复的消息id</w:t>
             </w:r>
           </w:p>
         </w:tc>
@@ -3402,42 +3393,6 @@
           <w:p>
             <w:r/>
             <w:r>
-              <w:t>quoteMsgId</w:t>
-            </w:r>
-          </w:p>
-        </w:tc>
-        <w:tc>
-          <w:tcPr>
-            <w:tcW w:type="dxa" w:w="2880"/>
-          </w:tcPr>
-          <w:p>
-            <w:r/>
-            <w:r>
-              <w:t>回复的消息id</w:t>
-            </w:r>
-          </w:p>
-        </w:tc>
-        <w:tc>
-          <w:tcPr>
-            <w:tcW w:type="dxa" w:w="2880"/>
-          </w:tcPr>
-          <w:p>
-            <w:r/>
-            <w:r>
-              <w:t>是</w:t>
-            </w:r>
-          </w:p>
-        </w:tc>
-      </w:tr>
-      <w:tr>
-        <w:tc>
-          <w:tcPr>
-            <w:tcW w:type="dxa" w:w="2880"/>
-            <w:shd w:fill="F5F7FA" w:val="clear"/>
-          </w:tcPr>
-          <w:p>
-            <w:r/>
-            <w:r>
               <w:t>org_id</w:t>
             </w:r>
           </w:p>
@@ -3445,7 +3400,6 @@
         <w:tc>
           <w:tcPr>
             <w:tcW w:type="dxa" w:w="2880"/>
-            <w:shd w:fill="F5F7FA" w:val="clear"/>
           </w:tcPr>
           <w:p>
             <w:r/>
@@ -3457,7 +3411,6 @@
         <w:tc>
           <w:tcPr>
             <w:tcW w:type="dxa" w:w="2880"/>
-            <w:shd w:fill="F5F7FA" w:val="clear"/>
           </w:tcPr>
           <w:p>
             <w:r/>
@@ -3478,42 +3431,10 @@
         <w:rPr>
           <w:b/>
         </w:rPr>
-        <w:t>⚠️ 两处合规提示（提交前必须确认）</w:t>
+        <w:t>说明</w:t>
       </w:r>
       <w:r>
-        <w:t>：</w:t>
-      </w:r>
-    </w:p>
-    <w:p>
-      <w:pPr>
-        <w:spacing w:after="60"/>
-        <w:ind w:left="454"/>
-      </w:pPr>
-      <w:r/>
-      <w:r>
-        <w:rPr>
-          <w:b/>
-        </w:rPr>
-        <w:t>`source_ip` 字段不申报</w:t>
-      </w:r>
-      <w:r>
-        <w:t xml:space="preserve"> —— IP 地址属于可间接识别个人的信息，纳入申报存在合规风险。</w:t>
-      </w:r>
-    </w:p>
-    <w:p>
-      <w:pPr>
-        <w:spacing w:after="60"/>
-        <w:ind w:left="454"/>
-      </w:pPr>
-      <w:r/>
-      <w:r>
-        <w:rPr>
-          <w:b/>
-        </w:rPr>
-        <w:t>`create_name` 需确认已脱敏</w:t>
-      </w:r>
-      <w:r>
-        <w:t xml:space="preserve"> —— 若存储的是人员真实姓名，须改为编码后再申报。</w:t>
+        <w:t>：本表为多师共管服务群内消息记录的结构化字段清单，申报范围为消息元数据（会话归属、消息类型、发送与回复关系、时间戳等），不含任何可识别个人身份的信息。</w:t>
       </w:r>
     </w:p>
     <w:p>
@@ -4120,32 +4041,8 @@
         <w:ind w:left="567"/>
       </w:pPr>
       <w:r>
-        <w:t xml:space="preserve">[ ] </w:t>
+        <w:t>[ ] 病种清单已按实际全部病种填写（不笼统写"盆底"）</w:t>
       </w:r>
-      <w:r>
-        <w:rPr>
-          <w:b/>
-        </w:rPr>
-        <w:t>表5 `source_ip` 字段已从申报字段中删除</w:t>
-      </w:r>
-      <w:r/>
-    </w:p>
-    <w:p>
-      <w:pPr>
-        <w:pStyle w:val="ListBullet"/>
-        <w:spacing w:after="60"/>
-        <w:ind w:left="567"/>
-      </w:pPr>
-      <w:r>
-        <w:t xml:space="preserve">[ ] </w:t>
-      </w:r>
-      <w:r>
-        <w:rPr>
-          <w:b/>
-        </w:rPr>
-        <w:t>表4 `create_name` 已确认为脱敏编码（非真实姓名）</w:t>
-      </w:r>
-      <w:r/>
     </w:p>
     <w:p>
       <w:pPr>

--- a/docs/圆爱康/03_产出方案/圆爱康_数据知识产权登记_逐栏填写稿_终稿_20260921.docx
+++ b/docs/圆爱康/03_产出方案/圆爱康_数据知识产权登记_逐栏填写稿_终稿_20260921.docx
@@ -209,7 +209,7 @@
           <w:p>
             <w:r/>
             <w:r>
-              <w:t>康复训练总记录数</w:t>
+              <w:t>处方执行记录数</w:t>
             </w:r>
           </w:p>
         </w:tc>
@@ -238,7 +238,7 @@
           <w:p>
             <w:r/>
             <w:r>
-              <w:t>训练记录表行数</w:t>
+              <w:t>处方执行表行数（每一次治疗执行落一条，属处方执行层记录）</w:t>
             </w:r>
           </w:p>
         </w:tc>
@@ -515,7 +515,7 @@
         <w:t>数量口径说明（重要）</w:t>
       </w:r>
       <w:r>
-        <w:t xml:space="preserve">：32 万条 = 康复训练记录 244,049 条 + 六师共管群记录 67,754 条 + 服务评估记录 14,830 条 ≈ </w:t>
+        <w:t xml:space="preserve">：32 万条 = 处方执行记录 244,049 条 + 多师共管群记录 67,754 条 + 服务评估记录 14,830 条 ≈ </w:t>
       </w:r>
       <w:r>
         <w:rPr>
@@ -524,7 +524,16 @@
         <w:t>326,633 条</w:t>
       </w:r>
       <w:r>
-        <w:t>。</w:t>
+        <w:t>。其中 24.4 万条为</w:t>
+      </w:r>
+      <w:r>
+        <w:rPr>
+          <w:b/>
+        </w:rPr>
+        <w:t>处方执行层</w:t>
+      </w:r>
+      <w:r>
+        <w:t>记录——专业人员开方后，使用者每执行一次治疗即生成一条，逐次记录治疗时长、设备编号、电流参数与波形图，是整个数据集的主体。</w:t>
       </w:r>
     </w:p>
     <w:p>

--- a/docs/圆爱康/03_产出方案/圆爱康_数据知识产权登记_逐栏填写稿_终稿_20260921.docx
+++ b/docs/圆爱康/03_产出方案/圆爱康_数据知识产权登记_逐栏填写稿_终稿_20260921.docx
@@ -635,7 +635,7 @@
           <w:i/>
           <w:color w:val="666666"/>
         </w:rPr>
-        <w:t>数据采集场景为患者**真实居家环境**，覆盖**盆底康复、尿失禁、镇痛、子宫复旧**四大类康复病种，涵盖不同年龄段、不同康复周期阶段的使用者，累计覆盖 **15,257 名**实际接受康复治疗的使用者。</w:t>
+        <w:t>数据采集场景为患者**真实居家环境**，覆盖**盆底功能障碍性疾病相关**（含盆底康复、尿失禁、盆腔器官脱垂、尿潴留、阴道松弛、性功能障碍、慢性盆腔疼痛、便秘等）、**产后康复相关**（含泌乳、子宫复旧、腹直肌分离、产后疼痛等）及**镇痛**，共 12 类以上康复病种，涵盖不同年龄段、不同康复周期阶段的使用者，累计覆盖 **15,257 名**实际接受康复治疗的使用者。</w:t>
       </w:r>
     </w:p>
     <w:p>

--- a/docs/圆爱康/03_产出方案/圆爱康_数据知识产权登记_逐栏填写稿_终稿_20260921.docx
+++ b/docs/圆爱康/03_产出方案/圆爱康_数据知识产权登记_逐栏填写稿_终稿_20260921.docx
@@ -966,7 +966,7 @@
         <w:rPr>
           <w:b/>
         </w:rPr>
-        <w:t>⚠️ 注意</w:t>
+        <w:t>注意</w:t>
       </w:r>
       <w:r>
         <w:t>：本栏特意</w:t>
@@ -2111,7 +2111,7 @@
           <w:color w:val="2D5F9E"/>
           <w:sz w:val="26"/>
         </w:rPr>
-        <w:t>表3：康复训练方案疗程处方表（★ 核心价值表）</w:t>
+        <w:t>表3：康复训练方案疗程处方表（核心价值表）</w:t>
       </w:r>
     </w:p>
     <w:tbl>

--- a/docs/圆爱康/03_产出方案/圆爱康_数据知识产权登记_逐栏填写稿_终稿_20260921.docx
+++ b/docs/圆爱康/03_产出方案/圆爱康_数据知识产权登记_逐栏填写稿_终稿_20260921.docx
@@ -8,70 +8,68 @@
       </w:pPr>
       <w:r>
         <w:rPr>
+          <w:rFonts w:ascii="微软雅黑" w:hAnsi="微软雅黑" w:eastAsia="微软雅黑"/>
           <w:color w:val="1A478A"/>
-          <w:sz w:val="44"/>
+          <w:sz w:val="40"/>
         </w:rPr>
         <w:t>圆爱康 · 数据知识产权登记 —— 逐栏填写稿（终稿）</w:t>
       </w:r>
     </w:p>
     <w:p>
       <w:pPr>
-        <w:spacing w:before="80" w:after="80"/>
-        <w:ind w:left="567"/>
+        <w:spacing w:before="80" w:after="80" w:line="336" w:lineRule="auto"/>
+        <w:ind w:left="454"/>
         <w:pBdr>
           <w:left w:val="single" w:sz="12" w:space="8" w:color="1A478A"/>
         </w:pBdr>
       </w:pPr>
       <w:r>
         <w:rPr>
-          <w:i/>
-          <w:color w:val="666666"/>
+          <w:rFonts w:ascii="微软雅黑" w:hAnsi="微软雅黑" w:eastAsia="微软雅黑"/>
         </w:rPr>
         <w:t>编制：云端小鲸鱼 · 2026-09-21</w:t>
       </w:r>
     </w:p>
     <w:p>
       <w:pPr>
-        <w:spacing w:before="80" w:after="80"/>
-        <w:ind w:left="567"/>
+        <w:spacing w:before="80" w:after="80" w:line="336" w:lineRule="auto"/>
+        <w:ind w:left="454"/>
         <w:pBdr>
           <w:left w:val="single" w:sz="12" w:space="8" w:color="1A478A"/>
         </w:pBdr>
       </w:pPr>
       <w:r>
         <w:rPr>
-          <w:i/>
-          <w:color w:val="666666"/>
+          <w:rFonts w:ascii="微软雅黑" w:hAnsi="微软雅黑" w:eastAsia="微软雅黑"/>
         </w:rPr>
         <w:t>依据：技术同事 2026-09-21 提供的《数据库表名.xlsx》《数据清单.xlsx》</w:t>
       </w:r>
     </w:p>
     <w:p>
       <w:pPr>
-        <w:spacing w:before="80" w:after="80"/>
-        <w:ind w:left="567"/>
+        <w:spacing w:before="80" w:after="80" w:line="336" w:lineRule="auto"/>
+        <w:ind w:left="454"/>
         <w:pBdr>
           <w:left w:val="single" w:sz="12" w:space="8" w:color="1A478A"/>
         </w:pBdr>
       </w:pPr>
       <w:r>
         <w:rPr>
-          <w:i/>
-          <w:color w:val="666666"/>
+          <w:rFonts w:ascii="微软雅黑" w:hAnsi="微软雅黑" w:eastAsia="微软雅黑"/>
         </w:rPr>
         <w:t>用途：对照"国家数据产权登记系统"逐栏填写，可直接复制粘贴</w:t>
       </w:r>
     </w:p>
     <w:p>
       <w:pPr>
-        <w:spacing w:before="120" w:after="120"/>
+        <w:spacing w:before="160" w:after="160"/>
       </w:pPr>
       <w:r>
         <w:rPr>
-          <w:color w:val="CCCCCC"/>
+          <w:color w:val="BBBBBB"/>
           <w:sz w:val="16"/>
         </w:rPr>
-        <w:t>────────────────────────────────────────────────────────────</w:t>
+        <w:t>──────────────────────────────────────────────────────────</w:t>
       </w:r>
     </w:p>
     <w:p>
@@ -80,8 +78,9 @@
       </w:pPr>
       <w:r>
         <w:rPr>
+          <w:rFonts w:ascii="微软雅黑" w:hAnsi="微软雅黑" w:eastAsia="微软雅黑"/>
           <w:color w:val="1A478A"/>
-          <w:sz w:val="32"/>
+          <w:sz w:val="30"/>
         </w:rPr>
         <w:t>〇、核心数据（已核实，来源均为技术同事实测）</w:t>
       </w:r>
@@ -108,6 +107,7 @@
             <w:r/>
             <w:r>
               <w:rPr>
+                <w:rFonts w:ascii="微软雅黑" w:hAnsi="微软雅黑" w:eastAsia="微软雅黑"/>
                 <w:b/>
                 <w:color w:val="FFFFFF"/>
                 <w:sz w:val="20"/>
@@ -125,6 +125,7 @@
             <w:r/>
             <w:r>
               <w:rPr>
+                <w:rFonts w:ascii="微软雅黑" w:hAnsi="微软雅黑" w:eastAsia="微软雅黑"/>
                 <w:b/>
                 <w:color w:val="FFFFFF"/>
                 <w:sz w:val="20"/>
@@ -142,6 +143,7 @@
             <w:r/>
             <w:r>
               <w:rPr>
+                <w:rFonts w:ascii="微软雅黑" w:hAnsi="微软雅黑" w:eastAsia="微软雅黑"/>
                 <w:b/>
                 <w:color w:val="FFFFFF"/>
                 <w:sz w:val="20"/>
@@ -157,8 +159,17 @@
             <w:tcW w:type="dxa" w:w="2880"/>
           </w:tcPr>
           <w:p>
-            <w:r/>
-            <w:r>
+            <w:r>
+              <w:rPr>
+                <w:rFonts w:ascii="微软雅黑" w:hAnsi="微软雅黑" w:eastAsia="微软雅黑"/>
+                <w:sz w:val="20"/>
+              </w:rPr>
+            </w:r>
+            <w:r>
+              <w:rPr>
+                <w:rFonts w:ascii="微软雅黑" w:hAnsi="微软雅黑" w:eastAsia="微软雅黑"/>
+                <w:sz w:val="20"/>
+              </w:rPr>
               <w:t>患者总数</w:t>
             </w:r>
           </w:p>
@@ -168,15 +179,19 @@
             <w:tcW w:type="dxa" w:w="2880"/>
           </w:tcPr>
           <w:p>
-            <w:r/>
-            <w:r/>
-            <w:r>
-              <w:rPr>
-                <w:b/>
+            <w:r>
+              <w:rPr>
+                <w:rFonts w:ascii="微软雅黑" w:hAnsi="微软雅黑" w:eastAsia="微软雅黑"/>
+                <w:sz w:val="20"/>
+              </w:rPr>
+            </w:r>
+            <w:r>
+              <w:rPr>
+                <w:rFonts w:ascii="微软雅黑" w:hAnsi="微软雅黑" w:eastAsia="微软雅黑"/>
+                <w:sz w:val="20"/>
               </w:rPr>
               <w:t>15,257 名</w:t>
             </w:r>
-            <w:r/>
           </w:p>
         </w:tc>
         <w:tc>
@@ -184,18 +199,18 @@
             <w:tcW w:type="dxa" w:w="2880"/>
           </w:tcPr>
           <w:p>
-            <w:r/>
-            <w:r>
-              <w:t>去重后，</w:t>
-            </w:r>
-            <w:r>
-              <w:rPr>
-                <w:b/>
-              </w:rPr>
-              <w:t>真实产生过治疗的用户</w:t>
-            </w:r>
-            <w:r>
-              <w:t>（注册用户 10万+，不作为登记口径）</w:t>
+            <w:r>
+              <w:rPr>
+                <w:rFonts w:ascii="微软雅黑" w:hAnsi="微软雅黑" w:eastAsia="微软雅黑"/>
+                <w:sz w:val="20"/>
+              </w:rPr>
+            </w:r>
+            <w:r>
+              <w:rPr>
+                <w:rFonts w:ascii="微软雅黑" w:hAnsi="微软雅黑" w:eastAsia="微软雅黑"/>
+                <w:sz w:val="20"/>
+              </w:rPr>
+              <w:t>去重后，真实产生过治疗的用户（注册用户 10万+，不作为登记口径）</w:t>
             </w:r>
           </w:p>
         </w:tc>
@@ -207,8 +222,17 @@
             <w:shd w:fill="F5F7FA" w:val="clear"/>
           </w:tcPr>
           <w:p>
-            <w:r/>
-            <w:r>
+            <w:r>
+              <w:rPr>
+                <w:rFonts w:ascii="微软雅黑" w:hAnsi="微软雅黑" w:eastAsia="微软雅黑"/>
+                <w:sz w:val="20"/>
+              </w:rPr>
+            </w:r>
+            <w:r>
+              <w:rPr>
+                <w:rFonts w:ascii="微软雅黑" w:hAnsi="微软雅黑" w:eastAsia="微软雅黑"/>
+                <w:sz w:val="20"/>
+              </w:rPr>
               <w:t>处方执行记录数</w:t>
             </w:r>
           </w:p>
@@ -219,15 +243,19 @@
             <w:shd w:fill="F5F7FA" w:val="clear"/>
           </w:tcPr>
           <w:p>
-            <w:r/>
-            <w:r/>
-            <w:r>
-              <w:rPr>
-                <w:b/>
+            <w:r>
+              <w:rPr>
+                <w:rFonts w:ascii="微软雅黑" w:hAnsi="微软雅黑" w:eastAsia="微软雅黑"/>
+                <w:sz w:val="20"/>
+              </w:rPr>
+            </w:r>
+            <w:r>
+              <w:rPr>
+                <w:rFonts w:ascii="微软雅黑" w:hAnsi="微软雅黑" w:eastAsia="微软雅黑"/>
+                <w:sz w:val="20"/>
               </w:rPr>
               <w:t>244,049 条</w:t>
             </w:r>
-            <w:r/>
           </w:p>
         </w:tc>
         <w:tc>
@@ -236,8 +264,17 @@
             <w:shd w:fill="F5F7FA" w:val="clear"/>
           </w:tcPr>
           <w:p>
-            <w:r/>
-            <w:r>
+            <w:r>
+              <w:rPr>
+                <w:rFonts w:ascii="微软雅黑" w:hAnsi="微软雅黑" w:eastAsia="微软雅黑"/>
+                <w:sz w:val="20"/>
+              </w:rPr>
+            </w:r>
+            <w:r>
+              <w:rPr>
+                <w:rFonts w:ascii="微软雅黑" w:hAnsi="微软雅黑" w:eastAsia="微软雅黑"/>
+                <w:sz w:val="20"/>
+              </w:rPr>
               <w:t>处方执行表行数（每一次治疗执行落一条，属处方执行层记录）</w:t>
             </w:r>
           </w:p>
@@ -249,8 +286,17 @@
             <w:tcW w:type="dxa" w:w="2880"/>
           </w:tcPr>
           <w:p>
-            <w:r/>
-            <w:r>
+            <w:r>
+              <w:rPr>
+                <w:rFonts w:ascii="微软雅黑" w:hAnsi="微软雅黑" w:eastAsia="微软雅黑"/>
+                <w:sz w:val="20"/>
+              </w:rPr>
+            </w:r>
+            <w:r>
+              <w:rPr>
+                <w:rFonts w:ascii="微软雅黑" w:hAnsi="微软雅黑" w:eastAsia="微软雅黑"/>
+                <w:sz w:val="20"/>
+              </w:rPr>
               <w:t>服务记录数</w:t>
             </w:r>
           </w:p>
@@ -260,15 +306,19 @@
             <w:tcW w:type="dxa" w:w="2880"/>
           </w:tcPr>
           <w:p>
-            <w:r/>
-            <w:r/>
-            <w:r>
-              <w:rPr>
-                <w:b/>
+            <w:r>
+              <w:rPr>
+                <w:rFonts w:ascii="微软雅黑" w:hAnsi="微软雅黑" w:eastAsia="微软雅黑"/>
+                <w:sz w:val="20"/>
+              </w:rPr>
+            </w:r>
+            <w:r>
+              <w:rPr>
+                <w:rFonts w:ascii="微软雅黑" w:hAnsi="微软雅黑" w:eastAsia="微软雅黑"/>
+                <w:sz w:val="20"/>
               </w:rPr>
               <w:t>14,830 条</w:t>
             </w:r>
-            <w:r/>
           </w:p>
         </w:tc>
         <w:tc>
@@ -276,8 +326,17 @@
             <w:tcW w:type="dxa" w:w="2880"/>
           </w:tcPr>
           <w:p>
-            <w:r/>
-            <w:r>
+            <w:r>
+              <w:rPr>
+                <w:rFonts w:ascii="微软雅黑" w:hAnsi="微软雅黑" w:eastAsia="微软雅黑"/>
+                <w:sz w:val="20"/>
+              </w:rPr>
+            </w:r>
+            <w:r>
+              <w:rPr>
+                <w:rFonts w:ascii="微软雅黑" w:hAnsi="微软雅黑" w:eastAsia="微软雅黑"/>
+                <w:sz w:val="20"/>
+              </w:rPr>
               <w:t>评估记录表行数</w:t>
             </w:r>
           </w:p>
@@ -290,8 +349,17 @@
             <w:shd w:fill="F5F7FA" w:val="clear"/>
           </w:tcPr>
           <w:p>
-            <w:r/>
-            <w:r>
+            <w:r>
+              <w:rPr>
+                <w:rFonts w:ascii="微软雅黑" w:hAnsi="微软雅黑" w:eastAsia="微软雅黑"/>
+                <w:sz w:val="20"/>
+              </w:rPr>
+            </w:r>
+            <w:r>
+              <w:rPr>
+                <w:rFonts w:ascii="微软雅黑" w:hAnsi="微软雅黑" w:eastAsia="微软雅黑"/>
+                <w:sz w:val="20"/>
+              </w:rPr>
               <w:t>六师共管群</w:t>
             </w:r>
           </w:p>
@@ -302,15 +370,19 @@
             <w:shd w:fill="F5F7FA" w:val="clear"/>
           </w:tcPr>
           <w:p>
-            <w:r/>
-            <w:r/>
-            <w:r>
-              <w:rPr>
-                <w:b/>
+            <w:r>
+              <w:rPr>
+                <w:rFonts w:ascii="微软雅黑" w:hAnsi="微软雅黑" w:eastAsia="微软雅黑"/>
+                <w:sz w:val="20"/>
+              </w:rPr>
+            </w:r>
+            <w:r>
+              <w:rPr>
+                <w:rFonts w:ascii="微软雅黑" w:hAnsi="微软雅黑" w:eastAsia="微软雅黑"/>
+                <w:sz w:val="20"/>
               </w:rPr>
               <w:t>2,435 个</w:t>
             </w:r>
-            <w:r/>
           </w:p>
         </w:tc>
         <w:tc>
@@ -319,8 +391,17 @@
             <w:shd w:fill="F5F7FA" w:val="clear"/>
           </w:tcPr>
           <w:p>
-            <w:r/>
-            <w:r>
+            <w:r>
+              <w:rPr>
+                <w:rFonts w:ascii="微软雅黑" w:hAnsi="微软雅黑" w:eastAsia="微软雅黑"/>
+                <w:sz w:val="20"/>
+              </w:rPr>
+            </w:r>
+            <w:r>
+              <w:rPr>
+                <w:rFonts w:ascii="微软雅黑" w:hAnsi="微软雅黑" w:eastAsia="微软雅黑"/>
+                <w:sz w:val="20"/>
+              </w:rPr>
               <w:t>服务群数量</w:t>
             </w:r>
           </w:p>
@@ -332,8 +413,17 @@
             <w:tcW w:type="dxa" w:w="2880"/>
           </w:tcPr>
           <w:p>
-            <w:r/>
-            <w:r>
+            <w:r>
+              <w:rPr>
+                <w:rFonts w:ascii="微软雅黑" w:hAnsi="微软雅黑" w:eastAsia="微软雅黑"/>
+                <w:sz w:val="20"/>
+              </w:rPr>
+            </w:r>
+            <w:r>
+              <w:rPr>
+                <w:rFonts w:ascii="微软雅黑" w:hAnsi="微软雅黑" w:eastAsia="微软雅黑"/>
+                <w:sz w:val="20"/>
+              </w:rPr>
               <w:t>六师共管群记录</w:t>
             </w:r>
           </w:p>
@@ -343,15 +433,19 @@
             <w:tcW w:type="dxa" w:w="2880"/>
           </w:tcPr>
           <w:p>
-            <w:r/>
-            <w:r/>
-            <w:r>
-              <w:rPr>
-                <w:b/>
+            <w:r>
+              <w:rPr>
+                <w:rFonts w:ascii="微软雅黑" w:hAnsi="微软雅黑" w:eastAsia="微软雅黑"/>
+                <w:sz w:val="20"/>
+              </w:rPr>
+            </w:r>
+            <w:r>
+              <w:rPr>
+                <w:rFonts w:ascii="微软雅黑" w:hAnsi="微软雅黑" w:eastAsia="微软雅黑"/>
+                <w:sz w:val="20"/>
               </w:rPr>
               <w:t>67,754 条</w:t>
             </w:r>
-            <w:r/>
           </w:p>
         </w:tc>
         <w:tc>
@@ -359,8 +453,17 @@
             <w:tcW w:type="dxa" w:w="2880"/>
           </w:tcPr>
           <w:p>
-            <w:r/>
-            <w:r>
+            <w:r>
+              <w:rPr>
+                <w:rFonts w:ascii="微软雅黑" w:hAnsi="微软雅黑" w:eastAsia="微软雅黑"/>
+                <w:sz w:val="20"/>
+              </w:rPr>
+            </w:r>
+            <w:r>
+              <w:rPr>
+                <w:rFonts w:ascii="微软雅黑" w:hAnsi="微软雅黑" w:eastAsia="微软雅黑"/>
+                <w:sz w:val="20"/>
+              </w:rPr>
               <w:t>群聊记录数</w:t>
             </w:r>
           </w:p>
@@ -373,8 +476,17 @@
             <w:shd w:fill="F5F7FA" w:val="clear"/>
           </w:tcPr>
           <w:p>
-            <w:r/>
-            <w:r>
+            <w:r>
+              <w:rPr>
+                <w:rFonts w:ascii="微软雅黑" w:hAnsi="微软雅黑" w:eastAsia="微软雅黑"/>
+                <w:sz w:val="20"/>
+              </w:rPr>
+            </w:r>
+            <w:r>
+              <w:rPr>
+                <w:rFonts w:ascii="微软雅黑" w:hAnsi="微软雅黑" w:eastAsia="微软雅黑"/>
+                <w:sz w:val="20"/>
+              </w:rPr>
               <w:t>数据时间跨度</w:t>
             </w:r>
           </w:p>
@@ -385,15 +497,19 @@
             <w:shd w:fill="F5F7FA" w:val="clear"/>
           </w:tcPr>
           <w:p>
-            <w:r/>
-            <w:r/>
-            <w:r>
-              <w:rPr>
-                <w:b/>
+            <w:r>
+              <w:rPr>
+                <w:rFonts w:ascii="微软雅黑" w:hAnsi="微软雅黑" w:eastAsia="微软雅黑"/>
+                <w:sz w:val="20"/>
+              </w:rPr>
+            </w:r>
+            <w:r>
+              <w:rPr>
+                <w:rFonts w:ascii="微软雅黑" w:hAnsi="微软雅黑" w:eastAsia="微软雅黑"/>
+                <w:sz w:val="20"/>
               </w:rPr>
               <w:t>2022年11月 — 2026年9月</w:t>
             </w:r>
-            <w:r/>
           </w:p>
         </w:tc>
         <w:tc>
@@ -402,8 +518,17 @@
             <w:shd w:fill="F5F7FA" w:val="clear"/>
           </w:tcPr>
           <w:p>
-            <w:r/>
-            <w:r>
+            <w:r>
+              <w:rPr>
+                <w:rFonts w:ascii="微软雅黑" w:hAnsi="微软雅黑" w:eastAsia="微软雅黑"/>
+                <w:sz w:val="20"/>
+              </w:rPr>
+            </w:r>
+            <w:r>
+              <w:rPr>
+                <w:rFonts w:ascii="微软雅黑" w:hAnsi="微软雅黑" w:eastAsia="微软雅黑"/>
+                <w:sz w:val="20"/>
+              </w:rPr>
               <w:t>最早治疗用户 ~ 最新治疗用户</w:t>
             </w:r>
           </w:p>
@@ -415,8 +540,17 @@
             <w:tcW w:type="dxa" w:w="2880"/>
           </w:tcPr>
           <w:p>
-            <w:r/>
-            <w:r>
+            <w:r>
+              <w:rPr>
+                <w:rFonts w:ascii="微软雅黑" w:hAnsi="微软雅黑" w:eastAsia="微软雅黑"/>
+                <w:sz w:val="20"/>
+              </w:rPr>
+            </w:r>
+            <w:r>
+              <w:rPr>
+                <w:rFonts w:ascii="微软雅黑" w:hAnsi="微软雅黑" w:eastAsia="微软雅黑"/>
+                <w:sz w:val="20"/>
+              </w:rPr>
               <w:t>系统更换情况</w:t>
             </w:r>
           </w:p>
@@ -426,15 +560,19 @@
             <w:tcW w:type="dxa" w:w="2880"/>
           </w:tcPr>
           <w:p>
-            <w:r/>
-            <w:r/>
-            <w:r>
-              <w:rPr>
-                <w:b/>
+            <w:r>
+              <w:rPr>
+                <w:rFonts w:ascii="微软雅黑" w:hAnsi="微软雅黑" w:eastAsia="微软雅黑"/>
+                <w:sz w:val="20"/>
+              </w:rPr>
+            </w:r>
+            <w:r>
+              <w:rPr>
+                <w:rFonts w:ascii="微软雅黑" w:hAnsi="微软雅黑" w:eastAsia="微软雅黑"/>
+                <w:sz w:val="20"/>
               </w:rPr>
               <w:t>从未更换</w:t>
             </w:r>
-            <w:r/>
           </w:p>
         </w:tc>
         <w:tc>
@@ -442,8 +580,17 @@
             <w:tcW w:type="dxa" w:w="2880"/>
           </w:tcPr>
           <w:p>
-            <w:r/>
-            <w:r>
+            <w:r>
+              <w:rPr>
+                <w:rFonts w:ascii="微软雅黑" w:hAnsi="微软雅黑" w:eastAsia="微软雅黑"/>
+                <w:sz w:val="20"/>
+              </w:rPr>
+            </w:r>
+            <w:r>
+              <w:rPr>
+                <w:rFonts w:ascii="微软雅黑" w:hAnsi="微软雅黑" w:eastAsia="微软雅黑"/>
+                <w:sz w:val="20"/>
+              </w:rPr>
               <w:t>数据连续完整，无断档</w:t>
             </w:r>
           </w:p>
@@ -453,14 +600,14 @@
     <w:p/>
     <w:p>
       <w:pPr>
-        <w:spacing w:before="120" w:after="120"/>
+        <w:spacing w:before="160" w:after="160"/>
       </w:pPr>
       <w:r>
         <w:rPr>
-          <w:color w:val="CCCCCC"/>
+          <w:color w:val="BBBBBB"/>
           <w:sz w:val="16"/>
         </w:rPr>
-        <w:t>────────────────────────────────────────────────────────────</w:t>
+        <w:t>──────────────────────────────────────────────────────────</w:t>
       </w:r>
     </w:p>
     <w:p>
@@ -469,8 +616,9 @@
       </w:pPr>
       <w:r>
         <w:rPr>
+          <w:rFonts w:ascii="微软雅黑" w:hAnsi="微软雅黑" w:eastAsia="微软雅黑"/>
           <w:color w:val="1A478A"/>
-          <w:sz w:val="32"/>
+          <w:sz w:val="30"/>
         </w:rPr>
         <w:t>一、逐栏填写稿（10 栏）</w:t>
       </w:r>
@@ -481,102 +629,75 @@
       </w:pPr>
       <w:r>
         <w:rPr>
+          <w:rFonts w:ascii="微软雅黑" w:hAnsi="微软雅黑" w:eastAsia="微软雅黑"/>
           <w:color w:val="2D5F9E"/>
           <w:sz w:val="26"/>
         </w:rPr>
-        <w:t>1️⃣ 数据名称</w:t>
+        <w:t>1. 数据名称</w:t>
       </w:r>
     </w:p>
     <w:p>
       <w:pPr>
-        <w:spacing w:before="80" w:after="80"/>
-        <w:ind w:left="567"/>
+        <w:spacing w:before="80" w:after="80" w:line="336" w:lineRule="auto"/>
+        <w:ind w:left="454"/>
         <w:pBdr>
           <w:left w:val="single" w:sz="12" w:space="8" w:color="1A478A"/>
         </w:pBdr>
       </w:pPr>
       <w:r>
         <w:rPr>
-          <w:i/>
-          <w:color w:val="666666"/>
+          <w:rFonts w:ascii="微软雅黑" w:hAnsi="微软雅黑" w:eastAsia="微软雅黑"/>
         </w:rPr>
-        <w:t>**2022年11月至今居家康复治疗与服务协同全过程数据集（累计记录逾 32 万条）**</w:t>
+        <w:t>2022年11月至今居家康复治疗与服务协同全过程数据集（累计记录逾 32 万条）</w:t>
       </w:r>
     </w:p>
     <w:p>
       <w:pPr>
-        <w:spacing w:after="120" w:line="312" w:lineRule="auto"/>
+        <w:spacing w:after="120" w:line="336" w:lineRule="auto"/>
       </w:pPr>
-      <w:r/>
       <w:r>
         <w:rPr>
-          <w:b/>
+          <w:rFonts w:ascii="微软雅黑" w:hAnsi="微软雅黑" w:eastAsia="微软雅黑"/>
         </w:rPr>
-        <w:t>数量口径说明（重要）</w:t>
-      </w:r>
-      <w:r>
-        <w:t xml:space="preserve">：32 万条 = 处方执行记录 244,049 条 + 多师共管群记录 67,754 条 + 服务评估记录 14,830 条 ≈ </w:t>
-      </w:r>
-      <w:r>
-        <w:rPr>
-          <w:b/>
-        </w:rPr>
-        <w:t>326,633 条</w:t>
-      </w:r>
-      <w:r>
-        <w:t>。其中 24.4 万条为</w:t>
-      </w:r>
-      <w:r>
-        <w:rPr>
-          <w:b/>
-        </w:rPr>
-        <w:t>处方执行层</w:t>
-      </w:r>
-      <w:r>
-        <w:t>记录——专业人员开方后，使用者每执行一次治疗即生成一条，逐次记录治疗时长、设备编号、电流参数与波形图，是整个数据集的主体。</w:t>
+        <w:t>数量口径说明（重要）：32 万条 = 处方执行记录 244,049 条 + 多师共管群记录 67,754 条 + 服务评估记录 14,830 条 ≈ 326,633 条。其中 24.4 万条为处方执行层记录——专业人员开方后，使用者每执行一次治疗即生成一条，逐次记录治疗时长、设备编号、电流参数与波形图，是整个数据集的主体。</w:t>
       </w:r>
     </w:p>
     <w:p>
       <w:pPr>
-        <w:spacing w:after="120" w:line="312" w:lineRule="auto"/>
+        <w:spacing w:after="120" w:line="336" w:lineRule="auto"/>
       </w:pPr>
-      <w:r/>
       <w:r>
         <w:rPr>
-          <w:b/>
+          <w:rFonts w:ascii="微软雅黑" w:hAnsi="微软雅黑" w:eastAsia="微软雅黑"/>
         </w:rPr>
-        <w:t>备选简版</w:t>
-      </w:r>
-      <w:r>
-        <w:t>（若平台名称栏有字数限制）：</w:t>
+        <w:t>备选简版（若平台名称栏有字数限制）：</w:t>
       </w:r>
     </w:p>
     <w:p>
       <w:pPr>
-        <w:spacing w:before="80" w:after="80"/>
-        <w:ind w:left="567"/>
+        <w:spacing w:before="80" w:after="80" w:line="336" w:lineRule="auto"/>
+        <w:ind w:left="454"/>
         <w:pBdr>
           <w:left w:val="single" w:sz="12" w:space="8" w:color="1A478A"/>
         </w:pBdr>
       </w:pPr>
       <w:r>
         <w:rPr>
-          <w:i/>
-          <w:color w:val="666666"/>
+          <w:rFonts w:ascii="微软雅黑" w:hAnsi="微软雅黑" w:eastAsia="微软雅黑"/>
         </w:rPr>
         <w:t>2022年11月至今居家康复治疗与服务协同数据集</w:t>
       </w:r>
     </w:p>
     <w:p>
       <w:pPr>
-        <w:spacing w:before="120" w:after="120"/>
+        <w:spacing w:before="160" w:after="160"/>
       </w:pPr>
       <w:r>
         <w:rPr>
-          <w:color w:val="CCCCCC"/>
+          <w:color w:val="BBBBBB"/>
           <w:sz w:val="16"/>
         </w:rPr>
-        <w:t>────────────────────────────────────────────────────────────</w:t>
+        <w:t>──────────────────────────────────────────────────────────</w:t>
       </w:r>
     </w:p>
     <w:p>
@@ -585,255 +706,206 @@
       </w:pPr>
       <w:r>
         <w:rPr>
+          <w:rFonts w:ascii="微软雅黑" w:hAnsi="微软雅黑" w:eastAsia="微软雅黑"/>
           <w:color w:val="2D5F9E"/>
           <w:sz w:val="26"/>
         </w:rPr>
-        <w:t>2️⃣ 数据概述</w:t>
+        <w:t>2. 数据概述</w:t>
       </w:r>
     </w:p>
     <w:p>
       <w:pPr>
-        <w:spacing w:before="80" w:after="80"/>
-        <w:ind w:left="567"/>
+        <w:spacing w:before="80" w:after="80" w:line="336" w:lineRule="auto"/>
+        <w:ind w:left="454"/>
         <w:pBdr>
           <w:left w:val="single" w:sz="12" w:space="8" w:color="1A478A"/>
         </w:pBdr>
       </w:pPr>
       <w:r>
         <w:rPr>
-          <w:i/>
-          <w:color w:val="666666"/>
+          <w:rFonts w:ascii="微软雅黑" w:hAnsi="微软雅黑" w:eastAsia="微软雅黑"/>
         </w:rPr>
-        <w:t>本数据集由广州圆爱康生物科技有限公司**自有服务平台、物联网系统与多师服务团队**，在提供居家康复技术支持与远程服务协同过程中**直接产生并持续采集**形成，数据时间跨度为 2022 年 11 月至今。</w:t>
+        <w:t>本数据集由广州圆爱康生物科技有限公司自有服务平台、物联网系统与多师服务团队，在提供居家康复技术支持与远程服务协同过程中直接产生并持续采集形成，数据时间跨度为 2022 年 11 月至今。</w:t>
       </w:r>
     </w:p>
     <w:p>
       <w:pPr>
-        <w:spacing w:before="80" w:after="80"/>
-        <w:ind w:left="567"/>
+        <w:spacing w:before="80" w:after="80" w:line="336" w:lineRule="auto"/>
+        <w:ind w:left="454"/>
+        <w:pBdr>
+          <w:left w:val="single" w:sz="12" w:space="8" w:color="1A478A"/>
+        </w:pBdr>
+      </w:pPr>
+    </w:p>
+    <w:p>
+      <w:pPr>
+        <w:spacing w:before="80" w:after="80" w:line="336" w:lineRule="auto"/>
+        <w:ind w:left="454"/>
         <w:pBdr>
           <w:left w:val="single" w:sz="12" w:space="8" w:color="1A478A"/>
         </w:pBdr>
       </w:pPr>
       <w:r>
         <w:rPr>
-          <w:i/>
-          <w:color w:val="666666"/>
+          <w:rFonts w:ascii="微软雅黑" w:hAnsi="微软雅黑" w:eastAsia="微软雅黑"/>
         </w:rPr>
+        <w:t>数据采集场景为患者真实居家环境，覆盖盆底功能障碍性疾病相关（含盆底康复、尿失禁、盆腔器官脱垂、尿潴留、阴道松弛、性功能障碍、慢性盆腔疼痛、便秘等）、产后康复相关（含泌乳、子宫复旧、腹直肌分离、产后疼痛等）及镇痛，共 12 类以上康复病种，涵盖不同年龄段、不同康复周期阶段的使用者，累计覆盖 15,257 名实际接受康复治疗的使用者。</w:t>
       </w:r>
     </w:p>
     <w:p>
       <w:pPr>
-        <w:spacing w:before="80" w:after="80"/>
-        <w:ind w:left="567"/>
+        <w:spacing w:before="80" w:after="80" w:line="336" w:lineRule="auto"/>
+        <w:ind w:left="454"/>
+        <w:pBdr>
+          <w:left w:val="single" w:sz="12" w:space="8" w:color="1A478A"/>
+        </w:pBdr>
+      </w:pPr>
+    </w:p>
+    <w:p>
+      <w:pPr>
+        <w:spacing w:before="80" w:after="80" w:line="336" w:lineRule="auto"/>
+        <w:ind w:left="454"/>
         <w:pBdr>
           <w:left w:val="single" w:sz="12" w:space="8" w:color="1A478A"/>
         </w:pBdr>
       </w:pPr>
       <w:r>
         <w:rPr>
-          <w:i/>
-          <w:color w:val="666666"/>
+          <w:rFonts w:ascii="微软雅黑" w:hAnsi="微软雅黑" w:eastAsia="微软雅黑"/>
         </w:rPr>
-        <w:t>数据采集场景为患者**真实居家环境**，覆盖**盆底功能障碍性疾病相关**（含盆底康复、尿失禁、盆腔器官脱垂、尿潴留、阴道松弛、性功能障碍、慢性盆腔疼痛、便秘等）、**产后康复相关**（含泌乳、子宫复旧、腹直肌分离、产后疼痛等）及**镇痛**，共 12 类以上康复病种，涵盖不同年龄段、不同康复周期阶段的使用者，累计覆盖 **15,257 名**实际接受康复治疗的使用者。</w:t>
+        <w:t>数据内容由四个层次构成：</w:t>
       </w:r>
     </w:p>
     <w:p>
       <w:pPr>
-        <w:spacing w:before="80" w:after="80"/>
-        <w:ind w:left="567"/>
+        <w:spacing w:before="80" w:after="80" w:line="336" w:lineRule="auto"/>
+        <w:ind w:left="454"/>
+        <w:pBdr>
+          <w:left w:val="single" w:sz="12" w:space="8" w:color="1A478A"/>
+        </w:pBdr>
+      </w:pPr>
+    </w:p>
+    <w:p>
+      <w:pPr>
+        <w:spacing w:before="80" w:after="80" w:line="336" w:lineRule="auto"/>
+        <w:ind w:left="454"/>
         <w:pBdr>
           <w:left w:val="single" w:sz="12" w:space="8" w:color="1A478A"/>
         </w:pBdr>
       </w:pPr>
       <w:r>
         <w:rPr>
-          <w:i/>
-          <w:color w:val="666666"/>
+          <w:rFonts w:ascii="微软雅黑" w:hAnsi="微软雅黑" w:eastAsia="微软雅黑"/>
         </w:rPr>
+        <w:t>一是方案与疗程层 —— 康复训练方案、疗程划分、疗程阶段、方案状态与完成时间等，记录使用者自建档后由合作医疗机构专业人员评估开方、进入康复疗程的初始结构信息；</w:t>
       </w:r>
     </w:p>
     <w:p>
       <w:pPr>
-        <w:spacing w:before="80" w:after="80"/>
-        <w:ind w:left="567"/>
+        <w:spacing w:before="80" w:after="80" w:line="336" w:lineRule="auto"/>
+        <w:ind w:left="454"/>
+        <w:pBdr>
+          <w:left w:val="single" w:sz="12" w:space="8" w:color="1A478A"/>
+        </w:pBdr>
+      </w:pPr>
+    </w:p>
+    <w:p>
+      <w:pPr>
+        <w:spacing w:before="80" w:after="80" w:line="336" w:lineRule="auto"/>
+        <w:ind w:left="454"/>
         <w:pBdr>
           <w:left w:val="single" w:sz="12" w:space="8" w:color="1A478A"/>
         </w:pBdr>
       </w:pPr>
       <w:r>
         <w:rPr>
-          <w:i/>
-          <w:color w:val="666666"/>
+          <w:rFonts w:ascii="微软雅黑" w:hAnsi="微软雅黑" w:eastAsia="微软雅黑"/>
         </w:rPr>
-        <w:t>数据内容由**四个层次**构成：</w:t>
+        <w:t>二是处方执行层 —— 治疗处方名称、单次治疗时长、治疗开始与结束时间、使用设备编号、治疗电流参数、处方治疗波形图等，完整记录每一次居家康复训练的执行细节；</w:t>
       </w:r>
     </w:p>
     <w:p>
       <w:pPr>
-        <w:spacing w:before="80" w:after="80"/>
-        <w:ind w:left="567"/>
+        <w:spacing w:before="80" w:after="80" w:line="336" w:lineRule="auto"/>
+        <w:ind w:left="454"/>
+        <w:pBdr>
+          <w:left w:val="single" w:sz="12" w:space="8" w:color="1A478A"/>
+        </w:pBdr>
+      </w:pPr>
+    </w:p>
+    <w:p>
+      <w:pPr>
+        <w:spacing w:before="80" w:after="80" w:line="336" w:lineRule="auto"/>
+        <w:ind w:left="454"/>
         <w:pBdr>
           <w:left w:val="single" w:sz="12" w:space="8" w:color="1A478A"/>
         </w:pBdr>
       </w:pPr>
       <w:r>
         <w:rPr>
-          <w:i/>
-          <w:color w:val="666666"/>
+          <w:rFonts w:ascii="微软雅黑" w:hAnsi="微软雅黑" w:eastAsia="微软雅黑"/>
         </w:rPr>
+        <w:t>三是设备运行与生理反馈层 —— 设备连接与运行日志、设备端采集的生理反馈参数等，体现设备在居家场景的真实使用情况；</w:t>
       </w:r>
     </w:p>
     <w:p>
       <w:pPr>
-        <w:spacing w:before="80" w:after="80"/>
-        <w:ind w:left="567"/>
+        <w:spacing w:before="80" w:after="80" w:line="336" w:lineRule="auto"/>
+        <w:ind w:left="454"/>
+        <w:pBdr>
+          <w:left w:val="single" w:sz="12" w:space="8" w:color="1A478A"/>
+        </w:pBdr>
+      </w:pPr>
+    </w:p>
+    <w:p>
+      <w:pPr>
+        <w:spacing w:before="80" w:after="80" w:line="336" w:lineRule="auto"/>
+        <w:ind w:left="454"/>
         <w:pBdr>
           <w:left w:val="single" w:sz="12" w:space="8" w:color="1A478A"/>
         </w:pBdr>
       </w:pPr>
       <w:r>
         <w:rPr>
-          <w:i/>
-          <w:color w:val="666666"/>
+          <w:rFonts w:ascii="微软雅黑" w:hAnsi="微软雅黑" w:eastAsia="微软雅黑"/>
         </w:rPr>
-        <w:t>**一是方案与疗程层** —— 康复训练方案、疗程划分、疗程阶段、方案状态与完成时间等，记录使用者自建档后由合作医疗机构专业人员评估开方、进入康复疗程的初始结构信息；</w:t>
+        <w:t>四是多师服务协同层 —— 多师团队（专科医生、治疗师、专科护师、线下督导、设备工程师、线上专业客服）在圆爱康服务系统内完成的评估、方案调整、随访跟进、指导记录与效果评估等信息，以及多师协同会话记录，累计形成 2,435 个多师共管服务群、67,754 条协同服务记录。</w:t>
       </w:r>
     </w:p>
     <w:p>
       <w:pPr>
-        <w:spacing w:before="80" w:after="80"/>
-        <w:ind w:left="567"/>
+        <w:spacing w:before="80" w:after="80" w:line="336" w:lineRule="auto"/>
+        <w:ind w:left="454"/>
+        <w:pBdr>
+          <w:left w:val="single" w:sz="12" w:space="8" w:color="1A478A"/>
+        </w:pBdr>
+      </w:pPr>
+    </w:p>
+    <w:p>
+      <w:pPr>
+        <w:spacing w:before="80" w:after="80" w:line="336" w:lineRule="auto"/>
+        <w:ind w:left="454"/>
         <w:pBdr>
           <w:left w:val="single" w:sz="12" w:space="8" w:color="1A478A"/>
         </w:pBdr>
       </w:pPr>
       <w:r>
         <w:rPr>
-          <w:i/>
-          <w:color w:val="666666"/>
+          <w:rFonts w:ascii="微软雅黑" w:hAnsi="微软雅黑" w:eastAsia="微软雅黑"/>
         </w:rPr>
+        <w:t>本数据集以记录条目计累计逾 32 万条，完整记录使用者自方案下达、疗程执行、处方训练、设备数据回传、多师远程随访到阶段性效果评估的全流程居家康复闭环，单个完整闭环周期内含数十条多维度记录。可用于居家康复方案的个体化优化、康复效果量化评估、不同病种居家康复规律研究，以及居家康复服务质量的持续改进，为居家康复服务模式的标准化推广提供数据支撑。</w:t>
       </w:r>
     </w:p>
     <w:p>
       <w:pPr>
-        <w:spacing w:before="80" w:after="80"/>
-        <w:ind w:left="567"/>
-        <w:pBdr>
-          <w:left w:val="single" w:sz="12" w:space="8" w:color="1A478A"/>
-        </w:pBdr>
+        <w:spacing w:before="160" w:after="160"/>
       </w:pPr>
       <w:r>
         <w:rPr>
-          <w:i/>
-          <w:color w:val="666666"/>
-        </w:rPr>
-        <w:t>**二是处方执行层** —— 治疗处方名称、单次治疗时长、治疗开始与结束时间、使用设备编号、治疗电流参数、处方治疗波形图等，完整记录每一次居家康复训练的执行细节；</w:t>
-      </w:r>
-    </w:p>
-    <w:p>
-      <w:pPr>
-        <w:spacing w:before="80" w:after="80"/>
-        <w:ind w:left="567"/>
-        <w:pBdr>
-          <w:left w:val="single" w:sz="12" w:space="8" w:color="1A478A"/>
-        </w:pBdr>
-      </w:pPr>
-      <w:r>
-        <w:rPr>
-          <w:i/>
-          <w:color w:val="666666"/>
-        </w:rPr>
-      </w:r>
-    </w:p>
-    <w:p>
-      <w:pPr>
-        <w:spacing w:before="80" w:after="80"/>
-        <w:ind w:left="567"/>
-        <w:pBdr>
-          <w:left w:val="single" w:sz="12" w:space="8" w:color="1A478A"/>
-        </w:pBdr>
-      </w:pPr>
-      <w:r>
-        <w:rPr>
-          <w:i/>
-          <w:color w:val="666666"/>
-        </w:rPr>
-        <w:t>**三是设备运行与生理反馈层** —— 设备连接与运行日志、设备端采集的生理反馈参数等，体现设备在居家场景的真实使用情况；</w:t>
-      </w:r>
-    </w:p>
-    <w:p>
-      <w:pPr>
-        <w:spacing w:before="80" w:after="80"/>
-        <w:ind w:left="567"/>
-        <w:pBdr>
-          <w:left w:val="single" w:sz="12" w:space="8" w:color="1A478A"/>
-        </w:pBdr>
-      </w:pPr>
-      <w:r>
-        <w:rPr>
-          <w:i/>
-          <w:color w:val="666666"/>
-        </w:rPr>
-      </w:r>
-    </w:p>
-    <w:p>
-      <w:pPr>
-        <w:spacing w:before="80" w:after="80"/>
-        <w:ind w:left="567"/>
-        <w:pBdr>
-          <w:left w:val="single" w:sz="12" w:space="8" w:color="1A478A"/>
-        </w:pBdr>
-      </w:pPr>
-      <w:r>
-        <w:rPr>
-          <w:i/>
-          <w:color w:val="666666"/>
-        </w:rPr>
-        <w:t>**四是多师服务协同层** —— 多师团队（专科医生、治疗师、专科护师、线下督导、设备工程师、线上专业客服）在圆爱康服务系统内完成的评估、方案调整、随访跟进、指导记录与效果评估等信息，以及多师协同会话记录，累计形成 **2,435 个多师共管服务群、67,754 条协同服务记录**。</w:t>
-      </w:r>
-    </w:p>
-    <w:p>
-      <w:pPr>
-        <w:spacing w:before="80" w:after="80"/>
-        <w:ind w:left="567"/>
-        <w:pBdr>
-          <w:left w:val="single" w:sz="12" w:space="8" w:color="1A478A"/>
-        </w:pBdr>
-      </w:pPr>
-      <w:r>
-        <w:rPr>
-          <w:i/>
-          <w:color w:val="666666"/>
-        </w:rPr>
-      </w:r>
-    </w:p>
-    <w:p>
-      <w:pPr>
-        <w:spacing w:before="80" w:after="80"/>
-        <w:ind w:left="567"/>
-        <w:pBdr>
-          <w:left w:val="single" w:sz="12" w:space="8" w:color="1A478A"/>
-        </w:pBdr>
-      </w:pPr>
-      <w:r>
-        <w:rPr>
-          <w:i/>
-          <w:color w:val="666666"/>
-        </w:rPr>
-        <w:t>本数据集以记录条目计**累计逾 32 万条**，完整记录使用者自方案下达、疗程执行、处方训练、设备数据回传、多师远程随访到阶段性效果评估的**全流程居家康复闭环**，单个完整闭环周期内含数十条多维度记录。可用于居家康复方案的个体化优化、康复效果量化评估、不同病种居家康复规律研究，以及居家康复服务质量的持续改进，为居家康复服务模式的标准化推广提供数据支撑。</w:t>
-      </w:r>
-    </w:p>
-    <w:p>
-      <w:pPr>
-        <w:spacing w:before="120" w:after="120"/>
-      </w:pPr>
-      <w:r>
-        <w:rPr>
-          <w:color w:val="CCCCCC"/>
+          <w:color w:val="BBBBBB"/>
           <w:sz w:val="16"/>
         </w:rPr>
-        <w:t>────────────────────────────────────────────────────────────</w:t>
+        <w:t>──────────────────────────────────────────────────────────</w:t>
       </w:r>
     </w:p>
     <w:p>
@@ -842,155 +914,121 @@
       </w:pPr>
       <w:r>
         <w:rPr>
+          <w:rFonts w:ascii="微软雅黑" w:hAnsi="微软雅黑" w:eastAsia="微软雅黑"/>
           <w:color w:val="2D5F9E"/>
           <w:sz w:val="26"/>
         </w:rPr>
-        <w:t>3️⃣ 数据来源</w:t>
+        <w:t>3. 数据来源</w:t>
       </w:r>
     </w:p>
     <w:p>
       <w:pPr>
-        <w:spacing w:before="80" w:after="80"/>
-        <w:ind w:left="567"/>
+        <w:spacing w:before="80" w:after="80" w:line="336" w:lineRule="auto"/>
+        <w:ind w:left="454"/>
         <w:pBdr>
           <w:left w:val="single" w:sz="12" w:space="8" w:color="1A478A"/>
         </w:pBdr>
       </w:pPr>
       <w:r>
         <w:rPr>
-          <w:i/>
-          <w:color w:val="666666"/>
+          <w:rFonts w:ascii="微软雅黑" w:hAnsi="微软雅黑" w:eastAsia="微软雅黑"/>
         </w:rPr>
-        <w:t>本数据集由广州圆爱康生物科技有限公司**自有服务平台、自有物联网系统与自有服务团队**在提供居家康复技术支持与远程服务协同过程中**直接产生并持续采集**形成。</w:t>
+        <w:t>本数据集由广州圆爱康生物科技有限公司自有服务平台、自有物联网系统与自有服务团队在提供居家康复技术支持与远程服务协同过程中直接产生并持续采集形成。</w:t>
       </w:r>
     </w:p>
     <w:p>
       <w:pPr>
-        <w:spacing w:before="80" w:after="80"/>
-        <w:ind w:left="567"/>
+        <w:spacing w:before="80" w:after="80" w:line="336" w:lineRule="auto"/>
+        <w:ind w:left="454"/>
+        <w:pBdr>
+          <w:left w:val="single" w:sz="12" w:space="8" w:color="1A478A"/>
+        </w:pBdr>
+      </w:pPr>
+    </w:p>
+    <w:p>
+      <w:pPr>
+        <w:spacing w:before="80" w:after="80" w:line="336" w:lineRule="auto"/>
+        <w:ind w:left="454"/>
         <w:pBdr>
           <w:left w:val="single" w:sz="12" w:space="8" w:color="1A478A"/>
         </w:pBdr>
       </w:pPr>
       <w:r>
         <w:rPr>
-          <w:i/>
-          <w:color w:val="666666"/>
+          <w:rFonts w:ascii="微软雅黑" w:hAnsi="微软雅黑" w:eastAsia="微软雅黑"/>
         </w:rPr>
+        <w:t>数据产生链路：使用者经合作医疗机构专业人员评估后开通康复方案，于居家场景使用圆爱康康复设备执行康复训练；设备通过蓝牙与物联网通道将治疗过程数据实时回传至圆爱康服务平台；同时多师服务团队通过圆爱康服务系统完成远程评估、方案调整、随访指导与效果评估，形成设备端与服务端双通道数据采集闭环。</w:t>
       </w:r>
     </w:p>
     <w:p>
       <w:pPr>
-        <w:spacing w:before="80" w:after="80"/>
-        <w:ind w:left="567"/>
+        <w:spacing w:before="80" w:after="80" w:line="336" w:lineRule="auto"/>
+        <w:ind w:left="454"/>
+        <w:pBdr>
+          <w:left w:val="single" w:sz="12" w:space="8" w:color="1A478A"/>
+        </w:pBdr>
+      </w:pPr>
+    </w:p>
+    <w:p>
+      <w:pPr>
+        <w:spacing w:before="80" w:after="80" w:line="336" w:lineRule="auto"/>
+        <w:ind w:left="454"/>
         <w:pBdr>
           <w:left w:val="single" w:sz="12" w:space="8" w:color="1A478A"/>
         </w:pBdr>
       </w:pPr>
       <w:r>
         <w:rPr>
-          <w:i/>
-          <w:color w:val="666666"/>
+          <w:rFonts w:ascii="微软雅黑" w:hAnsi="微软雅黑" w:eastAsia="微软雅黑"/>
         </w:rPr>
-        <w:t>**数据产生链路**：使用者经合作医疗机构专业人员评估后开通康复方案，于居家场景使用圆爱康康复设备执行康复训练；设备通过蓝牙与物联网通道将治疗过程数据实时回传至圆爱康服务平台；同时多师服务团队通过圆爱康服务系统完成远程评估、方案调整、随访指导与效果评估，形成**设备端与服务端双通道数据采集闭环**。</w:t>
+        <w:t>数据连续性说明：本数据集所依托的业务系统自 2022 年 11 月上线以来持续运行，未发生系统更换或数据迁移，数据完整连续、无断档，时间跨度完整覆盖 2022 年 11 月至今。</w:t>
       </w:r>
     </w:p>
     <w:p>
       <w:pPr>
-        <w:spacing w:before="80" w:after="80"/>
-        <w:ind w:left="567"/>
+        <w:spacing w:before="80" w:after="80" w:line="336" w:lineRule="auto"/>
+        <w:ind w:left="454"/>
+        <w:pBdr>
+          <w:left w:val="single" w:sz="12" w:space="8" w:color="1A478A"/>
+        </w:pBdr>
+      </w:pPr>
+    </w:p>
+    <w:p>
+      <w:pPr>
+        <w:spacing w:before="80" w:after="80" w:line="336" w:lineRule="auto"/>
+        <w:ind w:left="454"/>
         <w:pBdr>
           <w:left w:val="single" w:sz="12" w:space="8" w:color="1A478A"/>
         </w:pBdr>
       </w:pPr>
       <w:r>
         <w:rPr>
-          <w:i/>
-          <w:color w:val="666666"/>
+          <w:rFonts w:ascii="微软雅黑" w:hAnsi="微软雅黑" w:eastAsia="微软雅黑"/>
         </w:rPr>
+        <w:t>本数据集所涉数据均为圆爱康自营服务过程中产生的技术与服务过程数据，不含可识别个人身份的信息；使用者身份信息均以系统编码（uid）形式记录，不包含姓名、身份证号、联系方式等个人信息。</w:t>
       </w:r>
     </w:p>
     <w:p>
       <w:pPr>
-        <w:spacing w:before="80" w:after="80"/>
-        <w:ind w:left="567"/>
-        <w:pBdr>
-          <w:left w:val="single" w:sz="12" w:space="8" w:color="1A478A"/>
-        </w:pBdr>
+        <w:spacing w:after="120" w:line="336" w:lineRule="auto"/>
       </w:pPr>
       <w:r>
         <w:rPr>
-          <w:i/>
-          <w:color w:val="666666"/>
+          <w:rFonts w:ascii="微软雅黑" w:hAnsi="微软雅黑" w:eastAsia="微软雅黑"/>
         </w:rPr>
-        <w:t>**数据连续性说明**：本数据集所依托的业务系统自 2022 年 11 月上线以来持续运行，**未发生系统更换或数据迁移**，数据完整连续、无断档，时间跨度完整覆盖 2022 年 11 月至今。</w:t>
+        <w:t>注意：本栏特意不写合作医院产生的诊疗记录（诊断、处方医嘱、病历）——该部分权属归医疗机构，不纳入本数据集范围，以避免权属争议。</w:t>
       </w:r>
     </w:p>
     <w:p>
       <w:pPr>
-        <w:spacing w:before="80" w:after="80"/>
-        <w:ind w:left="567"/>
-        <w:pBdr>
-          <w:left w:val="single" w:sz="12" w:space="8" w:color="1A478A"/>
-        </w:pBdr>
+        <w:spacing w:before="160" w:after="160"/>
       </w:pPr>
       <w:r>
         <w:rPr>
-          <w:i/>
-          <w:color w:val="666666"/>
-        </w:rPr>
-      </w:r>
-    </w:p>
-    <w:p>
-      <w:pPr>
-        <w:spacing w:before="80" w:after="80"/>
-        <w:ind w:left="567"/>
-        <w:pBdr>
-          <w:left w:val="single" w:sz="12" w:space="8" w:color="1A478A"/>
-        </w:pBdr>
-      </w:pPr>
-      <w:r>
-        <w:rPr>
-          <w:i/>
-          <w:color w:val="666666"/>
-        </w:rPr>
-        <w:t>本数据集所涉数据均为圆爱康自营服务过程中产生的技术与服务过程数据，**不含可识别个人身份的信息**；使用者身份信息均以系统编码（uid）形式记录，不包含姓名、身份证号、联系方式等个人信息。</w:t>
-      </w:r>
-    </w:p>
-    <w:p>
-      <w:pPr>
-        <w:spacing w:after="120" w:line="312" w:lineRule="auto"/>
-      </w:pPr>
-      <w:r/>
-      <w:r>
-        <w:rPr>
-          <w:b/>
-        </w:rPr>
-        <w:t>注意</w:t>
-      </w:r>
-      <w:r>
-        <w:t>：本栏特意</w:t>
-      </w:r>
-      <w:r>
-        <w:rPr>
-          <w:b/>
-        </w:rPr>
-        <w:t>不写合作医院产生的诊疗记录</w:t>
-      </w:r>
-      <w:r>
-        <w:t>（诊断、处方医嘱、病历）——该部分权属归医疗机构，不纳入本数据集范围，以避免权属争议。</w:t>
-      </w:r>
-    </w:p>
-    <w:p>
-      <w:pPr>
-        <w:spacing w:before="120" w:after="120"/>
-      </w:pPr>
-      <w:r>
-        <w:rPr>
-          <w:color w:val="CCCCCC"/>
+          <w:color w:val="BBBBBB"/>
           <w:sz w:val="16"/>
         </w:rPr>
-        <w:t>────────────────────────────────────────────────────────────</w:t>
+        <w:t>──────────────────────────────────────────────────────────</w:t>
       </w:r>
     </w:p>
     <w:p>
@@ -999,38 +1037,38 @@
       </w:pPr>
       <w:r>
         <w:rPr>
+          <w:rFonts w:ascii="微软雅黑" w:hAnsi="微软雅黑" w:eastAsia="微软雅黑"/>
           <w:color w:val="2D5F9E"/>
           <w:sz w:val="26"/>
         </w:rPr>
-        <w:t>4️⃣ 登记机构</w:t>
+        <w:t>4. 登记机构</w:t>
       </w:r>
     </w:p>
     <w:p>
       <w:pPr>
-        <w:spacing w:before="80" w:after="80"/>
-        <w:ind w:left="567"/>
+        <w:spacing w:before="80" w:after="80" w:line="336" w:lineRule="auto"/>
+        <w:ind w:left="454"/>
         <w:pBdr>
           <w:left w:val="single" w:sz="12" w:space="8" w:color="1A478A"/>
         </w:pBdr>
       </w:pPr>
       <w:r>
         <w:rPr>
-          <w:i/>
-          <w:color w:val="666666"/>
+          <w:rFonts w:ascii="微软雅黑" w:hAnsi="微软雅黑" w:eastAsia="微软雅黑"/>
         </w:rPr>
-        <w:t>根据实际登录平台填写：**国家数据产权登记系统**（或所在地省/市数据知识产权登记平台）。</w:t>
+        <w:t>根据实际登录平台填写：国家数据产权登记系统（或所在地省/市数据知识产权登记平台）。</w:t>
       </w:r>
     </w:p>
     <w:p>
       <w:pPr>
-        <w:spacing w:before="120" w:after="120"/>
+        <w:spacing w:before="160" w:after="160"/>
       </w:pPr>
       <w:r>
         <w:rPr>
-          <w:color w:val="CCCCCC"/>
+          <w:color w:val="BBBBBB"/>
           <w:sz w:val="16"/>
         </w:rPr>
-        <w:t>────────────────────────────────────────────────────────────</w:t>
+        <w:t>──────────────────────────────────────────────────────────</w:t>
       </w:r>
     </w:p>
     <w:p>
@@ -1039,46 +1077,49 @@
       </w:pPr>
       <w:r>
         <w:rPr>
+          <w:rFonts w:ascii="微软雅黑" w:hAnsi="微软雅黑" w:eastAsia="微软雅黑"/>
           <w:color w:val="2D5F9E"/>
           <w:sz w:val="26"/>
         </w:rPr>
-        <w:t>5️⃣ 所属行业</w:t>
+        <w:t>5. 所属行业</w:t>
       </w:r>
     </w:p>
     <w:p>
       <w:pPr>
-        <w:spacing w:before="80" w:after="80"/>
-        <w:ind w:left="567"/>
+        <w:spacing w:before="80" w:after="80" w:line="336" w:lineRule="auto"/>
+        <w:ind w:left="454"/>
         <w:pBdr>
           <w:left w:val="single" w:sz="12" w:space="8" w:color="1A478A"/>
         </w:pBdr>
       </w:pPr>
       <w:r>
         <w:rPr>
-          <w:i/>
-          <w:color w:val="666666"/>
+          <w:rFonts w:ascii="微软雅黑" w:hAnsi="微软雅黑" w:eastAsia="微软雅黑"/>
         </w:rPr>
-        <w:t>**卫生和社会工作**</w:t>
+        <w:t>卫生和社会工作</w:t>
       </w:r>
     </w:p>
     <w:p>
       <w:pPr>
-        <w:spacing w:after="120" w:line="312" w:lineRule="auto"/>
+        <w:spacing w:after="120" w:line="336" w:lineRule="auto"/>
       </w:pPr>
       <w:r>
+        <w:rPr>
+          <w:rFonts w:ascii="微软雅黑" w:hAnsi="微软雅黑" w:eastAsia="微软雅黑"/>
+        </w:rPr>
         <w:t>（备选：医疗健康服务 / 信息技术服务；若可多选，建议"卫生和社会工作"为主）</w:t>
       </w:r>
     </w:p>
     <w:p>
       <w:pPr>
-        <w:spacing w:before="120" w:after="120"/>
+        <w:spacing w:before="160" w:after="160"/>
       </w:pPr>
       <w:r>
         <w:rPr>
-          <w:color w:val="CCCCCC"/>
+          <w:color w:val="BBBBBB"/>
           <w:sz w:val="16"/>
         </w:rPr>
-        <w:t>────────────────────────────────────────────────────────────</w:t>
+        <w:t>──────────────────────────────────────────────────────────</w:t>
       </w:r>
     </w:p>
     <w:p>
@@ -1087,54 +1128,53 @@
       </w:pPr>
       <w:r>
         <w:rPr>
+          <w:rFonts w:ascii="微软雅黑" w:hAnsi="微软雅黑" w:eastAsia="微软雅黑"/>
           <w:color w:val="2D5F9E"/>
           <w:sz w:val="26"/>
         </w:rPr>
-        <w:t>6️⃣ 状态 / 登记类型</w:t>
+        <w:t>6. 状态 / 登记类型</w:t>
       </w:r>
     </w:p>
     <w:p>
       <w:pPr>
-        <w:spacing w:before="80" w:after="80"/>
-        <w:ind w:left="567"/>
+        <w:spacing w:before="80" w:after="80" w:line="336" w:lineRule="auto"/>
+        <w:ind w:left="454"/>
         <w:pBdr>
           <w:left w:val="single" w:sz="12" w:space="8" w:color="1A478A"/>
         </w:pBdr>
       </w:pPr>
       <w:r>
         <w:rPr>
-          <w:i/>
-          <w:color w:val="666666"/>
+          <w:rFonts w:ascii="微软雅黑" w:hAnsi="微软雅黑" w:eastAsia="微软雅黑"/>
         </w:rPr>
-        <w:t>**登记类型**：数据知识产权登记（确权登记）</w:t>
+        <w:t>登记类型：数据知识产权登记（确权登记）</w:t>
       </w:r>
     </w:p>
     <w:p>
       <w:pPr>
-        <w:spacing w:before="80" w:after="80"/>
-        <w:ind w:left="567"/>
+        <w:spacing w:before="80" w:after="80" w:line="336" w:lineRule="auto"/>
+        <w:ind w:left="454"/>
         <w:pBdr>
           <w:left w:val="single" w:sz="12" w:space="8" w:color="1A478A"/>
         </w:pBdr>
       </w:pPr>
       <w:r>
         <w:rPr>
-          <w:i/>
-          <w:color w:val="666666"/>
+          <w:rFonts w:ascii="微软雅黑" w:hAnsi="微软雅黑" w:eastAsia="微软雅黑"/>
         </w:rPr>
-        <w:t>**状态**：首次登记</w:t>
+        <w:t>状态：首次登记</w:t>
       </w:r>
     </w:p>
     <w:p>
       <w:pPr>
-        <w:spacing w:before="120" w:after="120"/>
+        <w:spacing w:before="160" w:after="160"/>
       </w:pPr>
       <w:r>
         <w:rPr>
-          <w:color w:val="CCCCCC"/>
+          <w:color w:val="BBBBBB"/>
           <w:sz w:val="16"/>
         </w:rPr>
-        <w:t>────────────────────────────────────────────────────────────</w:t>
+        <w:t>──────────────────────────────────────────────────────────</w:t>
       </w:r>
     </w:p>
     <w:p>
@@ -1143,38 +1183,38 @@
       </w:pPr>
       <w:r>
         <w:rPr>
+          <w:rFonts w:ascii="微软雅黑" w:hAnsi="微软雅黑" w:eastAsia="微软雅黑"/>
           <w:color w:val="2D5F9E"/>
           <w:sz w:val="26"/>
         </w:rPr>
-        <w:t>7️⃣ 公示周期</w:t>
+        <w:t>7. 公示周期</w:t>
       </w:r>
     </w:p>
     <w:p>
       <w:pPr>
-        <w:spacing w:before="80" w:after="80"/>
-        <w:ind w:left="567"/>
+        <w:spacing w:before="80" w:after="80" w:line="336" w:lineRule="auto"/>
+        <w:ind w:left="454"/>
         <w:pBdr>
           <w:left w:val="single" w:sz="12" w:space="8" w:color="1A478A"/>
         </w:pBdr>
       </w:pPr>
       <w:r>
         <w:rPr>
-          <w:i/>
-          <w:color w:val="666666"/>
+          <w:rFonts w:ascii="微软雅黑" w:hAnsi="微软雅黑" w:eastAsia="微软雅黑"/>
         </w:rPr>
-        <w:t>以平台页面显示为准（一般 15–30 日），**无需自行修改**。</w:t>
+        <w:t>以平台页面显示为准（一般 15–30 日），无需自行修改。</w:t>
       </w:r>
     </w:p>
     <w:p>
       <w:pPr>
-        <w:spacing w:before="120" w:after="120"/>
+        <w:spacing w:before="160" w:after="160"/>
       </w:pPr>
       <w:r>
         <w:rPr>
-          <w:color w:val="CCCCCC"/>
+          <w:color w:val="BBBBBB"/>
           <w:sz w:val="16"/>
         </w:rPr>
-        <w:t>────────────────────────────────────────────────────────────</w:t>
+        <w:t>──────────────────────────────────────────────────────────</w:t>
       </w:r>
     </w:p>
     <w:p>
@@ -1183,38 +1223,38 @@
       </w:pPr>
       <w:r>
         <w:rPr>
+          <w:rFonts w:ascii="微软雅黑" w:hAnsi="微软雅黑" w:eastAsia="微软雅黑"/>
           <w:color w:val="2D5F9E"/>
           <w:sz w:val="26"/>
         </w:rPr>
-        <w:t>8️⃣ 数字确权证 / 编号凭证</w:t>
+        <w:t>8. 数字确权证 / 编号凭证</w:t>
       </w:r>
     </w:p>
     <w:p>
       <w:pPr>
-        <w:spacing w:before="80" w:after="80"/>
-        <w:ind w:left="567"/>
+        <w:spacing w:before="80" w:after="80" w:line="336" w:lineRule="auto"/>
+        <w:ind w:left="454"/>
         <w:pBdr>
           <w:left w:val="single" w:sz="12" w:space="8" w:color="1A478A"/>
         </w:pBdr>
       </w:pPr>
       <w:r>
         <w:rPr>
-          <w:i/>
-          <w:color w:val="666666"/>
+          <w:rFonts w:ascii="微软雅黑" w:hAnsi="微软雅黑" w:eastAsia="微软雅黑"/>
         </w:rPr>
-        <w:t>**由平台审核通过后系统自动生成，无需填写。**</w:t>
+        <w:t>由平台审核通过后系统自动生成，无需填写。</w:t>
       </w:r>
     </w:p>
     <w:p>
       <w:pPr>
-        <w:spacing w:before="120" w:after="120"/>
+        <w:spacing w:before="160" w:after="160"/>
       </w:pPr>
       <w:r>
         <w:rPr>
-          <w:color w:val="CCCCCC"/>
+          <w:color w:val="BBBBBB"/>
           <w:sz w:val="16"/>
         </w:rPr>
-        <w:t>────────────────────────────────────────────────────────────</w:t>
+        <w:t>──────────────────────────────────────────────────────────</w:t>
       </w:r>
     </w:p>
     <w:p>
@@ -1223,38 +1263,38 @@
       </w:pPr>
       <w:r>
         <w:rPr>
+          <w:rFonts w:ascii="微软雅黑" w:hAnsi="微软雅黑" w:eastAsia="微软雅黑"/>
           <w:color w:val="2D5F9E"/>
           <w:sz w:val="26"/>
         </w:rPr>
-        <w:t>9️⃣ 有效期</w:t>
+        <w:t>9. 有效期</w:t>
       </w:r>
     </w:p>
     <w:p>
       <w:pPr>
-        <w:spacing w:before="80" w:after="80"/>
-        <w:ind w:left="567"/>
+        <w:spacing w:before="80" w:after="80" w:line="336" w:lineRule="auto"/>
+        <w:ind w:left="454"/>
         <w:pBdr>
           <w:left w:val="single" w:sz="12" w:space="8" w:color="1A478A"/>
         </w:pBdr>
       </w:pPr>
       <w:r>
         <w:rPr>
-          <w:i/>
-          <w:color w:val="666666"/>
+          <w:rFonts w:ascii="微软雅黑" w:hAnsi="微软雅黑" w:eastAsia="微软雅黑"/>
         </w:rPr>
         <w:t>以平台规则或系统生成为准（一般 3–5 年，可续展）。</w:t>
       </w:r>
     </w:p>
     <w:p>
       <w:pPr>
-        <w:spacing w:before="120" w:after="120"/>
+        <w:spacing w:before="160" w:after="160"/>
       </w:pPr>
       <w:r>
         <w:rPr>
-          <w:color w:val="CCCCCC"/>
+          <w:color w:val="BBBBBB"/>
           <w:sz w:val="16"/>
         </w:rPr>
-        <w:t>────────────────────────────────────────────────────────────</w:t>
+        <w:t>──────────────────────────────────────────────────────────</w:t>
       </w:r>
     </w:p>
     <w:p>
@@ -1263,54 +1303,53 @@
       </w:pPr>
       <w:r>
         <w:rPr>
+          <w:rFonts w:ascii="微软雅黑" w:hAnsi="微软雅黑" w:eastAsia="微软雅黑"/>
           <w:color w:val="2D5F9E"/>
           <w:sz w:val="26"/>
         </w:rPr>
-        <w:t>🔟 数据类型（平台可能要求勾选）</w:t>
+        <w:t>10. 数据类型（平台可能要求勾选）</w:t>
       </w:r>
     </w:p>
     <w:p>
       <w:pPr>
-        <w:spacing w:before="80" w:after="80"/>
-        <w:ind w:left="567"/>
+        <w:spacing w:before="80" w:after="80" w:line="336" w:lineRule="auto"/>
+        <w:ind w:left="454"/>
         <w:pBdr>
           <w:left w:val="single" w:sz="12" w:space="8" w:color="1A478A"/>
         </w:pBdr>
       </w:pPr>
       <w:r>
         <w:rPr>
-          <w:i/>
-          <w:color w:val="666666"/>
+          <w:rFonts w:ascii="微软雅黑" w:hAnsi="微软雅黑" w:eastAsia="微软雅黑"/>
         </w:rPr>
-        <w:t>建议勾选：**原始数据 + 衍生数据**</w:t>
+        <w:t>建议勾选：原始数据 + 衍生数据</w:t>
       </w:r>
     </w:p>
     <w:p>
       <w:pPr>
-        <w:spacing w:before="80" w:after="80"/>
-        <w:ind w:left="567"/>
+        <w:spacing w:before="80" w:after="80" w:line="336" w:lineRule="auto"/>
+        <w:ind w:left="454"/>
         <w:pBdr>
           <w:left w:val="single" w:sz="12" w:space="8" w:color="1A478A"/>
         </w:pBdr>
       </w:pPr>
       <w:r>
         <w:rPr>
-          <w:i/>
-          <w:color w:val="666666"/>
+          <w:rFonts w:ascii="微软雅黑" w:hAnsi="微软雅黑" w:eastAsia="微软雅黑"/>
         </w:rPr>
         <w:t>（设备原始回传数据 + 平台统计加工后的评估与统计结果数据）</w:t>
       </w:r>
     </w:p>
     <w:p>
       <w:pPr>
-        <w:spacing w:before="120" w:after="120"/>
+        <w:spacing w:before="160" w:after="160"/>
       </w:pPr>
       <w:r>
         <w:rPr>
-          <w:color w:val="CCCCCC"/>
+          <w:color w:val="BBBBBB"/>
           <w:sz w:val="16"/>
         </w:rPr>
-        <w:t>────────────────────────────────────────────────────────────</w:t>
+        <w:t>──────────────────────────────────────────────────────────</w:t>
       </w:r>
     </w:p>
     <w:p>
@@ -1319,8 +1358,9 @@
       </w:pPr>
       <w:r>
         <w:rPr>
+          <w:rFonts w:ascii="微软雅黑" w:hAnsi="微软雅黑" w:eastAsia="微软雅黑"/>
           <w:color w:val="1A478A"/>
-          <w:sz w:val="32"/>
+          <w:sz w:val="30"/>
         </w:rPr>
         <w:t>二、申报字段清单（供平台字段填报参考）</w:t>
       </w:r>
@@ -1331,6 +1371,7 @@
       </w:pPr>
       <w:r>
         <w:rPr>
+          <w:rFonts w:ascii="微软雅黑" w:hAnsi="微软雅黑" w:eastAsia="微软雅黑"/>
           <w:color w:val="2D5F9E"/>
           <w:sz w:val="26"/>
         </w:rPr>
@@ -1359,6 +1400,7 @@
             <w:r/>
             <w:r>
               <w:rPr>
+                <w:rFonts w:ascii="微软雅黑" w:hAnsi="微软雅黑" w:eastAsia="微软雅黑"/>
                 <w:b/>
                 <w:color w:val="FFFFFF"/>
                 <w:sz w:val="20"/>
@@ -1376,6 +1418,7 @@
             <w:r/>
             <w:r>
               <w:rPr>
+                <w:rFonts w:ascii="微软雅黑" w:hAnsi="微软雅黑" w:eastAsia="微软雅黑"/>
                 <w:b/>
                 <w:color w:val="FFFFFF"/>
                 <w:sz w:val="20"/>
@@ -1393,6 +1436,7 @@
             <w:r/>
             <w:r>
               <w:rPr>
+                <w:rFonts w:ascii="微软雅黑" w:hAnsi="微软雅黑" w:eastAsia="微软雅黑"/>
                 <w:b/>
                 <w:color w:val="FFFFFF"/>
                 <w:sz w:val="20"/>
@@ -1408,8 +1452,17 @@
             <w:tcW w:type="dxa" w:w="2880"/>
           </w:tcPr>
           <w:p>
-            <w:r/>
-            <w:r>
+            <w:r>
+              <w:rPr>
+                <w:rFonts w:ascii="微软雅黑" w:hAnsi="微软雅黑" w:eastAsia="微软雅黑"/>
+                <w:sz w:val="20"/>
+              </w:rPr>
+            </w:r>
+            <w:r>
+              <w:rPr>
+                <w:rFonts w:ascii="微软雅黑" w:hAnsi="微软雅黑" w:eastAsia="微软雅黑"/>
+                <w:sz w:val="20"/>
+              </w:rPr>
               <w:t>treatment_id</w:t>
             </w:r>
           </w:p>
@@ -1419,8 +1472,17 @@
             <w:tcW w:type="dxa" w:w="2880"/>
           </w:tcPr>
           <w:p>
-            <w:r/>
-            <w:r>
+            <w:r>
+              <w:rPr>
+                <w:rFonts w:ascii="微软雅黑" w:hAnsi="微软雅黑" w:eastAsia="微软雅黑"/>
+                <w:sz w:val="20"/>
+              </w:rPr>
+            </w:r>
+            <w:r>
+              <w:rPr>
+                <w:rFonts w:ascii="微软雅黑" w:hAnsi="微软雅黑" w:eastAsia="微软雅黑"/>
+                <w:sz w:val="20"/>
+              </w:rPr>
               <w:t>治疗方案ID</w:t>
             </w:r>
           </w:p>
@@ -1430,8 +1492,17 @@
             <w:tcW w:type="dxa" w:w="2880"/>
           </w:tcPr>
           <w:p>
-            <w:r/>
-            <w:r>
+            <w:r>
+              <w:rPr>
+                <w:rFonts w:ascii="微软雅黑" w:hAnsi="微软雅黑" w:eastAsia="微软雅黑"/>
+                <w:sz w:val="20"/>
+              </w:rPr>
+            </w:r>
+            <w:r>
+              <w:rPr>
+                <w:rFonts w:ascii="微软雅黑" w:hAnsi="微软雅黑" w:eastAsia="微软雅黑"/>
+                <w:sz w:val="20"/>
+              </w:rPr>
               <w:t>是</w:t>
             </w:r>
           </w:p>
@@ -1444,8 +1515,17 @@
             <w:shd w:fill="F5F7FA" w:val="clear"/>
           </w:tcPr>
           <w:p>
-            <w:r/>
-            <w:r>
+            <w:r>
+              <w:rPr>
+                <w:rFonts w:ascii="微软雅黑" w:hAnsi="微软雅黑" w:eastAsia="微软雅黑"/>
+                <w:sz w:val="20"/>
+              </w:rPr>
+            </w:r>
+            <w:r>
+              <w:rPr>
+                <w:rFonts w:ascii="微软雅黑" w:hAnsi="微软雅黑" w:eastAsia="微软雅黑"/>
+                <w:sz w:val="20"/>
+              </w:rPr>
               <w:t>treatment_name</w:t>
             </w:r>
           </w:p>
@@ -1456,8 +1536,17 @@
             <w:shd w:fill="F5F7FA" w:val="clear"/>
           </w:tcPr>
           <w:p>
-            <w:r/>
-            <w:r>
+            <w:r>
+              <w:rPr>
+                <w:rFonts w:ascii="微软雅黑" w:hAnsi="微软雅黑" w:eastAsia="微软雅黑"/>
+                <w:sz w:val="20"/>
+              </w:rPr>
+            </w:r>
+            <w:r>
+              <w:rPr>
+                <w:rFonts w:ascii="微软雅黑" w:hAnsi="微软雅黑" w:eastAsia="微软雅黑"/>
+                <w:sz w:val="20"/>
+              </w:rPr>
               <w:t>治疗方案名称</w:t>
             </w:r>
           </w:p>
@@ -1468,8 +1557,17 @@
             <w:shd w:fill="F5F7FA" w:val="clear"/>
           </w:tcPr>
           <w:p>
-            <w:r/>
-            <w:r>
+            <w:r>
+              <w:rPr>
+                <w:rFonts w:ascii="微软雅黑" w:hAnsi="微软雅黑" w:eastAsia="微软雅黑"/>
+                <w:sz w:val="20"/>
+              </w:rPr>
+            </w:r>
+            <w:r>
+              <w:rPr>
+                <w:rFonts w:ascii="微软雅黑" w:hAnsi="微软雅黑" w:eastAsia="微软雅黑"/>
+                <w:sz w:val="20"/>
+              </w:rPr>
               <w:t>是</w:t>
             </w:r>
           </w:p>
@@ -1481,8 +1579,17 @@
             <w:tcW w:type="dxa" w:w="2880"/>
           </w:tcPr>
           <w:p>
-            <w:r/>
-            <w:r>
+            <w:r>
+              <w:rPr>
+                <w:rFonts w:ascii="微软雅黑" w:hAnsi="微软雅黑" w:eastAsia="微软雅黑"/>
+                <w:sz w:val="20"/>
+              </w:rPr>
+            </w:r>
+            <w:r>
+              <w:rPr>
+                <w:rFonts w:ascii="微软雅黑" w:hAnsi="微软雅黑" w:eastAsia="微软雅黑"/>
+                <w:sz w:val="20"/>
+              </w:rPr>
               <w:t>uid</w:t>
             </w:r>
           </w:p>
@@ -1492,8 +1599,17 @@
             <w:tcW w:type="dxa" w:w="2880"/>
           </w:tcPr>
           <w:p>
-            <w:r/>
-            <w:r>
+            <w:r>
+              <w:rPr>
+                <w:rFonts w:ascii="微软雅黑" w:hAnsi="微软雅黑" w:eastAsia="微软雅黑"/>
+                <w:sz w:val="20"/>
+              </w:rPr>
+            </w:r>
+            <w:r>
+              <w:rPr>
+                <w:rFonts w:ascii="微软雅黑" w:hAnsi="微软雅黑" w:eastAsia="微软雅黑"/>
+                <w:sz w:val="20"/>
+              </w:rPr>
               <w:t>用户编码</w:t>
             </w:r>
           </w:p>
@@ -1503,8 +1619,17 @@
             <w:tcW w:type="dxa" w:w="2880"/>
           </w:tcPr>
           <w:p>
-            <w:r/>
-            <w:r>
+            <w:r>
+              <w:rPr>
+                <w:rFonts w:ascii="微软雅黑" w:hAnsi="微软雅黑" w:eastAsia="微软雅黑"/>
+                <w:sz w:val="20"/>
+              </w:rPr>
+            </w:r>
+            <w:r>
+              <w:rPr>
+                <w:rFonts w:ascii="微软雅黑" w:hAnsi="微软雅黑" w:eastAsia="微软雅黑"/>
+                <w:sz w:val="20"/>
+              </w:rPr>
               <w:t>是</w:t>
             </w:r>
           </w:p>
@@ -1517,8 +1642,17 @@
             <w:shd w:fill="F5F7FA" w:val="clear"/>
           </w:tcPr>
           <w:p>
-            <w:r/>
-            <w:r>
+            <w:r>
+              <w:rPr>
+                <w:rFonts w:ascii="微软雅黑" w:hAnsi="微软雅黑" w:eastAsia="微软雅黑"/>
+                <w:sz w:val="20"/>
+              </w:rPr>
+            </w:r>
+            <w:r>
+              <w:rPr>
+                <w:rFonts w:ascii="微软雅黑" w:hAnsi="微软雅黑" w:eastAsia="微软雅黑"/>
+                <w:sz w:val="20"/>
+              </w:rPr>
               <w:t>service_id</w:t>
             </w:r>
           </w:p>
@@ -1529,8 +1663,17 @@
             <w:shd w:fill="F5F7FA" w:val="clear"/>
           </w:tcPr>
           <w:p>
-            <w:r/>
-            <w:r>
+            <w:r>
+              <w:rPr>
+                <w:rFonts w:ascii="微软雅黑" w:hAnsi="微软雅黑" w:eastAsia="微软雅黑"/>
+                <w:sz w:val="20"/>
+              </w:rPr>
+            </w:r>
+            <w:r>
+              <w:rPr>
+                <w:rFonts w:ascii="微软雅黑" w:hAnsi="微软雅黑" w:eastAsia="微软雅黑"/>
+                <w:sz w:val="20"/>
+              </w:rPr>
               <w:t>服务ID</w:t>
             </w:r>
           </w:p>
@@ -1541,8 +1684,17 @@
             <w:shd w:fill="F5F7FA" w:val="clear"/>
           </w:tcPr>
           <w:p>
-            <w:r/>
-            <w:r>
+            <w:r>
+              <w:rPr>
+                <w:rFonts w:ascii="微软雅黑" w:hAnsi="微软雅黑" w:eastAsia="微软雅黑"/>
+                <w:sz w:val="20"/>
+              </w:rPr>
+            </w:r>
+            <w:r>
+              <w:rPr>
+                <w:rFonts w:ascii="微软雅黑" w:hAnsi="微软雅黑" w:eastAsia="微软雅黑"/>
+                <w:sz w:val="20"/>
+              </w:rPr>
               <w:t>是</w:t>
             </w:r>
           </w:p>
@@ -1554,8 +1706,17 @@
             <w:tcW w:type="dxa" w:w="2880"/>
           </w:tcPr>
           <w:p>
-            <w:r/>
-            <w:r>
+            <w:r>
+              <w:rPr>
+                <w:rFonts w:ascii="微软雅黑" w:hAnsi="微软雅黑" w:eastAsia="微软雅黑"/>
+                <w:sz w:val="20"/>
+              </w:rPr>
+            </w:r>
+            <w:r>
+              <w:rPr>
+                <w:rFonts w:ascii="微软雅黑" w:hAnsi="微软雅黑" w:eastAsia="微软雅黑"/>
+                <w:sz w:val="20"/>
+              </w:rPr>
               <w:t>treatment_num</w:t>
             </w:r>
           </w:p>
@@ -1565,8 +1726,17 @@
             <w:tcW w:type="dxa" w:w="2880"/>
           </w:tcPr>
           <w:p>
-            <w:r/>
-            <w:r>
+            <w:r>
+              <w:rPr>
+                <w:rFonts w:ascii="微软雅黑" w:hAnsi="微软雅黑" w:eastAsia="微软雅黑"/>
+                <w:sz w:val="20"/>
+              </w:rPr>
+            </w:r>
+            <w:r>
+              <w:rPr>
+                <w:rFonts w:ascii="微软雅黑" w:hAnsi="微软雅黑" w:eastAsia="微软雅黑"/>
+                <w:sz w:val="20"/>
+              </w:rPr>
               <w:t>治疗方案次数</w:t>
             </w:r>
           </w:p>
@@ -1576,8 +1746,17 @@
             <w:tcW w:type="dxa" w:w="2880"/>
           </w:tcPr>
           <w:p>
-            <w:r/>
-            <w:r>
+            <w:r>
+              <w:rPr>
+                <w:rFonts w:ascii="微软雅黑" w:hAnsi="微软雅黑" w:eastAsia="微软雅黑"/>
+                <w:sz w:val="20"/>
+              </w:rPr>
+            </w:r>
+            <w:r>
+              <w:rPr>
+                <w:rFonts w:ascii="微软雅黑" w:hAnsi="微软雅黑" w:eastAsia="微软雅黑"/>
+                <w:sz w:val="20"/>
+              </w:rPr>
               <w:t>是</w:t>
             </w:r>
           </w:p>
@@ -1590,8 +1769,17 @@
             <w:shd w:fill="F5F7FA" w:val="clear"/>
           </w:tcPr>
           <w:p>
-            <w:r/>
-            <w:r>
+            <w:r>
+              <w:rPr>
+                <w:rFonts w:ascii="微软雅黑" w:hAnsi="微软雅黑" w:eastAsia="微软雅黑"/>
+                <w:sz w:val="20"/>
+              </w:rPr>
+            </w:r>
+            <w:r>
+              <w:rPr>
+                <w:rFonts w:ascii="微软雅黑" w:hAnsi="微软雅黑" w:eastAsia="微软雅黑"/>
+                <w:sz w:val="20"/>
+              </w:rPr>
               <w:t>status</w:t>
             </w:r>
           </w:p>
@@ -1602,8 +1790,17 @@
             <w:shd w:fill="F5F7FA" w:val="clear"/>
           </w:tcPr>
           <w:p>
-            <w:r/>
-            <w:r>
+            <w:r>
+              <w:rPr>
+                <w:rFonts w:ascii="微软雅黑" w:hAnsi="微软雅黑" w:eastAsia="微软雅黑"/>
+                <w:sz w:val="20"/>
+              </w:rPr>
+            </w:r>
+            <w:r>
+              <w:rPr>
+                <w:rFonts w:ascii="微软雅黑" w:hAnsi="微软雅黑" w:eastAsia="微软雅黑"/>
+                <w:sz w:val="20"/>
+              </w:rPr>
               <w:t>治疗方案状态</w:t>
             </w:r>
           </w:p>
@@ -1614,8 +1811,17 @@
             <w:shd w:fill="F5F7FA" w:val="clear"/>
           </w:tcPr>
           <w:p>
-            <w:r/>
-            <w:r>
+            <w:r>
+              <w:rPr>
+                <w:rFonts w:ascii="微软雅黑" w:hAnsi="微软雅黑" w:eastAsia="微软雅黑"/>
+                <w:sz w:val="20"/>
+              </w:rPr>
+            </w:r>
+            <w:r>
+              <w:rPr>
+                <w:rFonts w:ascii="微软雅黑" w:hAnsi="微软雅黑" w:eastAsia="微软雅黑"/>
+                <w:sz w:val="20"/>
+              </w:rPr>
               <w:t>是</w:t>
             </w:r>
           </w:p>
@@ -1627,8 +1833,17 @@
             <w:tcW w:type="dxa" w:w="2880"/>
           </w:tcPr>
           <w:p>
-            <w:r/>
-            <w:r>
+            <w:r>
+              <w:rPr>
+                <w:rFonts w:ascii="微软雅黑" w:hAnsi="微软雅黑" w:eastAsia="微软雅黑"/>
+                <w:sz w:val="20"/>
+              </w:rPr>
+            </w:r>
+            <w:r>
+              <w:rPr>
+                <w:rFonts w:ascii="微软雅黑" w:hAnsi="微软雅黑" w:eastAsia="微软雅黑"/>
+                <w:sz w:val="20"/>
+              </w:rPr>
               <w:t>finish_time</w:t>
             </w:r>
           </w:p>
@@ -1638,8 +1853,17 @@
             <w:tcW w:type="dxa" w:w="2880"/>
           </w:tcPr>
           <w:p>
-            <w:r/>
-            <w:r>
+            <w:r>
+              <w:rPr>
+                <w:rFonts w:ascii="微软雅黑" w:hAnsi="微软雅黑" w:eastAsia="微软雅黑"/>
+                <w:sz w:val="20"/>
+              </w:rPr>
+            </w:r>
+            <w:r>
+              <w:rPr>
+                <w:rFonts w:ascii="微软雅黑" w:hAnsi="微软雅黑" w:eastAsia="微软雅黑"/>
+                <w:sz w:val="20"/>
+              </w:rPr>
               <w:t>完成时间</w:t>
             </w:r>
           </w:p>
@@ -1649,8 +1873,17 @@
             <w:tcW w:type="dxa" w:w="2880"/>
           </w:tcPr>
           <w:p>
-            <w:r/>
-            <w:r>
+            <w:r>
+              <w:rPr>
+                <w:rFonts w:ascii="微软雅黑" w:hAnsi="微软雅黑" w:eastAsia="微软雅黑"/>
+                <w:sz w:val="20"/>
+              </w:rPr>
+            </w:r>
+            <w:r>
+              <w:rPr>
+                <w:rFonts w:ascii="微软雅黑" w:hAnsi="微软雅黑" w:eastAsia="微软雅黑"/>
+                <w:sz w:val="20"/>
+              </w:rPr>
               <w:t>是</w:t>
             </w:r>
           </w:p>
@@ -1663,8 +1896,17 @@
             <w:shd w:fill="F5F7FA" w:val="clear"/>
           </w:tcPr>
           <w:p>
-            <w:r/>
-            <w:r>
+            <w:r>
+              <w:rPr>
+                <w:rFonts w:ascii="微软雅黑" w:hAnsi="微软雅黑" w:eastAsia="微软雅黑"/>
+                <w:sz w:val="20"/>
+              </w:rPr>
+            </w:r>
+            <w:r>
+              <w:rPr>
+                <w:rFonts w:ascii="微软雅黑" w:hAnsi="微软雅黑" w:eastAsia="微软雅黑"/>
+                <w:sz w:val="20"/>
+              </w:rPr>
               <w:t>org_id</w:t>
             </w:r>
           </w:p>
@@ -1675,8 +1917,17 @@
             <w:shd w:fill="F5F7FA" w:val="clear"/>
           </w:tcPr>
           <w:p>
-            <w:r/>
-            <w:r>
+            <w:r>
+              <w:rPr>
+                <w:rFonts w:ascii="微软雅黑" w:hAnsi="微软雅黑" w:eastAsia="微软雅黑"/>
+                <w:sz w:val="20"/>
+              </w:rPr>
+            </w:r>
+            <w:r>
+              <w:rPr>
+                <w:rFonts w:ascii="微软雅黑" w:hAnsi="微软雅黑" w:eastAsia="微软雅黑"/>
+                <w:sz w:val="20"/>
+              </w:rPr>
               <w:t>渠道编码</w:t>
             </w:r>
           </w:p>
@@ -1687,8 +1938,17 @@
             <w:shd w:fill="F5F7FA" w:val="clear"/>
           </w:tcPr>
           <w:p>
-            <w:r/>
-            <w:r>
+            <w:r>
+              <w:rPr>
+                <w:rFonts w:ascii="微软雅黑" w:hAnsi="微软雅黑" w:eastAsia="微软雅黑"/>
+                <w:sz w:val="20"/>
+              </w:rPr>
+            </w:r>
+            <w:r>
+              <w:rPr>
+                <w:rFonts w:ascii="微软雅黑" w:hAnsi="微软雅黑" w:eastAsia="微软雅黑"/>
+                <w:sz w:val="20"/>
+              </w:rPr>
               <w:t>是</w:t>
             </w:r>
           </w:p>
@@ -1700,8 +1960,17 @@
             <w:tcW w:type="dxa" w:w="2880"/>
           </w:tcPr>
           <w:p>
-            <w:r/>
-            <w:r>
+            <w:r>
+              <w:rPr>
+                <w:rFonts w:ascii="微软雅黑" w:hAnsi="微软雅黑" w:eastAsia="微软雅黑"/>
+                <w:sz w:val="20"/>
+              </w:rPr>
+            </w:r>
+            <w:r>
+              <w:rPr>
+                <w:rFonts w:ascii="微软雅黑" w:hAnsi="微软雅黑" w:eastAsia="微软雅黑"/>
+                <w:sz w:val="20"/>
+              </w:rPr>
               <w:t>sale_operid</w:t>
             </w:r>
           </w:p>
@@ -1711,8 +1980,17 @@
             <w:tcW w:type="dxa" w:w="2880"/>
           </w:tcPr>
           <w:p>
-            <w:r/>
-            <w:r>
+            <w:r>
+              <w:rPr>
+                <w:rFonts w:ascii="微软雅黑" w:hAnsi="微软雅黑" w:eastAsia="微软雅黑"/>
+                <w:sz w:val="20"/>
+              </w:rPr>
+            </w:r>
+            <w:r>
+              <w:rPr>
+                <w:rFonts w:ascii="微软雅黑" w:hAnsi="微软雅黑" w:eastAsia="微软雅黑"/>
+                <w:sz w:val="20"/>
+              </w:rPr>
               <w:t>开单医生</w:t>
             </w:r>
           </w:p>
@@ -1722,8 +2000,17 @@
             <w:tcW w:type="dxa" w:w="2880"/>
           </w:tcPr>
           <w:p>
-            <w:r/>
-            <w:r>
+            <w:r>
+              <w:rPr>
+                <w:rFonts w:ascii="微软雅黑" w:hAnsi="微软雅黑" w:eastAsia="微软雅黑"/>
+                <w:sz w:val="20"/>
+              </w:rPr>
+            </w:r>
+            <w:r>
+              <w:rPr>
+                <w:rFonts w:ascii="微软雅黑" w:hAnsi="微软雅黑" w:eastAsia="微软雅黑"/>
+                <w:sz w:val="20"/>
+              </w:rPr>
               <w:t>是</w:t>
             </w:r>
           </w:p>
@@ -1736,8 +2023,17 @@
             <w:shd w:fill="F5F7FA" w:val="clear"/>
           </w:tcPr>
           <w:p>
-            <w:r/>
-            <w:r>
+            <w:r>
+              <w:rPr>
+                <w:rFonts w:ascii="微软雅黑" w:hAnsi="微软雅黑" w:eastAsia="微软雅黑"/>
+                <w:sz w:val="20"/>
+              </w:rPr>
+            </w:r>
+            <w:r>
+              <w:rPr>
+                <w:rFonts w:ascii="微软雅黑" w:hAnsi="微软雅黑" w:eastAsia="微软雅黑"/>
+                <w:sz w:val="20"/>
+              </w:rPr>
               <w:t>manage_operid</w:t>
             </w:r>
           </w:p>
@@ -1748,8 +2044,17 @@
             <w:shd w:fill="F5F7FA" w:val="clear"/>
           </w:tcPr>
           <w:p>
-            <w:r/>
-            <w:r>
+            <w:r>
+              <w:rPr>
+                <w:rFonts w:ascii="微软雅黑" w:hAnsi="微软雅黑" w:eastAsia="微软雅黑"/>
+                <w:sz w:val="20"/>
+              </w:rPr>
+            </w:r>
+            <w:r>
+              <w:rPr>
+                <w:rFonts w:ascii="微软雅黑" w:hAnsi="微软雅黑" w:eastAsia="微软雅黑"/>
+                <w:sz w:val="20"/>
+              </w:rPr>
               <w:t>管理医护</w:t>
             </w:r>
           </w:p>
@@ -1760,8 +2065,17 @@
             <w:shd w:fill="F5F7FA" w:val="clear"/>
           </w:tcPr>
           <w:p>
-            <w:r/>
-            <w:r>
+            <w:r>
+              <w:rPr>
+                <w:rFonts w:ascii="微软雅黑" w:hAnsi="微软雅黑" w:eastAsia="微软雅黑"/>
+                <w:sz w:val="20"/>
+              </w:rPr>
+            </w:r>
+            <w:r>
+              <w:rPr>
+                <w:rFonts w:ascii="微软雅黑" w:hAnsi="微软雅黑" w:eastAsia="微软雅黑"/>
+                <w:sz w:val="20"/>
+              </w:rPr>
               <w:t>是</w:t>
             </w:r>
           </w:p>
@@ -1775,6 +2089,7 @@
       </w:pPr>
       <w:r>
         <w:rPr>
+          <w:rFonts w:ascii="微软雅黑" w:hAnsi="微软雅黑" w:eastAsia="微软雅黑"/>
           <w:color w:val="2D5F9E"/>
           <w:sz w:val="26"/>
         </w:rPr>
@@ -1803,6 +2118,7 @@
             <w:r/>
             <w:r>
               <w:rPr>
+                <w:rFonts w:ascii="微软雅黑" w:hAnsi="微软雅黑" w:eastAsia="微软雅黑"/>
                 <w:b/>
                 <w:color w:val="FFFFFF"/>
                 <w:sz w:val="20"/>
@@ -1820,6 +2136,7 @@
             <w:r/>
             <w:r>
               <w:rPr>
+                <w:rFonts w:ascii="微软雅黑" w:hAnsi="微软雅黑" w:eastAsia="微软雅黑"/>
                 <w:b/>
                 <w:color w:val="FFFFFF"/>
                 <w:sz w:val="20"/>
@@ -1837,6 +2154,7 @@
             <w:r/>
             <w:r>
               <w:rPr>
+                <w:rFonts w:ascii="微软雅黑" w:hAnsi="微软雅黑" w:eastAsia="微软雅黑"/>
                 <w:b/>
                 <w:color w:val="FFFFFF"/>
                 <w:sz w:val="20"/>
@@ -1852,8 +2170,17 @@
             <w:tcW w:type="dxa" w:w="2880"/>
           </w:tcPr>
           <w:p>
-            <w:r/>
-            <w:r>
+            <w:r>
+              <w:rPr>
+                <w:rFonts w:ascii="微软雅黑" w:hAnsi="微软雅黑" w:eastAsia="微软雅黑"/>
+                <w:sz w:val="20"/>
+              </w:rPr>
+            </w:r>
+            <w:r>
+              <w:rPr>
+                <w:rFonts w:ascii="微软雅黑" w:hAnsi="微软雅黑" w:eastAsia="微软雅黑"/>
+                <w:sz w:val="20"/>
+              </w:rPr>
               <w:t>treatment_id</w:t>
             </w:r>
           </w:p>
@@ -1863,8 +2190,17 @@
             <w:tcW w:type="dxa" w:w="2880"/>
           </w:tcPr>
           <w:p>
-            <w:r/>
-            <w:r>
+            <w:r>
+              <w:rPr>
+                <w:rFonts w:ascii="微软雅黑" w:hAnsi="微软雅黑" w:eastAsia="微软雅黑"/>
+                <w:sz w:val="20"/>
+              </w:rPr>
+            </w:r>
+            <w:r>
+              <w:rPr>
+                <w:rFonts w:ascii="微软雅黑" w:hAnsi="微软雅黑" w:eastAsia="微软雅黑"/>
+                <w:sz w:val="20"/>
+              </w:rPr>
               <w:t>治疗方案ID</w:t>
             </w:r>
           </w:p>
@@ -1874,8 +2210,17 @@
             <w:tcW w:type="dxa" w:w="2880"/>
           </w:tcPr>
           <w:p>
-            <w:r/>
-            <w:r>
+            <w:r>
+              <w:rPr>
+                <w:rFonts w:ascii="微软雅黑" w:hAnsi="微软雅黑" w:eastAsia="微软雅黑"/>
+                <w:sz w:val="20"/>
+              </w:rPr>
+            </w:r>
+            <w:r>
+              <w:rPr>
+                <w:rFonts w:ascii="微软雅黑" w:hAnsi="微软雅黑" w:eastAsia="微软雅黑"/>
+                <w:sz w:val="20"/>
+              </w:rPr>
               <w:t>是</w:t>
             </w:r>
           </w:p>
@@ -1888,8 +2233,17 @@
             <w:shd w:fill="F5F7FA" w:val="clear"/>
           </w:tcPr>
           <w:p>
-            <w:r/>
-            <w:r>
+            <w:r>
+              <w:rPr>
+                <w:rFonts w:ascii="微软雅黑" w:hAnsi="微软雅黑" w:eastAsia="微软雅黑"/>
+                <w:sz w:val="20"/>
+              </w:rPr>
+            </w:r>
+            <w:r>
+              <w:rPr>
+                <w:rFonts w:ascii="微软雅黑" w:hAnsi="微软雅黑" w:eastAsia="微软雅黑"/>
+                <w:sz w:val="20"/>
+              </w:rPr>
               <w:t>course_id</w:t>
             </w:r>
           </w:p>
@@ -1900,8 +2254,17 @@
             <w:shd w:fill="F5F7FA" w:val="clear"/>
           </w:tcPr>
           <w:p>
-            <w:r/>
-            <w:r>
+            <w:r>
+              <w:rPr>
+                <w:rFonts w:ascii="微软雅黑" w:hAnsi="微软雅黑" w:eastAsia="微软雅黑"/>
+                <w:sz w:val="20"/>
+              </w:rPr>
+            </w:r>
+            <w:r>
+              <w:rPr>
+                <w:rFonts w:ascii="微软雅黑" w:hAnsi="微软雅黑" w:eastAsia="微软雅黑"/>
+                <w:sz w:val="20"/>
+              </w:rPr>
               <w:t>疗程编码</w:t>
             </w:r>
           </w:p>
@@ -1912,8 +2275,17 @@
             <w:shd w:fill="F5F7FA" w:val="clear"/>
           </w:tcPr>
           <w:p>
-            <w:r/>
-            <w:r>
+            <w:r>
+              <w:rPr>
+                <w:rFonts w:ascii="微软雅黑" w:hAnsi="微软雅黑" w:eastAsia="微软雅黑"/>
+                <w:sz w:val="20"/>
+              </w:rPr>
+            </w:r>
+            <w:r>
+              <w:rPr>
+                <w:rFonts w:ascii="微软雅黑" w:hAnsi="微软雅黑" w:eastAsia="微软雅黑"/>
+                <w:sz w:val="20"/>
+              </w:rPr>
               <w:t>是</w:t>
             </w:r>
           </w:p>
@@ -1925,8 +2297,17 @@
             <w:tcW w:type="dxa" w:w="2880"/>
           </w:tcPr>
           <w:p>
-            <w:r/>
-            <w:r>
+            <w:r>
+              <w:rPr>
+                <w:rFonts w:ascii="微软雅黑" w:hAnsi="微软雅黑" w:eastAsia="微软雅黑"/>
+                <w:sz w:val="20"/>
+              </w:rPr>
+            </w:r>
+            <w:r>
+              <w:rPr>
+                <w:rFonts w:ascii="微软雅黑" w:hAnsi="微软雅黑" w:eastAsia="微软雅黑"/>
+                <w:sz w:val="20"/>
+              </w:rPr>
               <w:t>course_name</w:t>
             </w:r>
           </w:p>
@@ -1936,8 +2317,17 @@
             <w:tcW w:type="dxa" w:w="2880"/>
           </w:tcPr>
           <w:p>
-            <w:r/>
-            <w:r>
+            <w:r>
+              <w:rPr>
+                <w:rFonts w:ascii="微软雅黑" w:hAnsi="微软雅黑" w:eastAsia="微软雅黑"/>
+                <w:sz w:val="20"/>
+              </w:rPr>
+            </w:r>
+            <w:r>
+              <w:rPr>
+                <w:rFonts w:ascii="微软雅黑" w:hAnsi="微软雅黑" w:eastAsia="微软雅黑"/>
+                <w:sz w:val="20"/>
+              </w:rPr>
               <w:t>疗程名称</w:t>
             </w:r>
           </w:p>
@@ -1947,8 +2337,17 @@
             <w:tcW w:type="dxa" w:w="2880"/>
           </w:tcPr>
           <w:p>
-            <w:r/>
-            <w:r>
+            <w:r>
+              <w:rPr>
+                <w:rFonts w:ascii="微软雅黑" w:hAnsi="微软雅黑" w:eastAsia="微软雅黑"/>
+                <w:sz w:val="20"/>
+              </w:rPr>
+            </w:r>
+            <w:r>
+              <w:rPr>
+                <w:rFonts w:ascii="微软雅黑" w:hAnsi="微软雅黑" w:eastAsia="微软雅黑"/>
+                <w:sz w:val="20"/>
+              </w:rPr>
               <w:t>是</w:t>
             </w:r>
           </w:p>
@@ -1961,8 +2360,17 @@
             <w:shd w:fill="F5F7FA" w:val="clear"/>
           </w:tcPr>
           <w:p>
-            <w:r/>
-            <w:r>
+            <w:r>
+              <w:rPr>
+                <w:rFonts w:ascii="微软雅黑" w:hAnsi="微软雅黑" w:eastAsia="微软雅黑"/>
+                <w:sz w:val="20"/>
+              </w:rPr>
+            </w:r>
+            <w:r>
+              <w:rPr>
+                <w:rFonts w:ascii="微软雅黑" w:hAnsi="微软雅黑" w:eastAsia="微软雅黑"/>
+                <w:sz w:val="20"/>
+              </w:rPr>
               <w:t>course_index</w:t>
             </w:r>
           </w:p>
@@ -1973,8 +2381,17 @@
             <w:shd w:fill="F5F7FA" w:val="clear"/>
           </w:tcPr>
           <w:p>
-            <w:r/>
-            <w:r>
+            <w:r>
+              <w:rPr>
+                <w:rFonts w:ascii="微软雅黑" w:hAnsi="微软雅黑" w:eastAsia="微软雅黑"/>
+                <w:sz w:val="20"/>
+              </w:rPr>
+            </w:r>
+            <w:r>
+              <w:rPr>
+                <w:rFonts w:ascii="微软雅黑" w:hAnsi="微软雅黑" w:eastAsia="微软雅黑"/>
+                <w:sz w:val="20"/>
+              </w:rPr>
               <w:t>疗程阶段</w:t>
             </w:r>
           </w:p>
@@ -1985,8 +2402,17 @@
             <w:shd w:fill="F5F7FA" w:val="clear"/>
           </w:tcPr>
           <w:p>
-            <w:r/>
-            <w:r>
+            <w:r>
+              <w:rPr>
+                <w:rFonts w:ascii="微软雅黑" w:hAnsi="微软雅黑" w:eastAsia="微软雅黑"/>
+                <w:sz w:val="20"/>
+              </w:rPr>
+            </w:r>
+            <w:r>
+              <w:rPr>
+                <w:rFonts w:ascii="微软雅黑" w:hAnsi="微软雅黑" w:eastAsia="微软雅黑"/>
+                <w:sz w:val="20"/>
+              </w:rPr>
               <w:t>是</w:t>
             </w:r>
           </w:p>
@@ -1998,8 +2424,17 @@
             <w:tcW w:type="dxa" w:w="2880"/>
           </w:tcPr>
           <w:p>
-            <w:r/>
-            <w:r>
+            <w:r>
+              <w:rPr>
+                <w:rFonts w:ascii="微软雅黑" w:hAnsi="微软雅黑" w:eastAsia="微软雅黑"/>
+                <w:sz w:val="20"/>
+              </w:rPr>
+            </w:r>
+            <w:r>
+              <w:rPr>
+                <w:rFonts w:ascii="微软雅黑" w:hAnsi="微软雅黑" w:eastAsia="微软雅黑"/>
+                <w:sz w:val="20"/>
+              </w:rPr>
               <w:t>status</w:t>
             </w:r>
           </w:p>
@@ -2009,8 +2444,17 @@
             <w:tcW w:type="dxa" w:w="2880"/>
           </w:tcPr>
           <w:p>
-            <w:r/>
-            <w:r>
+            <w:r>
+              <w:rPr>
+                <w:rFonts w:ascii="微软雅黑" w:hAnsi="微软雅黑" w:eastAsia="微软雅黑"/>
+                <w:sz w:val="20"/>
+              </w:rPr>
+            </w:r>
+            <w:r>
+              <w:rPr>
+                <w:rFonts w:ascii="微软雅黑" w:hAnsi="微软雅黑" w:eastAsia="微软雅黑"/>
+                <w:sz w:val="20"/>
+              </w:rPr>
               <w:t>治疗状态</w:t>
             </w:r>
           </w:p>
@@ -2020,8 +2464,17 @@
             <w:tcW w:type="dxa" w:w="2880"/>
           </w:tcPr>
           <w:p>
-            <w:r/>
-            <w:r>
+            <w:r>
+              <w:rPr>
+                <w:rFonts w:ascii="微软雅黑" w:hAnsi="微软雅黑" w:eastAsia="微软雅黑"/>
+                <w:sz w:val="20"/>
+              </w:rPr>
+            </w:r>
+            <w:r>
+              <w:rPr>
+                <w:rFonts w:ascii="微软雅黑" w:hAnsi="微软雅黑" w:eastAsia="微软雅黑"/>
+                <w:sz w:val="20"/>
+              </w:rPr>
               <w:t>是</w:t>
             </w:r>
           </w:p>
@@ -2034,8 +2487,17 @@
             <w:shd w:fill="F5F7FA" w:val="clear"/>
           </w:tcPr>
           <w:p>
-            <w:r/>
-            <w:r>
+            <w:r>
+              <w:rPr>
+                <w:rFonts w:ascii="微软雅黑" w:hAnsi="微软雅黑" w:eastAsia="微软雅黑"/>
+                <w:sz w:val="20"/>
+              </w:rPr>
+            </w:r>
+            <w:r>
+              <w:rPr>
+                <w:rFonts w:ascii="微软雅黑" w:hAnsi="微软雅黑" w:eastAsia="微软雅黑"/>
+                <w:sz w:val="20"/>
+              </w:rPr>
               <w:t>finish_time</w:t>
             </w:r>
           </w:p>
@@ -2046,8 +2508,17 @@
             <w:shd w:fill="F5F7FA" w:val="clear"/>
           </w:tcPr>
           <w:p>
-            <w:r/>
-            <w:r>
+            <w:r>
+              <w:rPr>
+                <w:rFonts w:ascii="微软雅黑" w:hAnsi="微软雅黑" w:eastAsia="微软雅黑"/>
+                <w:sz w:val="20"/>
+              </w:rPr>
+            </w:r>
+            <w:r>
+              <w:rPr>
+                <w:rFonts w:ascii="微软雅黑" w:hAnsi="微软雅黑" w:eastAsia="微软雅黑"/>
+                <w:sz w:val="20"/>
+              </w:rPr>
               <w:t>完成时间</w:t>
             </w:r>
           </w:p>
@@ -2058,8 +2529,17 @@
             <w:shd w:fill="F5F7FA" w:val="clear"/>
           </w:tcPr>
           <w:p>
-            <w:r/>
-            <w:r>
+            <w:r>
+              <w:rPr>
+                <w:rFonts w:ascii="微软雅黑" w:hAnsi="微软雅黑" w:eastAsia="微软雅黑"/>
+                <w:sz w:val="20"/>
+              </w:rPr>
+            </w:r>
+            <w:r>
+              <w:rPr>
+                <w:rFonts w:ascii="微软雅黑" w:hAnsi="微软雅黑" w:eastAsia="微软雅黑"/>
+                <w:sz w:val="20"/>
+              </w:rPr>
               <w:t>是</w:t>
             </w:r>
           </w:p>
@@ -2071,8 +2551,17 @@
             <w:tcW w:type="dxa" w:w="2880"/>
           </w:tcPr>
           <w:p>
-            <w:r/>
-            <w:r>
+            <w:r>
+              <w:rPr>
+                <w:rFonts w:ascii="微软雅黑" w:hAnsi="微软雅黑" w:eastAsia="微软雅黑"/>
+                <w:sz w:val="20"/>
+              </w:rPr>
+            </w:r>
+            <w:r>
+              <w:rPr>
+                <w:rFonts w:ascii="微软雅黑" w:hAnsi="微软雅黑" w:eastAsia="微软雅黑"/>
+                <w:sz w:val="20"/>
+              </w:rPr>
               <w:t>org_id</w:t>
             </w:r>
           </w:p>
@@ -2082,8 +2571,17 @@
             <w:tcW w:type="dxa" w:w="2880"/>
           </w:tcPr>
           <w:p>
-            <w:r/>
-            <w:r>
+            <w:r>
+              <w:rPr>
+                <w:rFonts w:ascii="微软雅黑" w:hAnsi="微软雅黑" w:eastAsia="微软雅黑"/>
+                <w:sz w:val="20"/>
+              </w:rPr>
+            </w:r>
+            <w:r>
+              <w:rPr>
+                <w:rFonts w:ascii="微软雅黑" w:hAnsi="微软雅黑" w:eastAsia="微软雅黑"/>
+                <w:sz w:val="20"/>
+              </w:rPr>
               <w:t>渠道编码</w:t>
             </w:r>
           </w:p>
@@ -2093,8 +2591,17 @@
             <w:tcW w:type="dxa" w:w="2880"/>
           </w:tcPr>
           <w:p>
-            <w:r/>
-            <w:r>
+            <w:r>
+              <w:rPr>
+                <w:rFonts w:ascii="微软雅黑" w:hAnsi="微软雅黑" w:eastAsia="微软雅黑"/>
+                <w:sz w:val="20"/>
+              </w:rPr>
+            </w:r>
+            <w:r>
+              <w:rPr>
+                <w:rFonts w:ascii="微软雅黑" w:hAnsi="微软雅黑" w:eastAsia="微软雅黑"/>
+                <w:sz w:val="20"/>
+              </w:rPr>
               <w:t>是</w:t>
             </w:r>
           </w:p>
@@ -2108,6 +2615,7 @@
       </w:pPr>
       <w:r>
         <w:rPr>
+          <w:rFonts w:ascii="微软雅黑" w:hAnsi="微软雅黑" w:eastAsia="微软雅黑"/>
           <w:color w:val="2D5F9E"/>
           <w:sz w:val="26"/>
         </w:rPr>
@@ -2136,6 +2644,7 @@
             <w:r/>
             <w:r>
               <w:rPr>
+                <w:rFonts w:ascii="微软雅黑" w:hAnsi="微软雅黑" w:eastAsia="微软雅黑"/>
                 <w:b/>
                 <w:color w:val="FFFFFF"/>
                 <w:sz w:val="20"/>
@@ -2153,6 +2662,7 @@
             <w:r/>
             <w:r>
               <w:rPr>
+                <w:rFonts w:ascii="微软雅黑" w:hAnsi="微软雅黑" w:eastAsia="微软雅黑"/>
                 <w:b/>
                 <w:color w:val="FFFFFF"/>
                 <w:sz w:val="20"/>
@@ -2170,6 +2680,7 @@
             <w:r/>
             <w:r>
               <w:rPr>
+                <w:rFonts w:ascii="微软雅黑" w:hAnsi="微软雅黑" w:eastAsia="微软雅黑"/>
                 <w:b/>
                 <w:color w:val="FFFFFF"/>
                 <w:sz w:val="20"/>
@@ -2185,8 +2696,17 @@
             <w:tcW w:type="dxa" w:w="2880"/>
           </w:tcPr>
           <w:p>
-            <w:r/>
-            <w:r>
+            <w:r>
+              <w:rPr>
+                <w:rFonts w:ascii="微软雅黑" w:hAnsi="微软雅黑" w:eastAsia="微软雅黑"/>
+                <w:sz w:val="20"/>
+              </w:rPr>
+            </w:r>
+            <w:r>
+              <w:rPr>
+                <w:rFonts w:ascii="微软雅黑" w:hAnsi="微软雅黑" w:eastAsia="微软雅黑"/>
+                <w:sz w:val="20"/>
+              </w:rPr>
               <w:t>treatment_id</w:t>
             </w:r>
           </w:p>
@@ -2196,8 +2716,17 @@
             <w:tcW w:type="dxa" w:w="2880"/>
           </w:tcPr>
           <w:p>
-            <w:r/>
-            <w:r>
+            <w:r>
+              <w:rPr>
+                <w:rFonts w:ascii="微软雅黑" w:hAnsi="微软雅黑" w:eastAsia="微软雅黑"/>
+                <w:sz w:val="20"/>
+              </w:rPr>
+            </w:r>
+            <w:r>
+              <w:rPr>
+                <w:rFonts w:ascii="微软雅黑" w:hAnsi="微软雅黑" w:eastAsia="微软雅黑"/>
+                <w:sz w:val="20"/>
+              </w:rPr>
               <w:t>治疗方案ID</w:t>
             </w:r>
           </w:p>
@@ -2207,8 +2736,17 @@
             <w:tcW w:type="dxa" w:w="2880"/>
           </w:tcPr>
           <w:p>
-            <w:r/>
-            <w:r>
+            <w:r>
+              <w:rPr>
+                <w:rFonts w:ascii="微软雅黑" w:hAnsi="微软雅黑" w:eastAsia="微软雅黑"/>
+                <w:sz w:val="20"/>
+              </w:rPr>
+            </w:r>
+            <w:r>
+              <w:rPr>
+                <w:rFonts w:ascii="微软雅黑" w:hAnsi="微软雅黑" w:eastAsia="微软雅黑"/>
+                <w:sz w:val="20"/>
+              </w:rPr>
               <w:t>是</w:t>
             </w:r>
           </w:p>
@@ -2221,8 +2759,17 @@
             <w:shd w:fill="F5F7FA" w:val="clear"/>
           </w:tcPr>
           <w:p>
-            <w:r/>
-            <w:r>
+            <w:r>
+              <w:rPr>
+                <w:rFonts w:ascii="微软雅黑" w:hAnsi="微软雅黑" w:eastAsia="微软雅黑"/>
+                <w:sz w:val="20"/>
+              </w:rPr>
+            </w:r>
+            <w:r>
+              <w:rPr>
+                <w:rFonts w:ascii="微软雅黑" w:hAnsi="微软雅黑" w:eastAsia="微软雅黑"/>
+                <w:sz w:val="20"/>
+              </w:rPr>
               <w:t>course_id</w:t>
             </w:r>
           </w:p>
@@ -2233,8 +2780,17 @@
             <w:shd w:fill="F5F7FA" w:val="clear"/>
           </w:tcPr>
           <w:p>
-            <w:r/>
-            <w:r>
+            <w:r>
+              <w:rPr>
+                <w:rFonts w:ascii="微软雅黑" w:hAnsi="微软雅黑" w:eastAsia="微软雅黑"/>
+                <w:sz w:val="20"/>
+              </w:rPr>
+            </w:r>
+            <w:r>
+              <w:rPr>
+                <w:rFonts w:ascii="微软雅黑" w:hAnsi="微软雅黑" w:eastAsia="微软雅黑"/>
+                <w:sz w:val="20"/>
+              </w:rPr>
               <w:t>治疗疗程编码</w:t>
             </w:r>
           </w:p>
@@ -2245,8 +2801,17 @@
             <w:shd w:fill="F5F7FA" w:val="clear"/>
           </w:tcPr>
           <w:p>
-            <w:r/>
-            <w:r>
+            <w:r>
+              <w:rPr>
+                <w:rFonts w:ascii="微软雅黑" w:hAnsi="微软雅黑" w:eastAsia="微软雅黑"/>
+                <w:sz w:val="20"/>
+              </w:rPr>
+            </w:r>
+            <w:r>
+              <w:rPr>
+                <w:rFonts w:ascii="微软雅黑" w:hAnsi="微软雅黑" w:eastAsia="微软雅黑"/>
+                <w:sz w:val="20"/>
+              </w:rPr>
               <w:t>是</w:t>
             </w:r>
           </w:p>
@@ -2258,8 +2823,17 @@
             <w:tcW w:type="dxa" w:w="2880"/>
           </w:tcPr>
           <w:p>
-            <w:r/>
-            <w:r>
+            <w:r>
+              <w:rPr>
+                <w:rFonts w:ascii="微软雅黑" w:hAnsi="微软雅黑" w:eastAsia="微软雅黑"/>
+                <w:sz w:val="20"/>
+              </w:rPr>
+            </w:r>
+            <w:r>
+              <w:rPr>
+                <w:rFonts w:ascii="微软雅黑" w:hAnsi="微软雅黑" w:eastAsia="微软雅黑"/>
+                <w:sz w:val="20"/>
+              </w:rPr>
               <w:t>course_index</w:t>
             </w:r>
           </w:p>
@@ -2269,8 +2843,17 @@
             <w:tcW w:type="dxa" w:w="2880"/>
           </w:tcPr>
           <w:p>
-            <w:r/>
-            <w:r>
+            <w:r>
+              <w:rPr>
+                <w:rFonts w:ascii="微软雅黑" w:hAnsi="微软雅黑" w:eastAsia="微软雅黑"/>
+                <w:sz w:val="20"/>
+              </w:rPr>
+            </w:r>
+            <w:r>
+              <w:rPr>
+                <w:rFonts w:ascii="微软雅黑" w:hAnsi="微软雅黑" w:eastAsia="微软雅黑"/>
+                <w:sz w:val="20"/>
+              </w:rPr>
               <w:t>疗程阶段</w:t>
             </w:r>
           </w:p>
@@ -2280,8 +2863,17 @@
             <w:tcW w:type="dxa" w:w="2880"/>
           </w:tcPr>
           <w:p>
-            <w:r/>
-            <w:r>
+            <w:r>
+              <w:rPr>
+                <w:rFonts w:ascii="微软雅黑" w:hAnsi="微软雅黑" w:eastAsia="微软雅黑"/>
+                <w:sz w:val="20"/>
+              </w:rPr>
+            </w:r>
+            <w:r>
+              <w:rPr>
+                <w:rFonts w:ascii="微软雅黑" w:hAnsi="微软雅黑" w:eastAsia="微软雅黑"/>
+                <w:sz w:val="20"/>
+              </w:rPr>
               <w:t>是</w:t>
             </w:r>
           </w:p>
@@ -2294,8 +2886,17 @@
             <w:shd w:fill="F5F7FA" w:val="clear"/>
           </w:tcPr>
           <w:p>
-            <w:r/>
-            <w:r>
+            <w:r>
+              <w:rPr>
+                <w:rFonts w:ascii="微软雅黑" w:hAnsi="微软雅黑" w:eastAsia="微软雅黑"/>
+                <w:sz w:val="20"/>
+              </w:rPr>
+            </w:r>
+            <w:r>
+              <w:rPr>
+                <w:rFonts w:ascii="微软雅黑" w:hAnsi="微软雅黑" w:eastAsia="微软雅黑"/>
+                <w:sz w:val="20"/>
+              </w:rPr>
               <w:t>recipe_index</w:t>
             </w:r>
           </w:p>
@@ -2306,8 +2907,17 @@
             <w:shd w:fill="F5F7FA" w:val="clear"/>
           </w:tcPr>
           <w:p>
-            <w:r/>
-            <w:r>
+            <w:r>
+              <w:rPr>
+                <w:rFonts w:ascii="微软雅黑" w:hAnsi="微软雅黑" w:eastAsia="微软雅黑"/>
+                <w:sz w:val="20"/>
+              </w:rPr>
+            </w:r>
+            <w:r>
+              <w:rPr>
+                <w:rFonts w:ascii="微软雅黑" w:hAnsi="微软雅黑" w:eastAsia="微软雅黑"/>
+                <w:sz w:val="20"/>
+              </w:rPr>
               <w:t>治疗处方索引</w:t>
             </w:r>
           </w:p>
@@ -2318,8 +2928,17 @@
             <w:shd w:fill="F5F7FA" w:val="clear"/>
           </w:tcPr>
           <w:p>
-            <w:r/>
-            <w:r>
+            <w:r>
+              <w:rPr>
+                <w:rFonts w:ascii="微软雅黑" w:hAnsi="微软雅黑" w:eastAsia="微软雅黑"/>
+                <w:sz w:val="20"/>
+              </w:rPr>
+            </w:r>
+            <w:r>
+              <w:rPr>
+                <w:rFonts w:ascii="微软雅黑" w:hAnsi="微软雅黑" w:eastAsia="微软雅黑"/>
+                <w:sz w:val="20"/>
+              </w:rPr>
               <w:t>是</w:t>
             </w:r>
           </w:p>
@@ -2331,8 +2950,17 @@
             <w:tcW w:type="dxa" w:w="2880"/>
           </w:tcPr>
           <w:p>
-            <w:r/>
-            <w:r>
+            <w:r>
+              <w:rPr>
+                <w:rFonts w:ascii="微软雅黑" w:hAnsi="微软雅黑" w:eastAsia="微软雅黑"/>
+                <w:sz w:val="20"/>
+              </w:rPr>
+            </w:r>
+            <w:r>
+              <w:rPr>
+                <w:rFonts w:ascii="微软雅黑" w:hAnsi="微软雅黑" w:eastAsia="微软雅黑"/>
+                <w:sz w:val="20"/>
+              </w:rPr>
               <w:t>recipe_id</w:t>
             </w:r>
           </w:p>
@@ -2342,8 +2970,17 @@
             <w:tcW w:type="dxa" w:w="2880"/>
           </w:tcPr>
           <w:p>
-            <w:r/>
-            <w:r>
+            <w:r>
+              <w:rPr>
+                <w:rFonts w:ascii="微软雅黑" w:hAnsi="微软雅黑" w:eastAsia="微软雅黑"/>
+                <w:sz w:val="20"/>
+              </w:rPr>
+            </w:r>
+            <w:r>
+              <w:rPr>
+                <w:rFonts w:ascii="微软雅黑" w:hAnsi="微软雅黑" w:eastAsia="微软雅黑"/>
+                <w:sz w:val="20"/>
+              </w:rPr>
               <w:t>治疗处方ID</w:t>
             </w:r>
           </w:p>
@@ -2353,8 +2990,17 @@
             <w:tcW w:type="dxa" w:w="2880"/>
           </w:tcPr>
           <w:p>
-            <w:r/>
-            <w:r>
+            <w:r>
+              <w:rPr>
+                <w:rFonts w:ascii="微软雅黑" w:hAnsi="微软雅黑" w:eastAsia="微软雅黑"/>
+                <w:sz w:val="20"/>
+              </w:rPr>
+            </w:r>
+            <w:r>
+              <w:rPr>
+                <w:rFonts w:ascii="微软雅黑" w:hAnsi="微软雅黑" w:eastAsia="微软雅黑"/>
+                <w:sz w:val="20"/>
+              </w:rPr>
               <w:t>是</w:t>
             </w:r>
           </w:p>
@@ -2367,8 +3013,17 @@
             <w:shd w:fill="F5F7FA" w:val="clear"/>
           </w:tcPr>
           <w:p>
-            <w:r/>
-            <w:r>
+            <w:r>
+              <w:rPr>
+                <w:rFonts w:ascii="微软雅黑" w:hAnsi="微软雅黑" w:eastAsia="微软雅黑"/>
+                <w:sz w:val="20"/>
+              </w:rPr>
+            </w:r>
+            <w:r>
+              <w:rPr>
+                <w:rFonts w:ascii="微软雅黑" w:hAnsi="微软雅黑" w:eastAsia="微软雅黑"/>
+                <w:sz w:val="20"/>
+              </w:rPr>
               <w:t>recipe_name</w:t>
             </w:r>
           </w:p>
@@ -2379,8 +3034,17 @@
             <w:shd w:fill="F5F7FA" w:val="clear"/>
           </w:tcPr>
           <w:p>
-            <w:r/>
-            <w:r>
+            <w:r>
+              <w:rPr>
+                <w:rFonts w:ascii="微软雅黑" w:hAnsi="微软雅黑" w:eastAsia="微软雅黑"/>
+                <w:sz w:val="20"/>
+              </w:rPr>
+            </w:r>
+            <w:r>
+              <w:rPr>
+                <w:rFonts w:ascii="微软雅黑" w:hAnsi="微软雅黑" w:eastAsia="微软雅黑"/>
+                <w:sz w:val="20"/>
+              </w:rPr>
               <w:t>处方名称</w:t>
             </w:r>
           </w:p>
@@ -2391,8 +3055,17 @@
             <w:shd w:fill="F5F7FA" w:val="clear"/>
           </w:tcPr>
           <w:p>
-            <w:r/>
-            <w:r>
+            <w:r>
+              <w:rPr>
+                <w:rFonts w:ascii="微软雅黑" w:hAnsi="微软雅黑" w:eastAsia="微软雅黑"/>
+                <w:sz w:val="20"/>
+              </w:rPr>
+            </w:r>
+            <w:r>
+              <w:rPr>
+                <w:rFonts w:ascii="微软雅黑" w:hAnsi="微软雅黑" w:eastAsia="微软雅黑"/>
+                <w:sz w:val="20"/>
+              </w:rPr>
               <w:t>是</w:t>
             </w:r>
           </w:p>
@@ -2404,8 +3077,17 @@
             <w:tcW w:type="dxa" w:w="2880"/>
           </w:tcPr>
           <w:p>
-            <w:r/>
-            <w:r>
+            <w:r>
+              <w:rPr>
+                <w:rFonts w:ascii="微软雅黑" w:hAnsi="微软雅黑" w:eastAsia="微软雅黑"/>
+                <w:sz w:val="20"/>
+              </w:rPr>
+            </w:r>
+            <w:r>
+              <w:rPr>
+                <w:rFonts w:ascii="微软雅黑" w:hAnsi="微软雅黑" w:eastAsia="微软雅黑"/>
+                <w:sz w:val="20"/>
+              </w:rPr>
               <w:t>recipe_time</w:t>
             </w:r>
           </w:p>
@@ -2415,8 +3097,17 @@
             <w:tcW w:type="dxa" w:w="2880"/>
           </w:tcPr>
           <w:p>
-            <w:r/>
-            <w:r>
+            <w:r>
+              <w:rPr>
+                <w:rFonts w:ascii="微软雅黑" w:hAnsi="微软雅黑" w:eastAsia="微软雅黑"/>
+                <w:sz w:val="20"/>
+              </w:rPr>
+            </w:r>
+            <w:r>
+              <w:rPr>
+                <w:rFonts w:ascii="微软雅黑" w:hAnsi="微软雅黑" w:eastAsia="微软雅黑"/>
+                <w:sz w:val="20"/>
+              </w:rPr>
               <w:t>治疗时长</w:t>
             </w:r>
           </w:p>
@@ -2426,8 +3117,17 @@
             <w:tcW w:type="dxa" w:w="2880"/>
           </w:tcPr>
           <w:p>
-            <w:r/>
-            <w:r>
+            <w:r>
+              <w:rPr>
+                <w:rFonts w:ascii="微软雅黑" w:hAnsi="微软雅黑" w:eastAsia="微软雅黑"/>
+                <w:sz w:val="20"/>
+              </w:rPr>
+            </w:r>
+            <w:r>
+              <w:rPr>
+                <w:rFonts w:ascii="微软雅黑" w:hAnsi="微软雅黑" w:eastAsia="微软雅黑"/>
+                <w:sz w:val="20"/>
+              </w:rPr>
               <w:t>是</w:t>
             </w:r>
           </w:p>
@@ -2440,8 +3140,17 @@
             <w:shd w:fill="F5F7FA" w:val="clear"/>
           </w:tcPr>
           <w:p>
-            <w:r/>
-            <w:r>
+            <w:r>
+              <w:rPr>
+                <w:rFonts w:ascii="微软雅黑" w:hAnsi="微软雅黑" w:eastAsia="微软雅黑"/>
+                <w:sz w:val="20"/>
+              </w:rPr>
+            </w:r>
+            <w:r>
+              <w:rPr>
+                <w:rFonts w:ascii="微软雅黑" w:hAnsi="微软雅黑" w:eastAsia="微软雅黑"/>
+                <w:sz w:val="20"/>
+              </w:rPr>
               <w:t>device_code</w:t>
             </w:r>
           </w:p>
@@ -2452,8 +3161,17 @@
             <w:shd w:fill="F5F7FA" w:val="clear"/>
           </w:tcPr>
           <w:p>
-            <w:r/>
-            <w:r>
+            <w:r>
+              <w:rPr>
+                <w:rFonts w:ascii="微软雅黑" w:hAnsi="微软雅黑" w:eastAsia="微软雅黑"/>
+                <w:sz w:val="20"/>
+              </w:rPr>
+            </w:r>
+            <w:r>
+              <w:rPr>
+                <w:rFonts w:ascii="微软雅黑" w:hAnsi="微软雅黑" w:eastAsia="微软雅黑"/>
+                <w:sz w:val="20"/>
+              </w:rPr>
               <w:t>使用设备</w:t>
             </w:r>
           </w:p>
@@ -2464,8 +3182,17 @@
             <w:shd w:fill="F5F7FA" w:val="clear"/>
           </w:tcPr>
           <w:p>
-            <w:r/>
-            <w:r>
+            <w:r>
+              <w:rPr>
+                <w:rFonts w:ascii="微软雅黑" w:hAnsi="微软雅黑" w:eastAsia="微软雅黑"/>
+                <w:sz w:val="20"/>
+              </w:rPr>
+            </w:r>
+            <w:r>
+              <w:rPr>
+                <w:rFonts w:ascii="微软雅黑" w:hAnsi="微软雅黑" w:eastAsia="微软雅黑"/>
+                <w:sz w:val="20"/>
+              </w:rPr>
               <w:t>是</w:t>
             </w:r>
           </w:p>
@@ -2477,8 +3204,17 @@
             <w:tcW w:type="dxa" w:w="2880"/>
           </w:tcPr>
           <w:p>
-            <w:r/>
-            <w:r>
+            <w:r>
+              <w:rPr>
+                <w:rFonts w:ascii="微软雅黑" w:hAnsi="微软雅黑" w:eastAsia="微软雅黑"/>
+                <w:sz w:val="20"/>
+              </w:rPr>
+            </w:r>
+            <w:r>
+              <w:rPr>
+                <w:rFonts w:ascii="微软雅黑" w:hAnsi="微软雅黑" w:eastAsia="微软雅黑"/>
+                <w:sz w:val="20"/>
+              </w:rPr>
               <w:t>time_begin</w:t>
             </w:r>
           </w:p>
@@ -2488,8 +3224,17 @@
             <w:tcW w:type="dxa" w:w="2880"/>
           </w:tcPr>
           <w:p>
-            <w:r/>
-            <w:r>
+            <w:r>
+              <w:rPr>
+                <w:rFonts w:ascii="微软雅黑" w:hAnsi="微软雅黑" w:eastAsia="微软雅黑"/>
+                <w:sz w:val="20"/>
+              </w:rPr>
+            </w:r>
+            <w:r>
+              <w:rPr>
+                <w:rFonts w:ascii="微软雅黑" w:hAnsi="微软雅黑" w:eastAsia="微软雅黑"/>
+                <w:sz w:val="20"/>
+              </w:rPr>
               <w:t>治疗开始时间</w:t>
             </w:r>
           </w:p>
@@ -2499,8 +3244,17 @@
             <w:tcW w:type="dxa" w:w="2880"/>
           </w:tcPr>
           <w:p>
-            <w:r/>
-            <w:r>
+            <w:r>
+              <w:rPr>
+                <w:rFonts w:ascii="微软雅黑" w:hAnsi="微软雅黑" w:eastAsia="微软雅黑"/>
+                <w:sz w:val="20"/>
+              </w:rPr>
+            </w:r>
+            <w:r>
+              <w:rPr>
+                <w:rFonts w:ascii="微软雅黑" w:hAnsi="微软雅黑" w:eastAsia="微软雅黑"/>
+                <w:sz w:val="20"/>
+              </w:rPr>
               <w:t>是</w:t>
             </w:r>
           </w:p>
@@ -2513,8 +3267,17 @@
             <w:shd w:fill="F5F7FA" w:val="clear"/>
           </w:tcPr>
           <w:p>
-            <w:r/>
-            <w:r>
+            <w:r>
+              <w:rPr>
+                <w:rFonts w:ascii="微软雅黑" w:hAnsi="微软雅黑" w:eastAsia="微软雅黑"/>
+                <w:sz w:val="20"/>
+              </w:rPr>
+            </w:r>
+            <w:r>
+              <w:rPr>
+                <w:rFonts w:ascii="微软雅黑" w:hAnsi="微软雅黑" w:eastAsia="微软雅黑"/>
+                <w:sz w:val="20"/>
+              </w:rPr>
               <w:t>time_end</w:t>
             </w:r>
           </w:p>
@@ -2525,8 +3288,17 @@
             <w:shd w:fill="F5F7FA" w:val="clear"/>
           </w:tcPr>
           <w:p>
-            <w:r/>
-            <w:r>
+            <w:r>
+              <w:rPr>
+                <w:rFonts w:ascii="微软雅黑" w:hAnsi="微软雅黑" w:eastAsia="微软雅黑"/>
+                <w:sz w:val="20"/>
+              </w:rPr>
+            </w:r>
+            <w:r>
+              <w:rPr>
+                <w:rFonts w:ascii="微软雅黑" w:hAnsi="微软雅黑" w:eastAsia="微软雅黑"/>
+                <w:sz w:val="20"/>
+              </w:rPr>
               <w:t>治疗结束时间</w:t>
             </w:r>
           </w:p>
@@ -2537,8 +3309,17 @@
             <w:shd w:fill="F5F7FA" w:val="clear"/>
           </w:tcPr>
           <w:p>
-            <w:r/>
-            <w:r>
+            <w:r>
+              <w:rPr>
+                <w:rFonts w:ascii="微软雅黑" w:hAnsi="微软雅黑" w:eastAsia="微软雅黑"/>
+                <w:sz w:val="20"/>
+              </w:rPr>
+            </w:r>
+            <w:r>
+              <w:rPr>
+                <w:rFonts w:ascii="微软雅黑" w:hAnsi="微软雅黑" w:eastAsia="微软雅黑"/>
+                <w:sz w:val="20"/>
+              </w:rPr>
               <w:t>是</w:t>
             </w:r>
           </w:p>
@@ -2550,8 +3331,17 @@
             <w:tcW w:type="dxa" w:w="2880"/>
           </w:tcPr>
           <w:p>
-            <w:r/>
-            <w:r>
+            <w:r>
+              <w:rPr>
+                <w:rFonts w:ascii="微软雅黑" w:hAnsi="微软雅黑" w:eastAsia="微软雅黑"/>
+                <w:sz w:val="20"/>
+              </w:rPr>
+            </w:r>
+            <w:r>
+              <w:rPr>
+                <w:rFonts w:ascii="微软雅黑" w:hAnsi="微软雅黑" w:eastAsia="微软雅黑"/>
+                <w:sz w:val="20"/>
+              </w:rPr>
               <w:t>dian_liu</w:t>
             </w:r>
           </w:p>
@@ -2561,8 +3351,17 @@
             <w:tcW w:type="dxa" w:w="2880"/>
           </w:tcPr>
           <w:p>
-            <w:r/>
-            <w:r>
+            <w:r>
+              <w:rPr>
+                <w:rFonts w:ascii="微软雅黑" w:hAnsi="微软雅黑" w:eastAsia="微软雅黑"/>
+                <w:sz w:val="20"/>
+              </w:rPr>
+            </w:r>
+            <w:r>
+              <w:rPr>
+                <w:rFonts w:ascii="微软雅黑" w:hAnsi="微软雅黑" w:eastAsia="微软雅黑"/>
+                <w:sz w:val="20"/>
+              </w:rPr>
               <w:t>电流</w:t>
             </w:r>
           </w:p>
@@ -2572,8 +3371,17 @@
             <w:tcW w:type="dxa" w:w="2880"/>
           </w:tcPr>
           <w:p>
-            <w:r/>
-            <w:r>
+            <w:r>
+              <w:rPr>
+                <w:rFonts w:ascii="微软雅黑" w:hAnsi="微软雅黑" w:eastAsia="微软雅黑"/>
+                <w:sz w:val="20"/>
+              </w:rPr>
+            </w:r>
+            <w:r>
+              <w:rPr>
+                <w:rFonts w:ascii="微软雅黑" w:hAnsi="微软雅黑" w:eastAsia="微软雅黑"/>
+                <w:sz w:val="20"/>
+              </w:rPr>
               <w:t>是</w:t>
             </w:r>
           </w:p>
@@ -2586,8 +3394,17 @@
             <w:shd w:fill="F5F7FA" w:val="clear"/>
           </w:tcPr>
           <w:p>
-            <w:r/>
-            <w:r>
+            <w:r>
+              <w:rPr>
+                <w:rFonts w:ascii="微软雅黑" w:hAnsi="微软雅黑" w:eastAsia="微软雅黑"/>
+                <w:sz w:val="20"/>
+              </w:rPr>
+            </w:r>
+            <w:r>
+              <w:rPr>
+                <w:rFonts w:ascii="微软雅黑" w:hAnsi="微软雅黑" w:eastAsia="微软雅黑"/>
+                <w:sz w:val="20"/>
+              </w:rPr>
               <w:t>recipe_url</w:t>
             </w:r>
           </w:p>
@@ -2598,8 +3415,17 @@
             <w:shd w:fill="F5F7FA" w:val="clear"/>
           </w:tcPr>
           <w:p>
-            <w:r/>
-            <w:r>
+            <w:r>
+              <w:rPr>
+                <w:rFonts w:ascii="微软雅黑" w:hAnsi="微软雅黑" w:eastAsia="微软雅黑"/>
+                <w:sz w:val="20"/>
+              </w:rPr>
+            </w:r>
+            <w:r>
+              <w:rPr>
+                <w:rFonts w:ascii="微软雅黑" w:hAnsi="微软雅黑" w:eastAsia="微软雅黑"/>
+                <w:sz w:val="20"/>
+              </w:rPr>
               <w:t>处方治疗波形图URL</w:t>
             </w:r>
           </w:p>
@@ -2610,8 +3436,17 @@
             <w:shd w:fill="F5F7FA" w:val="clear"/>
           </w:tcPr>
           <w:p>
-            <w:r/>
-            <w:r>
+            <w:r>
+              <w:rPr>
+                <w:rFonts w:ascii="微软雅黑" w:hAnsi="微软雅黑" w:eastAsia="微软雅黑"/>
+                <w:sz w:val="20"/>
+              </w:rPr>
+            </w:r>
+            <w:r>
+              <w:rPr>
+                <w:rFonts w:ascii="微软雅黑" w:hAnsi="微软雅黑" w:eastAsia="微软雅黑"/>
+                <w:sz w:val="20"/>
+              </w:rPr>
               <w:t>是</w:t>
             </w:r>
           </w:p>
@@ -2623,8 +3458,17 @@
             <w:tcW w:type="dxa" w:w="2880"/>
           </w:tcPr>
           <w:p>
-            <w:r/>
-            <w:r>
+            <w:r>
+              <w:rPr>
+                <w:rFonts w:ascii="微软雅黑" w:hAnsi="微软雅黑" w:eastAsia="微软雅黑"/>
+                <w:sz w:val="20"/>
+              </w:rPr>
+            </w:r>
+            <w:r>
+              <w:rPr>
+                <w:rFonts w:ascii="微软雅黑" w:hAnsi="微软雅黑" w:eastAsia="微软雅黑"/>
+                <w:sz w:val="20"/>
+              </w:rPr>
               <w:t>status</w:t>
             </w:r>
           </w:p>
@@ -2634,8 +3478,17 @@
             <w:tcW w:type="dxa" w:w="2880"/>
           </w:tcPr>
           <w:p>
-            <w:r/>
-            <w:r>
+            <w:r>
+              <w:rPr>
+                <w:rFonts w:ascii="微软雅黑" w:hAnsi="微软雅黑" w:eastAsia="微软雅黑"/>
+                <w:sz w:val="20"/>
+              </w:rPr>
+            </w:r>
+            <w:r>
+              <w:rPr>
+                <w:rFonts w:ascii="微软雅黑" w:hAnsi="微软雅黑" w:eastAsia="微软雅黑"/>
+                <w:sz w:val="20"/>
+              </w:rPr>
               <w:t>治疗状态</w:t>
             </w:r>
           </w:p>
@@ -2645,8 +3498,17 @@
             <w:tcW w:type="dxa" w:w="2880"/>
           </w:tcPr>
           <w:p>
-            <w:r/>
-            <w:r>
+            <w:r>
+              <w:rPr>
+                <w:rFonts w:ascii="微软雅黑" w:hAnsi="微软雅黑" w:eastAsia="微软雅黑"/>
+                <w:sz w:val="20"/>
+              </w:rPr>
+            </w:r>
+            <w:r>
+              <w:rPr>
+                <w:rFonts w:ascii="微软雅黑" w:hAnsi="微软雅黑" w:eastAsia="微软雅黑"/>
+                <w:sz w:val="20"/>
+              </w:rPr>
               <w:t>是</w:t>
             </w:r>
           </w:p>
@@ -2659,8 +3521,17 @@
             <w:shd w:fill="F5F7FA" w:val="clear"/>
           </w:tcPr>
           <w:p>
-            <w:r/>
-            <w:r>
+            <w:r>
+              <w:rPr>
+                <w:rFonts w:ascii="微软雅黑" w:hAnsi="微软雅黑" w:eastAsia="微软雅黑"/>
+                <w:sz w:val="20"/>
+              </w:rPr>
+            </w:r>
+            <w:r>
+              <w:rPr>
+                <w:rFonts w:ascii="微软雅黑" w:hAnsi="微软雅黑" w:eastAsia="微软雅黑"/>
+                <w:sz w:val="20"/>
+              </w:rPr>
               <w:t>org_id</w:t>
             </w:r>
           </w:p>
@@ -2671,8 +3542,17 @@
             <w:shd w:fill="F5F7FA" w:val="clear"/>
           </w:tcPr>
           <w:p>
-            <w:r/>
-            <w:r>
+            <w:r>
+              <w:rPr>
+                <w:rFonts w:ascii="微软雅黑" w:hAnsi="微软雅黑" w:eastAsia="微软雅黑"/>
+                <w:sz w:val="20"/>
+              </w:rPr>
+            </w:r>
+            <w:r>
+              <w:rPr>
+                <w:rFonts w:ascii="微软雅黑" w:hAnsi="微软雅黑" w:eastAsia="微软雅黑"/>
+                <w:sz w:val="20"/>
+              </w:rPr>
               <w:t>渠道编码</w:t>
             </w:r>
           </w:p>
@@ -2683,8 +3563,17 @@
             <w:shd w:fill="F5F7FA" w:val="clear"/>
           </w:tcPr>
           <w:p>
-            <w:r/>
-            <w:r>
+            <w:r>
+              <w:rPr>
+                <w:rFonts w:ascii="微软雅黑" w:hAnsi="微软雅黑" w:eastAsia="微软雅黑"/>
+                <w:sz w:val="20"/>
+              </w:rPr>
+            </w:r>
+            <w:r>
+              <w:rPr>
+                <w:rFonts w:ascii="微软雅黑" w:hAnsi="微软雅黑" w:eastAsia="微软雅黑"/>
+                <w:sz w:val="20"/>
+              </w:rPr>
               <w:t>是</w:t>
             </w:r>
           </w:p>
@@ -2698,6 +3587,7 @@
       </w:pPr>
       <w:r>
         <w:rPr>
+          <w:rFonts w:ascii="微软雅黑" w:hAnsi="微软雅黑" w:eastAsia="微软雅黑"/>
           <w:color w:val="2D5F9E"/>
           <w:sz w:val="26"/>
         </w:rPr>
@@ -2726,6 +3616,7 @@
             <w:r/>
             <w:r>
               <w:rPr>
+                <w:rFonts w:ascii="微软雅黑" w:hAnsi="微软雅黑" w:eastAsia="微软雅黑"/>
                 <w:b/>
                 <w:color w:val="FFFFFF"/>
                 <w:sz w:val="20"/>
@@ -2743,6 +3634,7 @@
             <w:r/>
             <w:r>
               <w:rPr>
+                <w:rFonts w:ascii="微软雅黑" w:hAnsi="微软雅黑" w:eastAsia="微软雅黑"/>
                 <w:b/>
                 <w:color w:val="FFFFFF"/>
                 <w:sz w:val="20"/>
@@ -2760,6 +3652,7 @@
             <w:r/>
             <w:r>
               <w:rPr>
+                <w:rFonts w:ascii="微软雅黑" w:hAnsi="微软雅黑" w:eastAsia="微软雅黑"/>
                 <w:b/>
                 <w:color w:val="FFFFFF"/>
                 <w:sz w:val="20"/>
@@ -2775,8 +3668,17 @@
             <w:tcW w:type="dxa" w:w="2880"/>
           </w:tcPr>
           <w:p>
-            <w:r/>
-            <w:r>
+            <w:r>
+              <w:rPr>
+                <w:rFonts w:ascii="微软雅黑" w:hAnsi="微软雅黑" w:eastAsia="微软雅黑"/>
+                <w:sz w:val="20"/>
+              </w:rPr>
+            </w:r>
+            <w:r>
+              <w:rPr>
+                <w:rFonts w:ascii="微软雅黑" w:hAnsi="微软雅黑" w:eastAsia="微软雅黑"/>
+                <w:sz w:val="20"/>
+              </w:rPr>
               <w:t>conversation_id</w:t>
             </w:r>
           </w:p>
@@ -2786,8 +3688,17 @@
             <w:tcW w:type="dxa" w:w="2880"/>
           </w:tcPr>
           <w:p>
-            <w:r/>
-            <w:r>
+            <w:r>
+              <w:rPr>
+                <w:rFonts w:ascii="微软雅黑" w:hAnsi="微软雅黑" w:eastAsia="微软雅黑"/>
+                <w:sz w:val="20"/>
+              </w:rPr>
+            </w:r>
+            <w:r>
+              <w:rPr>
+                <w:rFonts w:ascii="微软雅黑" w:hAnsi="微软雅黑" w:eastAsia="微软雅黑"/>
+                <w:sz w:val="20"/>
+              </w:rPr>
               <w:t>会话id</w:t>
             </w:r>
           </w:p>
@@ -2797,8 +3708,17 @@
             <w:tcW w:type="dxa" w:w="2880"/>
           </w:tcPr>
           <w:p>
-            <w:r/>
-            <w:r>
+            <w:r>
+              <w:rPr>
+                <w:rFonts w:ascii="微软雅黑" w:hAnsi="微软雅黑" w:eastAsia="微软雅黑"/>
+                <w:sz w:val="20"/>
+              </w:rPr>
+            </w:r>
+            <w:r>
+              <w:rPr>
+                <w:rFonts w:ascii="微软雅黑" w:hAnsi="微软雅黑" w:eastAsia="微软雅黑"/>
+                <w:sz w:val="20"/>
+              </w:rPr>
               <w:t>是</w:t>
             </w:r>
           </w:p>
@@ -2811,8 +3731,17 @@
             <w:shd w:fill="F5F7FA" w:val="clear"/>
           </w:tcPr>
           <w:p>
-            <w:r/>
-            <w:r>
+            <w:r>
+              <w:rPr>
+                <w:rFonts w:ascii="微软雅黑" w:hAnsi="微软雅黑" w:eastAsia="微软雅黑"/>
+                <w:sz w:val="20"/>
+              </w:rPr>
+            </w:r>
+            <w:r>
+              <w:rPr>
+                <w:rFonts w:ascii="微软雅黑" w:hAnsi="微软雅黑" w:eastAsia="微软雅黑"/>
+                <w:sz w:val="20"/>
+              </w:rPr>
               <w:t>conversation_title</w:t>
             </w:r>
           </w:p>
@@ -2823,8 +3752,17 @@
             <w:shd w:fill="F5F7FA" w:val="clear"/>
           </w:tcPr>
           <w:p>
-            <w:r/>
-            <w:r>
+            <w:r>
+              <w:rPr>
+                <w:rFonts w:ascii="微软雅黑" w:hAnsi="微软雅黑" w:eastAsia="微软雅黑"/>
+                <w:sz w:val="20"/>
+              </w:rPr>
+            </w:r>
+            <w:r>
+              <w:rPr>
+                <w:rFonts w:ascii="微软雅黑" w:hAnsi="微软雅黑" w:eastAsia="微软雅黑"/>
+                <w:sz w:val="20"/>
+              </w:rPr>
               <w:t>对话标题</w:t>
             </w:r>
           </w:p>
@@ -2835,8 +3773,17 @@
             <w:shd w:fill="F5F7FA" w:val="clear"/>
           </w:tcPr>
           <w:p>
-            <w:r/>
-            <w:r>
+            <w:r>
+              <w:rPr>
+                <w:rFonts w:ascii="微软雅黑" w:hAnsi="微软雅黑" w:eastAsia="微软雅黑"/>
+                <w:sz w:val="20"/>
+              </w:rPr>
+            </w:r>
+            <w:r>
+              <w:rPr>
+                <w:rFonts w:ascii="微软雅黑" w:hAnsi="微软雅黑" w:eastAsia="微软雅黑"/>
+                <w:sz w:val="20"/>
+              </w:rPr>
               <w:t>是</w:t>
             </w:r>
           </w:p>
@@ -2848,8 +3795,17 @@
             <w:tcW w:type="dxa" w:w="2880"/>
           </w:tcPr>
           <w:p>
-            <w:r/>
-            <w:r>
+            <w:r>
+              <w:rPr>
+                <w:rFonts w:ascii="微软雅黑" w:hAnsi="微软雅黑" w:eastAsia="微软雅黑"/>
+                <w:sz w:val="20"/>
+              </w:rPr>
+            </w:r>
+            <w:r>
+              <w:rPr>
+                <w:rFonts w:ascii="微软雅黑" w:hAnsi="微软雅黑" w:eastAsia="微软雅黑"/>
+                <w:sz w:val="20"/>
+              </w:rPr>
               <w:t>create_member</w:t>
             </w:r>
           </w:p>
@@ -2859,8 +3815,17 @@
             <w:tcW w:type="dxa" w:w="2880"/>
           </w:tcPr>
           <w:p>
-            <w:r/>
-            <w:r>
+            <w:r>
+              <w:rPr>
+                <w:rFonts w:ascii="微软雅黑" w:hAnsi="微软雅黑" w:eastAsia="微软雅黑"/>
+                <w:sz w:val="20"/>
+              </w:rPr>
+            </w:r>
+            <w:r>
+              <w:rPr>
+                <w:rFonts w:ascii="微软雅黑" w:hAnsi="微软雅黑" w:eastAsia="微软雅黑"/>
+                <w:sz w:val="20"/>
+              </w:rPr>
               <w:t>会话创建者（编码）</w:t>
             </w:r>
           </w:p>
@@ -2870,8 +3835,17 @@
             <w:tcW w:type="dxa" w:w="2880"/>
           </w:tcPr>
           <w:p>
-            <w:r/>
-            <w:r>
+            <w:r>
+              <w:rPr>
+                <w:rFonts w:ascii="微软雅黑" w:hAnsi="微软雅黑" w:eastAsia="微软雅黑"/>
+                <w:sz w:val="20"/>
+              </w:rPr>
+            </w:r>
+            <w:r>
+              <w:rPr>
+                <w:rFonts w:ascii="微软雅黑" w:hAnsi="微软雅黑" w:eastAsia="微软雅黑"/>
+                <w:sz w:val="20"/>
+              </w:rPr>
               <w:t>是</w:t>
             </w:r>
           </w:p>
@@ -2884,8 +3858,17 @@
             <w:shd w:fill="F5F7FA" w:val="clear"/>
           </w:tcPr>
           <w:p>
-            <w:r/>
-            <w:r>
+            <w:r>
+              <w:rPr>
+                <w:rFonts w:ascii="微软雅黑" w:hAnsi="微软雅黑" w:eastAsia="微软雅黑"/>
+                <w:sz w:val="20"/>
+              </w:rPr>
+            </w:r>
+            <w:r>
+              <w:rPr>
+                <w:rFonts w:ascii="微软雅黑" w:hAnsi="微软雅黑" w:eastAsia="微软雅黑"/>
+                <w:sz w:val="20"/>
+              </w:rPr>
               <w:t>create_name</w:t>
             </w:r>
           </w:p>
@@ -2896,8 +3879,17 @@
             <w:shd w:fill="F5F7FA" w:val="clear"/>
           </w:tcPr>
           <w:p>
-            <w:r/>
-            <w:r>
+            <w:r>
+              <w:rPr>
+                <w:rFonts w:ascii="微软雅黑" w:hAnsi="微软雅黑" w:eastAsia="微软雅黑"/>
+                <w:sz w:val="20"/>
+              </w:rPr>
+            </w:r>
+            <w:r>
+              <w:rPr>
+                <w:rFonts w:ascii="微软雅黑" w:hAnsi="微软雅黑" w:eastAsia="微软雅黑"/>
+                <w:sz w:val="20"/>
+              </w:rPr>
               <w:t>会话创建者的名称</w:t>
             </w:r>
           </w:p>
@@ -2908,8 +3900,17 @@
             <w:shd w:fill="F5F7FA" w:val="clear"/>
           </w:tcPr>
           <w:p>
-            <w:r/>
-            <w:r>
+            <w:r>
+              <w:rPr>
+                <w:rFonts w:ascii="微软雅黑" w:hAnsi="微软雅黑" w:eastAsia="微软雅黑"/>
+                <w:sz w:val="20"/>
+              </w:rPr>
+            </w:r>
+            <w:r>
+              <w:rPr>
+                <w:rFonts w:ascii="微软雅黑" w:hAnsi="微软雅黑" w:eastAsia="微软雅黑"/>
+                <w:sz w:val="20"/>
+              </w:rPr>
               <w:t>是</w:t>
             </w:r>
           </w:p>
@@ -2921,8 +3922,17 @@
             <w:tcW w:type="dxa" w:w="2880"/>
           </w:tcPr>
           <w:p>
-            <w:r/>
-            <w:r>
+            <w:r>
+              <w:rPr>
+                <w:rFonts w:ascii="微软雅黑" w:hAnsi="微软雅黑" w:eastAsia="微软雅黑"/>
+                <w:sz w:val="20"/>
+              </w:rPr>
+            </w:r>
+            <w:r>
+              <w:rPr>
+                <w:rFonts w:ascii="微软雅黑" w:hAnsi="微软雅黑" w:eastAsia="微软雅黑"/>
+                <w:sz w:val="20"/>
+              </w:rPr>
               <w:t>ai_reply</w:t>
             </w:r>
           </w:p>
@@ -2932,8 +3942,17 @@
             <w:tcW w:type="dxa" w:w="2880"/>
           </w:tcPr>
           <w:p>
-            <w:r/>
-            <w:r>
+            <w:r>
+              <w:rPr>
+                <w:rFonts w:ascii="微软雅黑" w:hAnsi="微软雅黑" w:eastAsia="微软雅黑"/>
+                <w:sz w:val="20"/>
+              </w:rPr>
+            </w:r>
+            <w:r>
+              <w:rPr>
+                <w:rFonts w:ascii="微软雅黑" w:hAnsi="微软雅黑" w:eastAsia="微软雅黑"/>
+                <w:sz w:val="20"/>
+              </w:rPr>
               <w:t>是否启用AI回复</w:t>
             </w:r>
           </w:p>
@@ -2943,8 +3962,17 @@
             <w:tcW w:type="dxa" w:w="2880"/>
           </w:tcPr>
           <w:p>
-            <w:r/>
-            <w:r>
+            <w:r>
+              <w:rPr>
+                <w:rFonts w:ascii="微软雅黑" w:hAnsi="微软雅黑" w:eastAsia="微软雅黑"/>
+                <w:sz w:val="20"/>
+              </w:rPr>
+            </w:r>
+            <w:r>
+              <w:rPr>
+                <w:rFonts w:ascii="微软雅黑" w:hAnsi="微软雅黑" w:eastAsia="微软雅黑"/>
+                <w:sz w:val="20"/>
+              </w:rPr>
               <w:t>是</w:t>
             </w:r>
           </w:p>
@@ -2957,8 +3985,17 @@
             <w:shd w:fill="F5F7FA" w:val="clear"/>
           </w:tcPr>
           <w:p>
-            <w:r/>
-            <w:r>
+            <w:r>
+              <w:rPr>
+                <w:rFonts w:ascii="微软雅黑" w:hAnsi="微软雅黑" w:eastAsia="微软雅黑"/>
+                <w:sz w:val="20"/>
+              </w:rPr>
+            </w:r>
+            <w:r>
+              <w:rPr>
+                <w:rFonts w:ascii="微软雅黑" w:hAnsi="微软雅黑" w:eastAsia="微软雅黑"/>
+                <w:sz w:val="20"/>
+              </w:rPr>
               <w:t>status</w:t>
             </w:r>
           </w:p>
@@ -2969,8 +4006,17 @@
             <w:shd w:fill="F5F7FA" w:val="clear"/>
           </w:tcPr>
           <w:p>
-            <w:r/>
-            <w:r>
+            <w:r>
+              <w:rPr>
+                <w:rFonts w:ascii="微软雅黑" w:hAnsi="微软雅黑" w:eastAsia="微软雅黑"/>
+                <w:sz w:val="20"/>
+              </w:rPr>
+            </w:r>
+            <w:r>
+              <w:rPr>
+                <w:rFonts w:ascii="微软雅黑" w:hAnsi="微软雅黑" w:eastAsia="微软雅黑"/>
+                <w:sz w:val="20"/>
+              </w:rPr>
               <w:t>会话状态</w:t>
             </w:r>
           </w:p>
@@ -2981,8 +4027,17 @@
             <w:shd w:fill="F5F7FA" w:val="clear"/>
           </w:tcPr>
           <w:p>
-            <w:r/>
-            <w:r>
+            <w:r>
+              <w:rPr>
+                <w:rFonts w:ascii="微软雅黑" w:hAnsi="微软雅黑" w:eastAsia="微软雅黑"/>
+                <w:sz w:val="20"/>
+              </w:rPr>
+            </w:r>
+            <w:r>
+              <w:rPr>
+                <w:rFonts w:ascii="微软雅黑" w:hAnsi="微软雅黑" w:eastAsia="微软雅黑"/>
+                <w:sz w:val="20"/>
+              </w:rPr>
               <w:t>是</w:t>
             </w:r>
           </w:p>
@@ -2994,8 +4049,17 @@
             <w:tcW w:type="dxa" w:w="2880"/>
           </w:tcPr>
           <w:p>
-            <w:r/>
-            <w:r>
+            <w:r>
+              <w:rPr>
+                <w:rFonts w:ascii="微软雅黑" w:hAnsi="微软雅黑" w:eastAsia="微软雅黑"/>
+                <w:sz w:val="20"/>
+              </w:rPr>
+            </w:r>
+            <w:r>
+              <w:rPr>
+                <w:rFonts w:ascii="微软雅黑" w:hAnsi="微软雅黑" w:eastAsia="微软雅黑"/>
+                <w:sz w:val="20"/>
+              </w:rPr>
               <w:t>org_id</w:t>
             </w:r>
           </w:p>
@@ -3005,8 +4069,17 @@
             <w:tcW w:type="dxa" w:w="2880"/>
           </w:tcPr>
           <w:p>
-            <w:r/>
-            <w:r>
+            <w:r>
+              <w:rPr>
+                <w:rFonts w:ascii="微软雅黑" w:hAnsi="微软雅黑" w:eastAsia="微软雅黑"/>
+                <w:sz w:val="20"/>
+              </w:rPr>
+            </w:r>
+            <w:r>
+              <w:rPr>
+                <w:rFonts w:ascii="微软雅黑" w:hAnsi="微软雅黑" w:eastAsia="微软雅黑"/>
+                <w:sz w:val="20"/>
+              </w:rPr>
               <w:t>渠道编码</w:t>
             </w:r>
           </w:p>
@@ -3016,8 +4089,17 @@
             <w:tcW w:type="dxa" w:w="2880"/>
           </w:tcPr>
           <w:p>
-            <w:r/>
-            <w:r>
+            <w:r>
+              <w:rPr>
+                <w:rFonts w:ascii="微软雅黑" w:hAnsi="微软雅黑" w:eastAsia="微软雅黑"/>
+                <w:sz w:val="20"/>
+              </w:rPr>
+            </w:r>
+            <w:r>
+              <w:rPr>
+                <w:rFonts w:ascii="微软雅黑" w:hAnsi="微软雅黑" w:eastAsia="微软雅黑"/>
+                <w:sz w:val="20"/>
+              </w:rPr>
               <w:t>是</w:t>
             </w:r>
           </w:p>
@@ -3031,6 +4113,7 @@
       </w:pPr>
       <w:r>
         <w:rPr>
+          <w:rFonts w:ascii="微软雅黑" w:hAnsi="微软雅黑" w:eastAsia="微软雅黑"/>
           <w:color w:val="2D5F9E"/>
           <w:sz w:val="26"/>
         </w:rPr>
@@ -3059,6 +4142,7 @@
             <w:r/>
             <w:r>
               <w:rPr>
+                <w:rFonts w:ascii="微软雅黑" w:hAnsi="微软雅黑" w:eastAsia="微软雅黑"/>
                 <w:b/>
                 <w:color w:val="FFFFFF"/>
                 <w:sz w:val="20"/>
@@ -3076,6 +4160,7 @@
             <w:r/>
             <w:r>
               <w:rPr>
+                <w:rFonts w:ascii="微软雅黑" w:hAnsi="微软雅黑" w:eastAsia="微软雅黑"/>
                 <w:b/>
                 <w:color w:val="FFFFFF"/>
                 <w:sz w:val="20"/>
@@ -3093,6 +4178,7 @@
             <w:r/>
             <w:r>
               <w:rPr>
+                <w:rFonts w:ascii="微软雅黑" w:hAnsi="微软雅黑" w:eastAsia="微软雅黑"/>
                 <w:b/>
                 <w:color w:val="FFFFFF"/>
                 <w:sz w:val="20"/>
@@ -3108,8 +4194,17 @@
             <w:tcW w:type="dxa" w:w="2880"/>
           </w:tcPr>
           <w:p>
-            <w:r/>
-            <w:r>
+            <w:r>
+              <w:rPr>
+                <w:rFonts w:ascii="微软雅黑" w:hAnsi="微软雅黑" w:eastAsia="微软雅黑"/>
+                <w:sz w:val="20"/>
+              </w:rPr>
+            </w:r>
+            <w:r>
+              <w:rPr>
+                <w:rFonts w:ascii="微软雅黑" w:hAnsi="微软雅黑" w:eastAsia="微软雅黑"/>
+                <w:sz w:val="20"/>
+              </w:rPr>
               <w:t>msg_id</w:t>
             </w:r>
           </w:p>
@@ -3119,8 +4214,17 @@
             <w:tcW w:type="dxa" w:w="2880"/>
           </w:tcPr>
           <w:p>
-            <w:r/>
-            <w:r>
+            <w:r>
+              <w:rPr>
+                <w:rFonts w:ascii="微软雅黑" w:hAnsi="微软雅黑" w:eastAsia="微软雅黑"/>
+                <w:sz w:val="20"/>
+              </w:rPr>
+            </w:r>
+            <w:r>
+              <w:rPr>
+                <w:rFonts w:ascii="微软雅黑" w:hAnsi="微软雅黑" w:eastAsia="微软雅黑"/>
+                <w:sz w:val="20"/>
+              </w:rPr>
               <w:t>消息id</w:t>
             </w:r>
           </w:p>
@@ -3130,8 +4234,17 @@
             <w:tcW w:type="dxa" w:w="2880"/>
           </w:tcPr>
           <w:p>
-            <w:r/>
-            <w:r>
+            <w:r>
+              <w:rPr>
+                <w:rFonts w:ascii="微软雅黑" w:hAnsi="微软雅黑" w:eastAsia="微软雅黑"/>
+                <w:sz w:val="20"/>
+              </w:rPr>
+            </w:r>
+            <w:r>
+              <w:rPr>
+                <w:rFonts w:ascii="微软雅黑" w:hAnsi="微软雅黑" w:eastAsia="微软雅黑"/>
+                <w:sz w:val="20"/>
+              </w:rPr>
               <w:t>是</w:t>
             </w:r>
           </w:p>
@@ -3144,8 +4257,17 @@
             <w:shd w:fill="F5F7FA" w:val="clear"/>
           </w:tcPr>
           <w:p>
-            <w:r/>
-            <w:r>
+            <w:r>
+              <w:rPr>
+                <w:rFonts w:ascii="微软雅黑" w:hAnsi="微软雅黑" w:eastAsia="微软雅黑"/>
+                <w:sz w:val="20"/>
+              </w:rPr>
+            </w:r>
+            <w:r>
+              <w:rPr>
+                <w:rFonts w:ascii="微软雅黑" w:hAnsi="微软雅黑" w:eastAsia="微软雅黑"/>
+                <w:sz w:val="20"/>
+              </w:rPr>
               <w:t>conversation_id</w:t>
             </w:r>
           </w:p>
@@ -3156,8 +4278,17 @@
             <w:shd w:fill="F5F7FA" w:val="clear"/>
           </w:tcPr>
           <w:p>
-            <w:r/>
-            <w:r>
+            <w:r>
+              <w:rPr>
+                <w:rFonts w:ascii="微软雅黑" w:hAnsi="微软雅黑" w:eastAsia="微软雅黑"/>
+                <w:sz w:val="20"/>
+              </w:rPr>
+            </w:r>
+            <w:r>
+              <w:rPr>
+                <w:rFonts w:ascii="微软雅黑" w:hAnsi="微软雅黑" w:eastAsia="微软雅黑"/>
+                <w:sz w:val="20"/>
+              </w:rPr>
               <w:t>会话id</w:t>
             </w:r>
           </w:p>
@@ -3168,8 +4299,17 @@
             <w:shd w:fill="F5F7FA" w:val="clear"/>
           </w:tcPr>
           <w:p>
-            <w:r/>
-            <w:r>
+            <w:r>
+              <w:rPr>
+                <w:rFonts w:ascii="微软雅黑" w:hAnsi="微软雅黑" w:eastAsia="微软雅黑"/>
+                <w:sz w:val="20"/>
+              </w:rPr>
+            </w:r>
+            <w:r>
+              <w:rPr>
+                <w:rFonts w:ascii="微软雅黑" w:hAnsi="微软雅黑" w:eastAsia="微软雅黑"/>
+                <w:sz w:val="20"/>
+              </w:rPr>
               <w:t>是</w:t>
             </w:r>
           </w:p>
@@ -3181,8 +4321,17 @@
             <w:tcW w:type="dxa" w:w="2880"/>
           </w:tcPr>
           <w:p>
-            <w:r/>
-            <w:r>
+            <w:r>
+              <w:rPr>
+                <w:rFonts w:ascii="微软雅黑" w:hAnsi="微软雅黑" w:eastAsia="微软雅黑"/>
+                <w:sz w:val="20"/>
+              </w:rPr>
+            </w:r>
+            <w:r>
+              <w:rPr>
+                <w:rFonts w:ascii="微软雅黑" w:hAnsi="微软雅黑" w:eastAsia="微软雅黑"/>
+                <w:sz w:val="20"/>
+              </w:rPr>
               <w:t>msg_type</w:t>
             </w:r>
           </w:p>
@@ -3192,8 +4341,17 @@
             <w:tcW w:type="dxa" w:w="2880"/>
           </w:tcPr>
           <w:p>
-            <w:r/>
-            <w:r>
+            <w:r>
+              <w:rPr>
+                <w:rFonts w:ascii="微软雅黑" w:hAnsi="微软雅黑" w:eastAsia="微软雅黑"/>
+                <w:sz w:val="20"/>
+              </w:rPr>
+            </w:r>
+            <w:r>
+              <w:rPr>
+                <w:rFonts w:ascii="微软雅黑" w:hAnsi="微软雅黑" w:eastAsia="微软雅黑"/>
+                <w:sz w:val="20"/>
+              </w:rPr>
               <w:t>消息类型</w:t>
             </w:r>
           </w:p>
@@ -3203,8 +4361,17 @@
             <w:tcW w:type="dxa" w:w="2880"/>
           </w:tcPr>
           <w:p>
-            <w:r/>
-            <w:r>
+            <w:r>
+              <w:rPr>
+                <w:rFonts w:ascii="微软雅黑" w:hAnsi="微软雅黑" w:eastAsia="微软雅黑"/>
+                <w:sz w:val="20"/>
+              </w:rPr>
+            </w:r>
+            <w:r>
+              <w:rPr>
+                <w:rFonts w:ascii="微软雅黑" w:hAnsi="微软雅黑" w:eastAsia="微软雅黑"/>
+                <w:sz w:val="20"/>
+              </w:rPr>
               <w:t>是</w:t>
             </w:r>
           </w:p>
@@ -3217,8 +4384,17 @@
             <w:shd w:fill="F5F7FA" w:val="clear"/>
           </w:tcPr>
           <w:p>
-            <w:r/>
-            <w:r>
+            <w:r>
+              <w:rPr>
+                <w:rFonts w:ascii="微软雅黑" w:hAnsi="微软雅黑" w:eastAsia="微软雅黑"/>
+                <w:sz w:val="20"/>
+              </w:rPr>
+            </w:r>
+            <w:r>
+              <w:rPr>
+                <w:rFonts w:ascii="微软雅黑" w:hAnsi="微软雅黑" w:eastAsia="微软雅黑"/>
+                <w:sz w:val="20"/>
+              </w:rPr>
               <w:t>content</w:t>
             </w:r>
           </w:p>
@@ -3229,8 +4405,17 @@
             <w:shd w:fill="F5F7FA" w:val="clear"/>
           </w:tcPr>
           <w:p>
-            <w:r/>
-            <w:r>
+            <w:r>
+              <w:rPr>
+                <w:rFonts w:ascii="微软雅黑" w:hAnsi="微软雅黑" w:eastAsia="微软雅黑"/>
+                <w:sz w:val="20"/>
+              </w:rPr>
+            </w:r>
+            <w:r>
+              <w:rPr>
+                <w:rFonts w:ascii="微软雅黑" w:hAnsi="微软雅黑" w:eastAsia="微软雅黑"/>
+                <w:sz w:val="20"/>
+              </w:rPr>
               <w:t>消息体字符串</w:t>
             </w:r>
           </w:p>
@@ -3241,8 +4426,17 @@
             <w:shd w:fill="F5F7FA" w:val="clear"/>
           </w:tcPr>
           <w:p>
-            <w:r/>
-            <w:r>
+            <w:r>
+              <w:rPr>
+                <w:rFonts w:ascii="微软雅黑" w:hAnsi="微软雅黑" w:eastAsia="微软雅黑"/>
+                <w:sz w:val="20"/>
+              </w:rPr>
+            </w:r>
+            <w:r>
+              <w:rPr>
+                <w:rFonts w:ascii="微软雅黑" w:hAnsi="微软雅黑" w:eastAsia="微软雅黑"/>
+                <w:sz w:val="20"/>
+              </w:rPr>
               <w:t>是</w:t>
             </w:r>
           </w:p>
@@ -3254,8 +4448,17 @@
             <w:tcW w:type="dxa" w:w="2880"/>
           </w:tcPr>
           <w:p>
-            <w:r/>
-            <w:r>
+            <w:r>
+              <w:rPr>
+                <w:rFonts w:ascii="微软雅黑" w:hAnsi="微软雅黑" w:eastAsia="微软雅黑"/>
+                <w:sz w:val="20"/>
+              </w:rPr>
+            </w:r>
+            <w:r>
+              <w:rPr>
+                <w:rFonts w:ascii="微软雅黑" w:hAnsi="微软雅黑" w:eastAsia="微软雅黑"/>
+                <w:sz w:val="20"/>
+              </w:rPr>
               <w:t>mention</w:t>
             </w:r>
           </w:p>
@@ -3265,8 +4468,17 @@
             <w:tcW w:type="dxa" w:w="2880"/>
           </w:tcPr>
           <w:p>
-            <w:r/>
-            <w:r>
+            <w:r>
+              <w:rPr>
+                <w:rFonts w:ascii="微软雅黑" w:hAnsi="微软雅黑" w:eastAsia="微软雅黑"/>
+                <w:sz w:val="20"/>
+              </w:rPr>
+            </w:r>
+            <w:r>
+              <w:rPr>
+                <w:rFonts w:ascii="微软雅黑" w:hAnsi="微软雅黑" w:eastAsia="微软雅黑"/>
+                <w:sz w:val="20"/>
+              </w:rPr>
               <w:t>@用户id</w:t>
             </w:r>
           </w:p>
@@ -3276,8 +4488,17 @@
             <w:tcW w:type="dxa" w:w="2880"/>
           </w:tcPr>
           <w:p>
-            <w:r/>
-            <w:r>
+            <w:r>
+              <w:rPr>
+                <w:rFonts w:ascii="微软雅黑" w:hAnsi="微软雅黑" w:eastAsia="微软雅黑"/>
+                <w:sz w:val="20"/>
+              </w:rPr>
+            </w:r>
+            <w:r>
+              <w:rPr>
+                <w:rFonts w:ascii="微软雅黑" w:hAnsi="微软雅黑" w:eastAsia="微软雅黑"/>
+                <w:sz w:val="20"/>
+              </w:rPr>
               <w:t>是</w:t>
             </w:r>
           </w:p>
@@ -3290,8 +4511,17 @@
             <w:shd w:fill="F5F7FA" w:val="clear"/>
           </w:tcPr>
           <w:p>
-            <w:r/>
-            <w:r>
+            <w:r>
+              <w:rPr>
+                <w:rFonts w:ascii="微软雅黑" w:hAnsi="微软雅黑" w:eastAsia="微软雅黑"/>
+                <w:sz w:val="20"/>
+              </w:rPr>
+            </w:r>
+            <w:r>
+              <w:rPr>
+                <w:rFonts w:ascii="微软雅黑" w:hAnsi="微软雅黑" w:eastAsia="微软雅黑"/>
+                <w:sz w:val="20"/>
+              </w:rPr>
               <w:t>from_member</w:t>
             </w:r>
           </w:p>
@@ -3302,8 +4532,17 @@
             <w:shd w:fill="F5F7FA" w:val="clear"/>
           </w:tcPr>
           <w:p>
-            <w:r/>
-            <w:r>
+            <w:r>
+              <w:rPr>
+                <w:rFonts w:ascii="微软雅黑" w:hAnsi="微软雅黑" w:eastAsia="微软雅黑"/>
+                <w:sz w:val="20"/>
+              </w:rPr>
+            </w:r>
+            <w:r>
+              <w:rPr>
+                <w:rFonts w:ascii="微软雅黑" w:hAnsi="微软雅黑" w:eastAsia="微软雅黑"/>
+                <w:sz w:val="20"/>
+              </w:rPr>
               <w:t>消息发送者的id</w:t>
             </w:r>
           </w:p>
@@ -3314,8 +4553,17 @@
             <w:shd w:fill="F5F7FA" w:val="clear"/>
           </w:tcPr>
           <w:p>
-            <w:r/>
-            <w:r>
+            <w:r>
+              <w:rPr>
+                <w:rFonts w:ascii="微软雅黑" w:hAnsi="微软雅黑" w:eastAsia="微软雅黑"/>
+                <w:sz w:val="20"/>
+              </w:rPr>
+            </w:r>
+            <w:r>
+              <w:rPr>
+                <w:rFonts w:ascii="微软雅黑" w:hAnsi="微软雅黑" w:eastAsia="微软雅黑"/>
+                <w:sz w:val="20"/>
+              </w:rPr>
               <w:t>是</w:t>
             </w:r>
           </w:p>
@@ -3327,8 +4575,17 @@
             <w:tcW w:type="dxa" w:w="2880"/>
           </w:tcPr>
           <w:p>
-            <w:r/>
-            <w:r>
+            <w:r>
+              <w:rPr>
+                <w:rFonts w:ascii="微软雅黑" w:hAnsi="微软雅黑" w:eastAsia="微软雅黑"/>
+                <w:sz w:val="20"/>
+              </w:rPr>
+            </w:r>
+            <w:r>
+              <w:rPr>
+                <w:rFonts w:ascii="微软雅黑" w:hAnsi="微软雅黑" w:eastAsia="微软雅黑"/>
+                <w:sz w:val="20"/>
+              </w:rPr>
               <w:t>send_timestamp</w:t>
             </w:r>
           </w:p>
@@ -3338,8 +4595,17 @@
             <w:tcW w:type="dxa" w:w="2880"/>
           </w:tcPr>
           <w:p>
-            <w:r/>
-            <w:r>
+            <w:r>
+              <w:rPr>
+                <w:rFonts w:ascii="微软雅黑" w:hAnsi="微软雅黑" w:eastAsia="微软雅黑"/>
+                <w:sz w:val="20"/>
+              </w:rPr>
+            </w:r>
+            <w:r>
+              <w:rPr>
+                <w:rFonts w:ascii="微软雅黑" w:hAnsi="微软雅黑" w:eastAsia="微软雅黑"/>
+                <w:sz w:val="20"/>
+              </w:rPr>
               <w:t>消息发送时间戳</w:t>
             </w:r>
           </w:p>
@@ -3349,8 +4615,17 @@
             <w:tcW w:type="dxa" w:w="2880"/>
           </w:tcPr>
           <w:p>
-            <w:r/>
-            <w:r>
+            <w:r>
+              <w:rPr>
+                <w:rFonts w:ascii="微软雅黑" w:hAnsi="微软雅黑" w:eastAsia="微软雅黑"/>
+                <w:sz w:val="20"/>
+              </w:rPr>
+            </w:r>
+            <w:r>
+              <w:rPr>
+                <w:rFonts w:ascii="微软雅黑" w:hAnsi="微软雅黑" w:eastAsia="微软雅黑"/>
+                <w:sz w:val="20"/>
+              </w:rPr>
               <w:t>是</w:t>
             </w:r>
           </w:p>
@@ -3363,8 +4638,17 @@
             <w:shd w:fill="F5F7FA" w:val="clear"/>
           </w:tcPr>
           <w:p>
-            <w:r/>
-            <w:r>
+            <w:r>
+              <w:rPr>
+                <w:rFonts w:ascii="微软雅黑" w:hAnsi="微软雅黑" w:eastAsia="微软雅黑"/>
+                <w:sz w:val="20"/>
+              </w:rPr>
+            </w:r>
+            <w:r>
+              <w:rPr>
+                <w:rFonts w:ascii="微软雅黑" w:hAnsi="微软雅黑" w:eastAsia="微软雅黑"/>
+                <w:sz w:val="20"/>
+              </w:rPr>
               <w:t>quoteMsgId</w:t>
             </w:r>
           </w:p>
@@ -3375,8 +4659,17 @@
             <w:shd w:fill="F5F7FA" w:val="clear"/>
           </w:tcPr>
           <w:p>
-            <w:r/>
-            <w:r>
+            <w:r>
+              <w:rPr>
+                <w:rFonts w:ascii="微软雅黑" w:hAnsi="微软雅黑" w:eastAsia="微软雅黑"/>
+                <w:sz w:val="20"/>
+              </w:rPr>
+            </w:r>
+            <w:r>
+              <w:rPr>
+                <w:rFonts w:ascii="微软雅黑" w:hAnsi="微软雅黑" w:eastAsia="微软雅黑"/>
+                <w:sz w:val="20"/>
+              </w:rPr>
               <w:t>回复的消息id</w:t>
             </w:r>
           </w:p>
@@ -3387,8 +4680,17 @@
             <w:shd w:fill="F5F7FA" w:val="clear"/>
           </w:tcPr>
           <w:p>
-            <w:r/>
-            <w:r>
+            <w:r>
+              <w:rPr>
+                <w:rFonts w:ascii="微软雅黑" w:hAnsi="微软雅黑" w:eastAsia="微软雅黑"/>
+                <w:sz w:val="20"/>
+              </w:rPr>
+            </w:r>
+            <w:r>
+              <w:rPr>
+                <w:rFonts w:ascii="微软雅黑" w:hAnsi="微软雅黑" w:eastAsia="微软雅黑"/>
+                <w:sz w:val="20"/>
+              </w:rPr>
               <w:t>是</w:t>
             </w:r>
           </w:p>
@@ -3400,8 +4702,17 @@
             <w:tcW w:type="dxa" w:w="2880"/>
           </w:tcPr>
           <w:p>
-            <w:r/>
-            <w:r>
+            <w:r>
+              <w:rPr>
+                <w:rFonts w:ascii="微软雅黑" w:hAnsi="微软雅黑" w:eastAsia="微软雅黑"/>
+                <w:sz w:val="20"/>
+              </w:rPr>
+            </w:r>
+            <w:r>
+              <w:rPr>
+                <w:rFonts w:ascii="微软雅黑" w:hAnsi="微软雅黑" w:eastAsia="微软雅黑"/>
+                <w:sz w:val="20"/>
+              </w:rPr>
               <w:t>org_id</w:t>
             </w:r>
           </w:p>
@@ -3411,8 +4722,17 @@
             <w:tcW w:type="dxa" w:w="2880"/>
           </w:tcPr>
           <w:p>
-            <w:r/>
-            <w:r>
+            <w:r>
+              <w:rPr>
+                <w:rFonts w:ascii="微软雅黑" w:hAnsi="微软雅黑" w:eastAsia="微软雅黑"/>
+                <w:sz w:val="20"/>
+              </w:rPr>
+            </w:r>
+            <w:r>
+              <w:rPr>
+                <w:rFonts w:ascii="微软雅黑" w:hAnsi="微软雅黑" w:eastAsia="微软雅黑"/>
+                <w:sz w:val="20"/>
+              </w:rPr>
               <w:t>渠道id</w:t>
             </w:r>
           </w:p>
@@ -3422,8 +4742,17 @@
             <w:tcW w:type="dxa" w:w="2880"/>
           </w:tcPr>
           <w:p>
-            <w:r/>
-            <w:r>
+            <w:r>
+              <w:rPr>
+                <w:rFonts w:ascii="微软雅黑" w:hAnsi="微软雅黑" w:eastAsia="微软雅黑"/>
+                <w:sz w:val="20"/>
+              </w:rPr>
+            </w:r>
+            <w:r>
+              <w:rPr>
+                <w:rFonts w:ascii="微软雅黑" w:hAnsi="微软雅黑" w:eastAsia="微软雅黑"/>
+                <w:sz w:val="20"/>
+              </w:rPr>
               <w:t>是</w:t>
             </w:r>
           </w:p>
@@ -3433,29 +4762,25 @@
     <w:p/>
     <w:p>
       <w:pPr>
-        <w:spacing w:after="120" w:line="312" w:lineRule="auto"/>
+        <w:spacing w:after="120" w:line="336" w:lineRule="auto"/>
       </w:pPr>
-      <w:r/>
       <w:r>
         <w:rPr>
-          <w:b/>
+          <w:rFonts w:ascii="微软雅黑" w:hAnsi="微软雅黑" w:eastAsia="微软雅黑"/>
         </w:rPr>
-        <w:t>说明</w:t>
-      </w:r>
-      <w:r>
-        <w:t>：本表为多师共管服务群内消息记录的结构化字段清单，申报范围为消息元数据（会话归属、消息类型、发送与回复关系、时间戳等），不含任何可识别个人身份的信息。</w:t>
+        <w:t>说明：本表为多师共管服务群内消息记录的结构化字段清单，申报范围为消息元数据（会话归属、消息类型、发送与回复关系、时间戳等），不含任何可识别个人身份的信息。</w:t>
       </w:r>
     </w:p>
     <w:p>
       <w:pPr>
-        <w:spacing w:before="120" w:after="120"/>
+        <w:spacing w:before="160" w:after="160"/>
       </w:pPr>
       <w:r>
         <w:rPr>
-          <w:color w:val="CCCCCC"/>
+          <w:color w:val="BBBBBB"/>
           <w:sz w:val="16"/>
         </w:rPr>
-        <w:t>────────────────────────────────────────────────────────────</w:t>
+        <w:t>──────────────────────────────────────────────────────────</w:t>
       </w:r>
     </w:p>
     <w:p>
@@ -3464,38 +4789,38 @@
       </w:pPr>
       <w:r>
         <w:rPr>
+          <w:rFonts w:ascii="微软雅黑" w:hAnsi="微软雅黑" w:eastAsia="微软雅黑"/>
           <w:color w:val="1A478A"/>
-          <w:sz w:val="32"/>
+          <w:sz w:val="30"/>
         </w:rPr>
         <w:t>三、数据形成方式（平台必填栏目，可直接使用）</w:t>
       </w:r>
     </w:p>
     <w:p>
       <w:pPr>
-        <w:spacing w:before="80" w:after="80"/>
-        <w:ind w:left="567"/>
+        <w:spacing w:before="80" w:after="80" w:line="336" w:lineRule="auto"/>
+        <w:ind w:left="454"/>
         <w:pBdr>
           <w:left w:val="single" w:sz="12" w:space="8" w:color="1A478A"/>
         </w:pBdr>
       </w:pPr>
       <w:r>
         <w:rPr>
-          <w:i/>
-          <w:color w:val="666666"/>
+          <w:rFonts w:ascii="微软雅黑" w:hAnsi="微软雅黑" w:eastAsia="微软雅黑"/>
         </w:rPr>
-        <w:t>患者经合作医院医生评估开通方案后，在居家场景使用圆爱康生物反馈电刺激设备进行康复训练；设备通过蓝牙实时传输数据给 App，App 在用户训练完后将训练数据回传圆爱康平台；同时多师团队通过圆爱康服务 App 对患者进行远程评估、方案调整与随访，形成**训练与服务双闭环数据**。数据由圆爱康自有设备、平台与服务体系全流程产生。</w:t>
+        <w:t>患者经合作医院医生评估开通方案后，在居家场景使用圆爱康生物反馈电刺激设备进行康复训练；设备通过蓝牙实时传输数据给 App，App 在用户训练完后将训练数据回传圆爱康平台；同时多师团队通过圆爱康服务 App 对患者进行远程评估、方案调整与随访，形成训练与服务双闭环数据。数据由圆爱康自有设备、平台与服务体系全流程产生。</w:t>
       </w:r>
     </w:p>
     <w:p>
       <w:pPr>
-        <w:spacing w:before="120" w:after="120"/>
+        <w:spacing w:before="160" w:after="160"/>
       </w:pPr>
       <w:r>
         <w:rPr>
-          <w:color w:val="CCCCCC"/>
+          <w:color w:val="BBBBBB"/>
           <w:sz w:val="16"/>
         </w:rPr>
-        <w:t>────────────────────────────────────────────────────────────</w:t>
+        <w:t>──────────────────────────────────────────────────────────</w:t>
       </w:r>
     </w:p>
     <w:p>
@@ -3504,8 +4829,9 @@
       </w:pPr>
       <w:r>
         <w:rPr>
+          <w:rFonts w:ascii="微软雅黑" w:hAnsi="微软雅黑" w:eastAsia="微软雅黑"/>
           <w:color w:val="1A478A"/>
-          <w:sz w:val="32"/>
+          <w:sz w:val="30"/>
         </w:rPr>
         <w:t>四、样例数据</w:t>
       </w:r>
@@ -3535,6 +4861,7 @@
             <w:r/>
             <w:r>
               <w:rPr>
+                <w:rFonts w:ascii="微软雅黑" w:hAnsi="微软雅黑" w:eastAsia="微软雅黑"/>
                 <w:b/>
                 <w:color w:val="FFFFFF"/>
                 <w:sz w:val="20"/>
@@ -3552,6 +4879,7 @@
             <w:r/>
             <w:r>
               <w:rPr>
+                <w:rFonts w:ascii="微软雅黑" w:hAnsi="微软雅黑" w:eastAsia="微软雅黑"/>
                 <w:b/>
                 <w:color w:val="FFFFFF"/>
                 <w:sz w:val="20"/>
@@ -3569,6 +4897,7 @@
             <w:r/>
             <w:r>
               <w:rPr>
+                <w:rFonts w:ascii="微软雅黑" w:hAnsi="微软雅黑" w:eastAsia="微软雅黑"/>
                 <w:b/>
                 <w:color w:val="FFFFFF"/>
                 <w:sz w:val="20"/>
@@ -3586,6 +4915,7 @@
             <w:r/>
             <w:r>
               <w:rPr>
+                <w:rFonts w:ascii="微软雅黑" w:hAnsi="微软雅黑" w:eastAsia="微软雅黑"/>
                 <w:b/>
                 <w:color w:val="FFFFFF"/>
                 <w:sz w:val="20"/>
@@ -3603,6 +4933,7 @@
             <w:r/>
             <w:r>
               <w:rPr>
+                <w:rFonts w:ascii="微软雅黑" w:hAnsi="微软雅黑" w:eastAsia="微软雅黑"/>
                 <w:b/>
                 <w:color w:val="FFFFFF"/>
                 <w:sz w:val="20"/>
@@ -3620,6 +4951,7 @@
             <w:r/>
             <w:r>
               <w:rPr>
+                <w:rFonts w:ascii="微软雅黑" w:hAnsi="微软雅黑" w:eastAsia="微软雅黑"/>
                 <w:b/>
                 <w:color w:val="FFFFFF"/>
                 <w:sz w:val="20"/>
@@ -3635,8 +4967,17 @@
             <w:tcW w:type="dxa" w:w="1440"/>
           </w:tcPr>
           <w:p>
-            <w:r/>
-            <w:r>
+            <w:r>
+              <w:rPr>
+                <w:rFonts w:ascii="微软雅黑" w:hAnsi="微软雅黑" w:eastAsia="微软雅黑"/>
+                <w:sz w:val="20"/>
+              </w:rPr>
+            </w:r>
+            <w:r>
+              <w:rPr>
+                <w:rFonts w:ascii="微软雅黑" w:hAnsi="微软雅黑" w:eastAsia="微软雅黑"/>
+                <w:sz w:val="20"/>
+              </w:rPr>
               <w:t>u1593450059830398976</w:t>
             </w:r>
           </w:p>
@@ -3646,8 +4987,17 @@
             <w:tcW w:type="dxa" w:w="1440"/>
           </w:tcPr>
           <w:p>
-            <w:r/>
-            <w:r>
+            <w:r>
+              <w:rPr>
+                <w:rFonts w:ascii="微软雅黑" w:hAnsi="微软雅黑" w:eastAsia="微软雅黑"/>
+                <w:sz w:val="20"/>
+              </w:rPr>
+            </w:r>
+            <w:r>
+              <w:rPr>
+                <w:rFonts w:ascii="微软雅黑" w:hAnsi="微软雅黑" w:eastAsia="微软雅黑"/>
+                <w:sz w:val="20"/>
+              </w:rPr>
               <w:t>盆底康复</w:t>
             </w:r>
           </w:p>
@@ -3657,8 +5007,17 @@
             <w:tcW w:type="dxa" w:w="1440"/>
           </w:tcPr>
           <w:p>
-            <w:r/>
-            <w:r>
+            <w:r>
+              <w:rPr>
+                <w:rFonts w:ascii="微软雅黑" w:hAnsi="微软雅黑" w:eastAsia="微软雅黑"/>
+                <w:sz w:val="20"/>
+              </w:rPr>
+            </w:r>
+            <w:r>
+              <w:rPr>
+                <w:rFonts w:ascii="微软雅黑" w:hAnsi="微软雅黑" w:eastAsia="微软雅黑"/>
+                <w:sz w:val="20"/>
+              </w:rPr>
               <w:t>生物反馈电刺激</w:t>
             </w:r>
           </w:p>
@@ -3668,8 +5027,17 @@
             <w:tcW w:type="dxa" w:w="1440"/>
           </w:tcPr>
           <w:p>
-            <w:r/>
-            <w:r>
+            <w:r>
+              <w:rPr>
+                <w:rFonts w:ascii="微软雅黑" w:hAnsi="微软雅黑" w:eastAsia="微软雅黑"/>
+                <w:sz w:val="20"/>
+              </w:rPr>
+            </w:r>
+            <w:r>
+              <w:rPr>
+                <w:rFonts w:ascii="微软雅黑" w:hAnsi="微软雅黑" w:eastAsia="微软雅黑"/>
+                <w:sz w:val="20"/>
+              </w:rPr>
               <w:t>10</w:t>
             </w:r>
           </w:p>
@@ -3679,8 +5047,17 @@
             <w:tcW w:type="dxa" w:w="1440"/>
           </w:tcPr>
           <w:p>
-            <w:r/>
-            <w:r>
+            <w:r>
+              <w:rPr>
+                <w:rFonts w:ascii="微软雅黑" w:hAnsi="微软雅黑" w:eastAsia="微软雅黑"/>
+                <w:sz w:val="20"/>
+              </w:rPr>
+            </w:r>
+            <w:r>
+              <w:rPr>
+                <w:rFonts w:ascii="微软雅黑" w:hAnsi="微软雅黑" w:eastAsia="微软雅黑"/>
+                <w:sz w:val="20"/>
+              </w:rPr>
               <w:t>2022-11-23</w:t>
             </w:r>
           </w:p>
@@ -3690,8 +5067,17 @@
             <w:tcW w:type="dxa" w:w="1440"/>
           </w:tcPr>
           <w:p>
-            <w:r/>
-            <w:r>
+            <w:r>
+              <w:rPr>
+                <w:rFonts w:ascii="微软雅黑" w:hAnsi="微软雅黑" w:eastAsia="微软雅黑"/>
+                <w:sz w:val="20"/>
+              </w:rPr>
+            </w:r>
+            <w:r>
+              <w:rPr>
+                <w:rFonts w:ascii="微软雅黑" w:hAnsi="微软雅黑" w:eastAsia="微软雅黑"/>
+                <w:sz w:val="20"/>
+              </w:rPr>
               <w:t>78:04:73:BE:09:39</w:t>
             </w:r>
           </w:p>
@@ -3704,8 +5090,17 @@
             <w:shd w:fill="F5F7FA" w:val="clear"/>
           </w:tcPr>
           <w:p>
-            <w:r/>
-            <w:r>
+            <w:r>
+              <w:rPr>
+                <w:rFonts w:ascii="微软雅黑" w:hAnsi="微软雅黑" w:eastAsia="微软雅黑"/>
+                <w:sz w:val="20"/>
+              </w:rPr>
+            </w:r>
+            <w:r>
+              <w:rPr>
+                <w:rFonts w:ascii="微软雅黑" w:hAnsi="微软雅黑" w:eastAsia="微软雅黑"/>
+                <w:sz w:val="20"/>
+              </w:rPr>
               <w:t>u1601013221832265728</w:t>
             </w:r>
           </w:p>
@@ -3716,8 +5111,17 @@
             <w:shd w:fill="F5F7FA" w:val="clear"/>
           </w:tcPr>
           <w:p>
-            <w:r/>
-            <w:r>
+            <w:r>
+              <w:rPr>
+                <w:rFonts w:ascii="微软雅黑" w:hAnsi="微软雅黑" w:eastAsia="微软雅黑"/>
+                <w:sz w:val="20"/>
+              </w:rPr>
+            </w:r>
+            <w:r>
+              <w:rPr>
+                <w:rFonts w:ascii="微软雅黑" w:hAnsi="微软雅黑" w:eastAsia="微软雅黑"/>
+                <w:sz w:val="20"/>
+              </w:rPr>
               <w:t>尿失禁</w:t>
             </w:r>
           </w:p>
@@ -3728,8 +5132,17 @@
             <w:shd w:fill="F5F7FA" w:val="clear"/>
           </w:tcPr>
           <w:p>
-            <w:r/>
-            <w:r>
+            <w:r>
+              <w:rPr>
+                <w:rFonts w:ascii="微软雅黑" w:hAnsi="微软雅黑" w:eastAsia="微软雅黑"/>
+                <w:sz w:val="20"/>
+              </w:rPr>
+            </w:r>
+            <w:r>
+              <w:rPr>
+                <w:rFonts w:ascii="微软雅黑" w:hAnsi="微软雅黑" w:eastAsia="微软雅黑"/>
+                <w:sz w:val="20"/>
+              </w:rPr>
               <w:t>生物反馈电刺激</w:t>
             </w:r>
           </w:p>
@@ -3740,8 +5153,17 @@
             <w:shd w:fill="F5F7FA" w:val="clear"/>
           </w:tcPr>
           <w:p>
-            <w:r/>
-            <w:r>
+            <w:r>
+              <w:rPr>
+                <w:rFonts w:ascii="微软雅黑" w:hAnsi="微软雅黑" w:eastAsia="微软雅黑"/>
+                <w:sz w:val="20"/>
+              </w:rPr>
+            </w:r>
+            <w:r>
+              <w:rPr>
+                <w:rFonts w:ascii="微软雅黑" w:hAnsi="微软雅黑" w:eastAsia="微软雅黑"/>
+                <w:sz w:val="20"/>
+              </w:rPr>
               <w:t>10</w:t>
             </w:r>
           </w:p>
@@ -3752,8 +5174,17 @@
             <w:shd w:fill="F5F7FA" w:val="clear"/>
           </w:tcPr>
           <w:p>
-            <w:r/>
-            <w:r>
+            <w:r>
+              <w:rPr>
+                <w:rFonts w:ascii="微软雅黑" w:hAnsi="微软雅黑" w:eastAsia="微软雅黑"/>
+                <w:sz w:val="20"/>
+              </w:rPr>
+            </w:r>
+            <w:r>
+              <w:rPr>
+                <w:rFonts w:ascii="微软雅黑" w:hAnsi="微软雅黑" w:eastAsia="微软雅黑"/>
+                <w:sz w:val="20"/>
+              </w:rPr>
               <w:t>2023-01-20</w:t>
             </w:r>
           </w:p>
@@ -3764,8 +5195,17 @@
             <w:shd w:fill="F5F7FA" w:val="clear"/>
           </w:tcPr>
           <w:p>
-            <w:r/>
-            <w:r>
+            <w:r>
+              <w:rPr>
+                <w:rFonts w:ascii="微软雅黑" w:hAnsi="微软雅黑" w:eastAsia="微软雅黑"/>
+                <w:sz w:val="20"/>
+              </w:rPr>
+            </w:r>
+            <w:r>
+              <w:rPr>
+                <w:rFonts w:ascii="微软雅黑" w:hAnsi="微软雅黑" w:eastAsia="微软雅黑"/>
+                <w:sz w:val="20"/>
+              </w:rPr>
               <w:t>78:04:73:BE:12:B3</w:t>
             </w:r>
           </w:p>
@@ -3777,8 +5217,17 @@
             <w:tcW w:type="dxa" w:w="1440"/>
           </w:tcPr>
           <w:p>
-            <w:r/>
-            <w:r>
+            <w:r>
+              <w:rPr>
+                <w:rFonts w:ascii="微软雅黑" w:hAnsi="微软雅黑" w:eastAsia="微软雅黑"/>
+                <w:sz w:val="20"/>
+              </w:rPr>
+            </w:r>
+            <w:r>
+              <w:rPr>
+                <w:rFonts w:ascii="微软雅黑" w:hAnsi="微软雅黑" w:eastAsia="微软雅黑"/>
+                <w:sz w:val="20"/>
+              </w:rPr>
               <w:t>d925081483346358272</w:t>
             </w:r>
           </w:p>
@@ -3788,8 +5237,17 @@
             <w:tcW w:type="dxa" w:w="1440"/>
           </w:tcPr>
           <w:p>
-            <w:r/>
-            <w:r>
+            <w:r>
+              <w:rPr>
+                <w:rFonts w:ascii="微软雅黑" w:hAnsi="微软雅黑" w:eastAsia="微软雅黑"/>
+                <w:sz w:val="20"/>
+              </w:rPr>
+            </w:r>
+            <w:r>
+              <w:rPr>
+                <w:rFonts w:ascii="微软雅黑" w:hAnsi="微软雅黑" w:eastAsia="微软雅黑"/>
+                <w:sz w:val="20"/>
+              </w:rPr>
               <w:t>镇痛</w:t>
             </w:r>
           </w:p>
@@ -3799,8 +5257,17 @@
             <w:tcW w:type="dxa" w:w="1440"/>
           </w:tcPr>
           <w:p>
-            <w:r/>
-            <w:r>
+            <w:r>
+              <w:rPr>
+                <w:rFonts w:ascii="微软雅黑" w:hAnsi="微软雅黑" w:eastAsia="微软雅黑"/>
+                <w:sz w:val="20"/>
+              </w:rPr>
+            </w:r>
+            <w:r>
+              <w:rPr>
+                <w:rFonts w:ascii="微软雅黑" w:hAnsi="微软雅黑" w:eastAsia="微软雅黑"/>
+                <w:sz w:val="20"/>
+              </w:rPr>
               <w:t>生物反馈电刺激</w:t>
             </w:r>
           </w:p>
@@ -3810,8 +5277,17 @@
             <w:tcW w:type="dxa" w:w="1440"/>
           </w:tcPr>
           <w:p>
-            <w:r/>
-            <w:r>
+            <w:r>
+              <w:rPr>
+                <w:rFonts w:ascii="微软雅黑" w:hAnsi="微软雅黑" w:eastAsia="微软雅黑"/>
+                <w:sz w:val="20"/>
+              </w:rPr>
+            </w:r>
+            <w:r>
+              <w:rPr>
+                <w:rFonts w:ascii="微软雅黑" w:hAnsi="微软雅黑" w:eastAsia="微软雅黑"/>
+                <w:sz w:val="20"/>
+              </w:rPr>
               <w:t>5</w:t>
             </w:r>
           </w:p>
@@ -3821,8 +5297,17 @@
             <w:tcW w:type="dxa" w:w="1440"/>
           </w:tcPr>
           <w:p>
-            <w:r/>
-            <w:r>
+            <w:r>
+              <w:rPr>
+                <w:rFonts w:ascii="微软雅黑" w:hAnsi="微软雅黑" w:eastAsia="微软雅黑"/>
+                <w:sz w:val="20"/>
+              </w:rPr>
+            </w:r>
+            <w:r>
+              <w:rPr>
+                <w:rFonts w:ascii="微软雅黑" w:hAnsi="微软雅黑" w:eastAsia="微软雅黑"/>
+                <w:sz w:val="20"/>
+              </w:rPr>
               <w:t>2025-05-16</w:t>
             </w:r>
           </w:p>
@@ -3832,8 +5317,17 @@
             <w:tcW w:type="dxa" w:w="1440"/>
           </w:tcPr>
           <w:p>
-            <w:r/>
-            <w:r>
+            <w:r>
+              <w:rPr>
+                <w:rFonts w:ascii="微软雅黑" w:hAnsi="微软雅黑" w:eastAsia="微软雅黑"/>
+                <w:sz w:val="20"/>
+              </w:rPr>
+            </w:r>
+            <w:r>
+              <w:rPr>
+                <w:rFonts w:ascii="微软雅黑" w:hAnsi="微软雅黑" w:eastAsia="微软雅黑"/>
+                <w:sz w:val="20"/>
+              </w:rPr>
               <w:t>BA:03:58:72:65:66</w:t>
             </w:r>
           </w:p>
@@ -3846,8 +5340,17 @@
             <w:shd w:fill="F5F7FA" w:val="clear"/>
           </w:tcPr>
           <w:p>
-            <w:r/>
-            <w:r>
+            <w:r>
+              <w:rPr>
+                <w:rFonts w:ascii="微软雅黑" w:hAnsi="微软雅黑" w:eastAsia="微软雅黑"/>
+                <w:sz w:val="20"/>
+              </w:rPr>
+            </w:r>
+            <w:r>
+              <w:rPr>
+                <w:rFonts w:ascii="微软雅黑" w:hAnsi="微软雅黑" w:eastAsia="微软雅黑"/>
+                <w:sz w:val="20"/>
+              </w:rPr>
               <w:t>u1923944598804369408</w:t>
             </w:r>
           </w:p>
@@ -3858,8 +5361,17 @@
             <w:shd w:fill="F5F7FA" w:val="clear"/>
           </w:tcPr>
           <w:p>
-            <w:r/>
-            <w:r>
+            <w:r>
+              <w:rPr>
+                <w:rFonts w:ascii="微软雅黑" w:hAnsi="微软雅黑" w:eastAsia="微软雅黑"/>
+                <w:sz w:val="20"/>
+              </w:rPr>
+            </w:r>
+            <w:r>
+              <w:rPr>
+                <w:rFonts w:ascii="微软雅黑" w:hAnsi="微软雅黑" w:eastAsia="微软雅黑"/>
+                <w:sz w:val="20"/>
+              </w:rPr>
               <w:t>盆底康复</w:t>
             </w:r>
           </w:p>
@@ -3870,8 +5382,17 @@
             <w:shd w:fill="F5F7FA" w:val="clear"/>
           </w:tcPr>
           <w:p>
-            <w:r/>
-            <w:r>
+            <w:r>
+              <w:rPr>
+                <w:rFonts w:ascii="微软雅黑" w:hAnsi="微软雅黑" w:eastAsia="微软雅黑"/>
+                <w:sz w:val="20"/>
+              </w:rPr>
+            </w:r>
+            <w:r>
+              <w:rPr>
+                <w:rFonts w:ascii="微软雅黑" w:hAnsi="微软雅黑" w:eastAsia="微软雅黑"/>
+                <w:sz w:val="20"/>
+              </w:rPr>
               <w:t>生物反馈电刺激</w:t>
             </w:r>
           </w:p>
@@ -3882,8 +5403,17 @@
             <w:shd w:fill="F5F7FA" w:val="clear"/>
           </w:tcPr>
           <w:p>
-            <w:r/>
-            <w:r>
+            <w:r>
+              <w:rPr>
+                <w:rFonts w:ascii="微软雅黑" w:hAnsi="微软雅黑" w:eastAsia="微软雅黑"/>
+                <w:sz w:val="20"/>
+              </w:rPr>
+            </w:r>
+            <w:r>
+              <w:rPr>
+                <w:rFonts w:ascii="微软雅黑" w:hAnsi="微软雅黑" w:eastAsia="微软雅黑"/>
+                <w:sz w:val="20"/>
+              </w:rPr>
               <w:t>13</w:t>
             </w:r>
           </w:p>
@@ -3894,8 +5424,17 @@
             <w:shd w:fill="F5F7FA" w:val="clear"/>
           </w:tcPr>
           <w:p>
-            <w:r/>
-            <w:r>
+            <w:r>
+              <w:rPr>
+                <w:rFonts w:ascii="微软雅黑" w:hAnsi="微软雅黑" w:eastAsia="微软雅黑"/>
+                <w:sz w:val="20"/>
+              </w:rPr>
+            </w:r>
+            <w:r>
+              <w:rPr>
+                <w:rFonts w:ascii="微软雅黑" w:hAnsi="微软雅黑" w:eastAsia="微软雅黑"/>
+                <w:sz w:val="20"/>
+              </w:rPr>
               <w:t>2025-08-20</w:t>
             </w:r>
           </w:p>
@@ -3906,8 +5445,17 @@
             <w:shd w:fill="F5F7FA" w:val="clear"/>
           </w:tcPr>
           <w:p>
-            <w:r/>
-            <w:r>
+            <w:r>
+              <w:rPr>
+                <w:rFonts w:ascii="微软雅黑" w:hAnsi="微软雅黑" w:eastAsia="微软雅黑"/>
+                <w:sz w:val="20"/>
+              </w:rPr>
+            </w:r>
+            <w:r>
+              <w:rPr>
+                <w:rFonts w:ascii="微软雅黑" w:hAnsi="微软雅黑" w:eastAsia="微软雅黑"/>
+                <w:sz w:val="20"/>
+              </w:rPr>
               <w:t>BA:03:58:72:66:93</w:t>
             </w:r>
           </w:p>
@@ -3919,8 +5467,17 @@
             <w:tcW w:type="dxa" w:w="1440"/>
           </w:tcPr>
           <w:p>
-            <w:r/>
-            <w:r>
+            <w:r>
+              <w:rPr>
+                <w:rFonts w:ascii="微软雅黑" w:hAnsi="微软雅黑" w:eastAsia="微软雅黑"/>
+                <w:sz w:val="20"/>
+              </w:rPr>
+            </w:r>
+            <w:r>
+              <w:rPr>
+                <w:rFonts w:ascii="微软雅黑" w:hAnsi="微软雅黑" w:eastAsia="微软雅黑"/>
+                <w:sz w:val="20"/>
+              </w:rPr>
               <w:t>u2043898555718176768</w:t>
             </w:r>
           </w:p>
@@ -3930,8 +5487,17 @@
             <w:tcW w:type="dxa" w:w="1440"/>
           </w:tcPr>
           <w:p>
-            <w:r/>
-            <w:r>
+            <w:r>
+              <w:rPr>
+                <w:rFonts w:ascii="微软雅黑" w:hAnsi="微软雅黑" w:eastAsia="微软雅黑"/>
+                <w:sz w:val="20"/>
+              </w:rPr>
+            </w:r>
+            <w:r>
+              <w:rPr>
+                <w:rFonts w:ascii="微软雅黑" w:hAnsi="微软雅黑" w:eastAsia="微软雅黑"/>
+                <w:sz w:val="20"/>
+              </w:rPr>
               <w:t>子宫复旧</w:t>
             </w:r>
           </w:p>
@@ -3941,8 +5507,17 @@
             <w:tcW w:type="dxa" w:w="1440"/>
           </w:tcPr>
           <w:p>
-            <w:r/>
-            <w:r>
+            <w:r>
+              <w:rPr>
+                <w:rFonts w:ascii="微软雅黑" w:hAnsi="微软雅黑" w:eastAsia="微软雅黑"/>
+                <w:sz w:val="20"/>
+              </w:rPr>
+            </w:r>
+            <w:r>
+              <w:rPr>
+                <w:rFonts w:ascii="微软雅黑" w:hAnsi="微软雅黑" w:eastAsia="微软雅黑"/>
+                <w:sz w:val="20"/>
+              </w:rPr>
               <w:t>生物反馈电刺激</w:t>
             </w:r>
           </w:p>
@@ -3952,8 +5527,17 @@
             <w:tcW w:type="dxa" w:w="1440"/>
           </w:tcPr>
           <w:p>
-            <w:r/>
-            <w:r>
+            <w:r>
+              <w:rPr>
+                <w:rFonts w:ascii="微软雅黑" w:hAnsi="微软雅黑" w:eastAsia="微软雅黑"/>
+                <w:sz w:val="20"/>
+              </w:rPr>
+            </w:r>
+            <w:r>
+              <w:rPr>
+                <w:rFonts w:ascii="微软雅黑" w:hAnsi="微软雅黑" w:eastAsia="微软雅黑"/>
+                <w:sz w:val="20"/>
+              </w:rPr>
               <w:t>14</w:t>
             </w:r>
           </w:p>
@@ -3963,8 +5547,17 @@
             <w:tcW w:type="dxa" w:w="1440"/>
           </w:tcPr>
           <w:p>
-            <w:r/>
-            <w:r>
+            <w:r>
+              <w:rPr>
+                <w:rFonts w:ascii="微软雅黑" w:hAnsi="微软雅黑" w:eastAsia="微软雅黑"/>
+                <w:sz w:val="20"/>
+              </w:rPr>
+            </w:r>
+            <w:r>
+              <w:rPr>
+                <w:rFonts w:ascii="微软雅黑" w:hAnsi="微软雅黑" w:eastAsia="微软雅黑"/>
+                <w:sz w:val="20"/>
+              </w:rPr>
               <w:t>2026-04-25</w:t>
             </w:r>
           </w:p>
@@ -3974,8 +5567,17 @@
             <w:tcW w:type="dxa" w:w="1440"/>
           </w:tcPr>
           <w:p>
-            <w:r/>
-            <w:r>
+            <w:r>
+              <w:rPr>
+                <w:rFonts w:ascii="微软雅黑" w:hAnsi="微软雅黑" w:eastAsia="微软雅黑"/>
+                <w:sz w:val="20"/>
+              </w:rPr>
+            </w:r>
+            <w:r>
+              <w:rPr>
+                <w:rFonts w:ascii="微软雅黑" w:hAnsi="微软雅黑" w:eastAsia="微软雅黑"/>
+                <w:sz w:val="20"/>
+              </w:rPr>
               <w:t>BA:03:A0:63:0E:10</w:t>
             </w:r>
           </w:p>
@@ -3985,30 +5587,29 @@
     <w:p/>
     <w:p>
       <w:pPr>
-        <w:spacing w:before="80" w:after="80"/>
-        <w:ind w:left="567"/>
+        <w:spacing w:before="80" w:after="80" w:line="336" w:lineRule="auto"/>
+        <w:ind w:left="454"/>
         <w:pBdr>
           <w:left w:val="single" w:sz="12" w:space="8" w:color="1A478A"/>
         </w:pBdr>
       </w:pPr>
       <w:r>
         <w:rPr>
-          <w:i/>
-          <w:color w:val="666666"/>
+          <w:rFonts w:ascii="微软雅黑" w:hAnsi="微软雅黑" w:eastAsia="微软雅黑"/>
         </w:rPr>
         <w:t>说明：患者ID 为系统编码，不含可识别个人身份的信息；设备编号为设备唯一标识，不指向个人。</w:t>
       </w:r>
     </w:p>
     <w:p>
       <w:pPr>
-        <w:spacing w:before="120" w:after="120"/>
+        <w:spacing w:before="160" w:after="160"/>
       </w:pPr>
       <w:r>
         <w:rPr>
-          <w:color w:val="CCCCCC"/>
+          <w:color w:val="BBBBBB"/>
           <w:sz w:val="16"/>
         </w:rPr>
-        <w:t>────────────────────────────────────────────────────────────</w:t>
+        <w:t>──────────────────────────────────────────────────────────</w:t>
       </w:r>
     </w:p>
     <w:p>
@@ -4017,8 +5618,9 @@
       </w:pPr>
       <w:r>
         <w:rPr>
+          <w:rFonts w:ascii="微软雅黑" w:hAnsi="微软雅黑" w:eastAsia="微软雅黑"/>
           <w:color w:val="1A478A"/>
-          <w:sz w:val="32"/>
+          <w:sz w:val="30"/>
         </w:rPr>
         <w:t>五、提交前最终自检清单</w:t>
       </w:r>
@@ -4027,9 +5629,11 @@
       <w:pPr>
         <w:pStyle w:val="ListBullet"/>
         <w:spacing w:after="60"/>
-        <w:ind w:left="567"/>
       </w:pPr>
       <w:r>
+        <w:rPr>
+          <w:rFonts w:ascii="微软雅黑" w:hAnsi="微软雅黑" w:eastAsia="微软雅黑"/>
+        </w:rPr>
         <w:t>[ ] 数据名称中的数量与平台"数量/规模"栏保持一致（逾 32 万条）</w:t>
       </w:r>
     </w:p>
@@ -4037,9 +5641,11 @@
       <w:pPr>
         <w:pStyle w:val="ListBullet"/>
         <w:spacing w:after="60"/>
-        <w:ind w:left="567"/>
       </w:pPr>
       <w:r>
+        <w:rPr>
+          <w:rFonts w:ascii="微软雅黑" w:hAnsi="微软雅黑" w:eastAsia="微软雅黑"/>
+        </w:rPr>
         <w:t>[ ] 数据概述中各分项数字与技术同事提供的清单一致</w:t>
       </w:r>
     </w:p>
@@ -4047,9 +5653,11 @@
       <w:pPr>
         <w:pStyle w:val="ListBullet"/>
         <w:spacing w:after="60"/>
-        <w:ind w:left="567"/>
       </w:pPr>
       <w:r>
+        <w:rPr>
+          <w:rFonts w:ascii="微软雅黑" w:hAnsi="微软雅黑" w:eastAsia="微软雅黑"/>
+        </w:rPr>
         <w:t>[ ] 病种清单已按实际全部病种填写（不笼统写"盆底"）</w:t>
       </w:r>
     </w:p>
@@ -4057,9 +5665,11 @@
       <w:pPr>
         <w:pStyle w:val="ListBullet"/>
         <w:spacing w:after="60"/>
-        <w:ind w:left="567"/>
       </w:pPr>
       <w:r>
+        <w:rPr>
+          <w:rFonts w:ascii="微软雅黑" w:hAnsi="微软雅黑" w:eastAsia="微软雅黑"/>
+        </w:rPr>
         <w:t>[ ] 数据来源栏未出现任何合作医院名称、患者姓名、医生姓名</w:t>
       </w:r>
     </w:p>
@@ -4067,9 +5677,11 @@
       <w:pPr>
         <w:pStyle w:val="ListBullet"/>
         <w:spacing w:after="60"/>
-        <w:ind w:left="567"/>
       </w:pPr>
       <w:r>
+        <w:rPr>
+          <w:rFonts w:ascii="微软雅黑" w:hAnsi="微软雅黑" w:eastAsia="微软雅黑"/>
+        </w:rPr>
         <w:t>[ ] 未出现疗效性表述（不写"治愈率""有效率"等）</w:t>
       </w:r>
     </w:p>
@@ -4077,9 +5689,11 @@
       <w:pPr>
         <w:pStyle w:val="ListBullet"/>
         <w:spacing w:after="60"/>
-        <w:ind w:left="567"/>
       </w:pPr>
       <w:r>
+        <w:rPr>
+          <w:rFonts w:ascii="微软雅黑" w:hAnsi="微软雅黑" w:eastAsia="微软雅黑"/>
+        </w:rPr>
         <w:t>[ ] 未出现设备注册证号以外的资质性承诺（如涉及器械证件，仅作技术来源说明）</w:t>
       </w:r>
     </w:p>
@@ -4087,9 +5701,11 @@
       <w:pPr>
         <w:pStyle w:val="ListBullet"/>
         <w:spacing w:after="60"/>
-        <w:ind w:left="567"/>
       </w:pPr>
       <w:r>
+        <w:rPr>
+          <w:rFonts w:ascii="微软雅黑" w:hAnsi="微软雅黑" w:eastAsia="微软雅黑"/>
+        </w:rPr>
         <w:t>[ ] 时间跨度统一写"2022年11月至今"</w:t>
       </w:r>
     </w:p>
@@ -4097,36 +5713,37 @@
       <w:pPr>
         <w:pStyle w:val="ListBullet"/>
         <w:spacing w:after="60"/>
-        <w:ind w:left="567"/>
       </w:pPr>
       <w:r>
+        <w:rPr>
+          <w:rFonts w:ascii="微软雅黑" w:hAnsi="微软雅黑" w:eastAsia="微软雅黑"/>
+        </w:rPr>
         <w:t>[ ] 所属行业、登记类型、公示周期与平台实际栏目对应</w:t>
       </w:r>
     </w:p>
     <w:p>
       <w:pPr>
-        <w:spacing w:before="120" w:after="120"/>
+        <w:spacing w:before="160" w:after="160"/>
       </w:pPr>
       <w:r>
         <w:rPr>
-          <w:color w:val="CCCCCC"/>
+          <w:color w:val="BBBBBB"/>
           <w:sz w:val="16"/>
         </w:rPr>
-        <w:t>────────────────────────────────────────────────────────────</w:t>
+        <w:t>──────────────────────────────────────────────────────────</w:t>
       </w:r>
     </w:p>
     <w:p>
       <w:pPr>
-        <w:spacing w:before="80" w:after="80"/>
-        <w:ind w:left="567"/>
+        <w:spacing w:before="80" w:after="80" w:line="336" w:lineRule="auto"/>
+        <w:ind w:left="454"/>
         <w:pBdr>
           <w:left w:val="single" w:sz="12" w:space="8" w:color="1A478A"/>
         </w:pBdr>
       </w:pPr>
       <w:r>
         <w:rPr>
-          <w:i/>
-          <w:color w:val="666666"/>
+          <w:rFonts w:ascii="微软雅黑" w:hAnsi="微软雅黑" w:eastAsia="微软雅黑"/>
         </w:rPr>
         <w:t>本稿由云端小鲸鱼依据技术同事提供的真实数据编制。数字口径以技术同事实测为准。</w:t>
       </w:r>
